--- a/docs/paper/ChargeShield-FL_DSN2027_paper_skeleton_IT.docx
+++ b/docs/paper/ChargeShield-FL_DSN2027_paper_skeleton_IT.docx
@@ -296,6 +296,21 @@
           <w:iCs w:val="false"/>
         </w:rPr>
         <w:t xml:space="preserve">La privacy differenziale per il FL segue il DP-FedAvg di McMahan et al. [3] (la nostra collocazione DP "central" — clipping lato client, una singola estrazione di rumore lato server sull'aggregato) e il Meccanismo Gaussiano fondazionale di Dwork et al. [6] e il DP-SGD di Abadi et al. [7]. Valutiamo inoltre due collocazioni di rumore per-client ("dp-fedavg" e "local") che sono più stringenti dell'Algoritmo 1 letterale di McMahan et al. e, per quanto ne sappiamo, non valutate insieme ad attacchi della forza di LiRA altrove in letteratura. FedProx [4] è alla base della nostra aggregazione FL con termine prossimale, che si riduce al FedAvg standard [3a] quando proximal_mu=0.0.</w:t>
+      </w:r>
+    </w:p>
+    <w:p>
+      <w:pPr>
+        <w:spacing w:after="160"/>
+        <w:jc w:val="both"/>
+      </w:pPr>
+      <w:r>
+        <w:rPr>
+          <w:b w:val="false"/>
+          <w:bCs w:val="false"/>
+          <w:i w:val="false"/>
+          <w:iCs w:val="false"/>
+        </w:rPr>
+        <w:t xml:space="preserve">Jayaraman e Evans [15] forniscono la misurazione empirica pregressa più vicina del divario tra la garanzia teorica della differential privacy (ε) e il leakage effettivamente estraibile da un attacco reale, mostrando che diverse nozioni di DP rilassate riducono il rumore necessario per un'utilità accettabile a un costo misurabile in maggiore leakage da membership inference — ma solo per training DP-SGD centralizzato su benchmark standard. Noi eseguiamo la stessa classe di misurazione in un contesto federato cross-silo: tre collocazioni DP concrete ("dp-fedavg", "central", "local") valutate contro una gerarchia di attacchi Yeom/Shadow/LiRA su client di ricarica EV reali e organizzativamente distinti (ACN-Data), anziché un singolo modello centralizzato su dati di benchmark standard. Dove le loro misurazioni rilevano effettivamente leakage nelle configurazioni testate, la nostra restituisce invece un risultato nullo — nessun leakage rilevabile da LiRA in nessuna collocazione o ε testato, DP assente inclusa — un esito più difficile da riportare responsabilmente, poiché un segnale assente è compatibile anche con uno strumento di misura poco sensibile, non solo con un rischio di privacy assente. Affrontiamo questo punto direttamente con il sanity-check a cinque assi e il controllo positivo tramite inserimento di canary del §6, che escludono un harness d'attacco poco sensibile come spiegazione del risultato nullo. Infine, il nostro ML Plane e il Privacy Auditor (§3) trasformano la domanda empirica centrale di Jayaraman e Evans — la garanzia teorica vale davvero in pratica? — in un livello di osservabilità permanente e riutilizzabile, disaccoppiato dal training loop, anziché uno script di misurazione una tantum: la stessa architettura che ha prodotto il risultato di questo paper può, senza modifiche, essere puntata su un attacco, un dataset o una configurazione DP diversi per porre di nuovo la stessa domanda.</w:t>
       </w:r>
     </w:p>
     <w:p>
@@ -2704,6 +2719,21 @@
           <w:iCs w:val="false"/>
         </w:rPr>
         <w:t xml:space="preserve">[14] O. A. Wahab, A. Mourad, H. Otrok, and T. Taleb, "Federated Machine Learning: Survey, Multi-Level Classification, Desirable Criteria and Future Directions in Communication and Networking Systems," IEEE Communications Surveys &amp; Tutorials, vol. 23, no. 2, pp. 1342–1397, 2021.</w:t>
+      </w:r>
+    </w:p>
+    <w:p>
+      <w:pPr>
+        <w:spacing w:after="160"/>
+        <w:jc w:val="both"/>
+      </w:pPr>
+      <w:r>
+        <w:rPr>
+          <w:b w:val="false"/>
+          <w:bCs w:val="false"/>
+          <w:i w:val="false"/>
+          <w:iCs w:val="false"/>
+        </w:rPr>
+        <w:t xml:space="preserve">[15] B. Jayaraman and D. Evans, "Evaluating Differentially Private Machine Learning in Practice," USENIX Security, 2019.</w:t>
       </w:r>
     </w:p>
     <w:p>

--- a/docs/paper/ChargeShield-FL_DSN2027_paper_skeleton_IT.docx
+++ b/docs/paper/ChargeShield-FL_DSN2027_paper_skeleton_IT.docx
@@ -310,7 +310,7 @@
           <w:i w:val="false"/>
           <w:iCs w:val="false"/>
         </w:rPr>
-        <w:t xml:space="preserve">Jayaraman e Evans [15] forniscono la misurazione empirica pregressa più vicina del divario tra la garanzia teorica della differential privacy (ε) e il leakage effettivamente estraibile da un attacco reale, mostrando che diverse nozioni di DP rilassate riducono il rumore necessario per un'utilità accettabile a un costo misurabile in maggiore leakage da membership inference — ma solo per training DP-SGD centralizzato su benchmark standard. Noi eseguiamo la stessa classe di misurazione in un contesto federato cross-silo: tre collocazioni DP concrete ("dp-fedavg", "central", "local") valutate contro una gerarchia di attacchi Yeom/Shadow/LiRA su client di ricarica EV reali e organizzativamente distinti (ACN-Data), anziché un singolo modello centralizzato su dati di benchmark standard. Dove le loro misurazioni rilevano effettivamente leakage nelle configurazioni testate, la nostra restituisce invece un risultato nullo — nessun leakage rilevabile da LiRA in nessuna collocazione o ε testato, DP assente inclusa — un esito più difficile da riportare responsabilmente, poiché un segnale assente è compatibile anche con uno strumento di misura poco sensibile, non solo con un rischio di privacy assente. Affrontiamo questo punto direttamente con il sanity-check a cinque assi e il controllo positivo tramite inserimento di canary del §6, che escludono un harness d'attacco poco sensibile come spiegazione del risultato nullo. Infine, il nostro ML Plane e il Privacy Auditor (§3) trasformano la domanda empirica centrale di Jayaraman e Evans — la garanzia teorica vale davvero in pratica? — in un livello di osservabilità permanente e riutilizzabile, disaccoppiato dal training loop, anziché uno script di misurazione una tantum: la stessa architettura che ha prodotto il risultato di questo paper può, senza modifiche, essere puntata su un attacco, un dataset o una configurazione DP diversi per porre di nuovo la stessa domanda.</w:t>
+        <w:t xml:space="preserve">La differential privacy è definita per occultare se un singolo record abbia partecipato al training, mentre gli attacchi di inferenza di appartenenza sono definiti per rilevare esattamente questa presenza o assenza — un'opposizione concettuale diretta che Jayaraman e Evans [15] richiamano per motivare l'auditing empirico tramite MIA come test naturale per verificare se una garanzia DP valga davvero in pratica, anziché fidarsi solo del limite teorico. Forniscono inoltre la misurazione empirica pregressa più vicina del divario tra la garanzia teorica della differential privacy (ε) e il leakage effettivamente estraibile da un attacco reale, mostrando che diverse nozioni di DP rilassate riducono il rumore necessario per un'utilità accettabile a un costo misurabile in maggiore leakage da membership inference — ma solo per training DP-SGD centralizzato su benchmark standard. Noi eseguiamo la stessa classe di misurazione in un contesto federato cross-silo: tre collocazioni DP concrete ("dp-fedavg", "central", "local") valutate contro una gerarchia di attacchi Yeom/Shadow/LiRA su client di ricarica EV reali e organizzativamente distinti (ACN-Data), anziché un singolo modello centralizzato su dati di benchmark standard. Dove le loro misurazioni rilevano effettivamente leakage nelle configurazioni testate, la nostra restituisce invece un risultato nullo — nessun leakage rilevabile da LiRA in nessuna collocazione o ε testato, DP assente inclusa — un esito più difficile da riportare responsabilmente, poiché un segnale assente è compatibile anche con uno strumento di misura poco sensibile, non solo con un rischio di privacy assente. Affrontiamo questo punto direttamente con il sanity-check a cinque assi e il controllo positivo tramite inserimento di canary del §6, che escludono un harness d'attacco poco sensibile come spiegazione del risultato nullo. Infine, il nostro ML Plane e il Privacy Auditor (§3) trasformano la domanda empirica centrale di Jayaraman e Evans — la garanzia teorica vale davvero in pratica? — in un livello di osservabilità permanente e riutilizzabile, disaccoppiato dal training loop, anziché uno script di misurazione una tantum: la stessa architettura che ha prodotto il risultato di questo paper può, senza modifiche, essere puntata su un attacco, un dataset o una configurazione DP diversi per porre di nuovo la stessa domanda.</w:t>
       </w:r>
     </w:p>
     <w:p>

--- a/docs/paper/ChargeShield-FL_DSN2027_paper_skeleton_IT.docx
+++ b/docs/paper/ChargeShield-FL_DSN2027_paper_skeleton_IT.docx
@@ -619,7 +619,7 @@
           <w:i w:val="false"/>
           <w:iCs w:val="false"/>
         </w:rPr>
-        <w:t xml:space="preserve">Usiamo ACN-Data [10], l'unico dataset pubblicamente disponibile di sessioni di ricarica EV reali a questa scala, sui suoi tre siti reali (Caltech, 54 EVSE; JPL, 50 EVSE; Office 1, 8 EVSE) — un contesto Enterprise Cross-Silo FL [13], non un singolo dataset sinteticamente frammentato. Ogni client addestra un piccolo autoencoder (570 parametri: 6 → 16 → 8 → 4 → 8 → 16 → 6) su sei feature continue di sessione (energia erogata, potenza media, energia richiesta, finestra di disponibilità dichiarata, ora di connessione, durata della sessione) tramite FedAvg/FedProx.</w:t>
+        <w:t xml:space="preserve">Usiamo ACN-Data [10], l'unico dataset pubblicamente disponibile di sessioni di ricarica EV reali a questa scala, sui suoi tre siti reali (Caltech, 54 EVSE; JPL, 50 EVSE; Office 1, 8 EVSE) — un contesto Enterprise Cross-Silo FL [13], non un singolo dataset sinteticamente frammentato. Ogni client addestra un piccolo autoencoder (570 parametri: 6 → 16 → 8 → 4 → 8 → 16 → 6) su sei feature continue di sessione (energia erogata, potenza media, energia richiesta, finestra di disponibilità dichiarata, ora di connessione, durata della sessione) tramite FedAvg/FedProx. Ogni client si allena con Adam (learning rate 0.001, batch size 32) per 50 epoche locali per round FL, su 10 round per esperimento.</w:t>
       </w:r>
     </w:p>
     <w:p>
@@ -1223,7 +1223,7 @@
           <w:i w:val="false"/>
           <w:iCs w:val="false"/>
         </w:rPr>
-        <w:t xml:space="preserve">La campagna completa 5-seed × 10-configurazioni si è conclusa il 2026-09-08 (seed 42, 123, 456, 789, 1234; ~108 ore / 6.485 minuti wall-clock, esecuzione sequenziale). La Tabella 2 riporta, per ogni configurazione, la media dell'AUC-ROC LiRA composto su 5 seed indipendenti, il suo intervallo di confidenza bootstrap al 95% (10.000 ricampionamenti), e un test di significatività a due code contro il livello di caso (AUC = 0.5).</w:t>
+        <w:t xml:space="preserve">La campagna completa 5-seed × 10-configurazioni si è conclusa il 2026-09-08 (seed 42, 123, 456, 789, 1234; ~108 ore / 6.485 minuti wall-clock, esecuzione sequenziale). Ogni seed re-inizializza i pesi del modello, lo split train/holdout dei client e l'ordine di shuffling, ed ogni estrazione stocastica successiva (rumore DP, campionamento degli shadow model) tramite random.seed/numpy.random.seed/torch.manual_seed, cosicché le 5 esecuzioni per configurazione sono ripetizioni genuinamente indipendenti dello stesso esperimento — non 5 letture di un'unica esecuzione — la precondizione per l'analisi bootstrap/Wilcoxon che segue. La Tabella 2 riporta, per ogni configurazione, la media dell'AUC-ROC LiRA composto su 5 seed indipendenti, il suo intervallo di confidenza bootstrap al 95% (10.000 ricampionamenti), e un test di significatività a due code contro il livello di caso (AUC = 0.5).</w:t>
       </w:r>
     </w:p>
     <w:tbl>

--- a/docs/paper/ChargeShield-FL_DSN2027_paper_skeleton_IT.docx
+++ b/docs/paper/ChargeShield-FL_DSN2027_paper_skeleton_IT.docx
@@ -460,7 +460,7 @@
           <w:i w:val="false"/>
           <w:iCs w:val="false"/>
         </w:rPr>
-        <w:t xml:space="preserve">Valutiamo tre collocazioni del clipping degli aggiornamenti client e dell'aggiunta di rumore Gaussiano rispetto all'aggregazione FedAvg: dp-fedavg (clip + rumore per-client prima dell'aggregazione — il server osserva transitoriamente l'aggiornamento grezzo, esattamente ciò che LiRA è costruito per attaccare); central (solo clip lato client, una singola estrazione di rumore a livello di aggregato dopo il FedAvg — corrisponde letteralmente all'Algoritmo 1 di McMahan et al. [3]; i contributi dei singoli client non vengono mai rumorizzati); e local (clip + rumore per-client, con l'aggiornamento grezzo mai trasmesso o osservato dal server, nemmeno transitoriamente).</w:t>
+        <w:t xml:space="preserve">Valutiamo tre collocazioni del clipping degli aggiornamenti client e dell'aggiunta di rumore Gaussiano rispetto all'aggregazione FedAvg: dp-fedavg (clip + rumore per-client prima dell'aggregazione — il server osserva transitoriamente l'aggiornamento grezzo, esattamente ciò che LiRA è costruito per attaccare); central (solo clip lato client, una singola estrazione di rumore a livello di aggregato dopo il FedAvg — corrisponde letteralmente all'Algoritmo 1 di McMahan et al. [3]; i contributi dei singoli client non vengono mai rumorizzati); e local (clip + rumore per-client, con l'aggiornamento grezzo mai trasmesso o osservato dal server, nemmeno transitoriamente). Tutte e tre le collocazioni clippano e rumorizzano a granularità client: l'unità di protezione è il contributo per-round di un client nel suo insieme — la nozione che McMahan et al. [3] formalizzano come DP client-level — non DP-SGD per-esempio (Abadi et al. [7]), che limita invece l'influenza di un singolo record di training. LiRA punta esattamente a quella granularità più fine: chiede se una specifica sessione di ricarica, dentro il training set locale di un client, possa essere rilevata come membro. Nessuna delle nostre tre collocazioni è calibrata per limitare il contributo di un singolo record al training locale del suo client, quindi il clipping client-level non fornisce alcuna garanzia formale alla granularità che LiRA attacca davvero. Il nostro risultato è quindi una misura empirica di se un attaccante a livello di record trovi leakage rilevabile sotto una configurazione DP client-level, non un'affermazione che la DP client-level protegga formalmente le singole sessioni — lo stesso scarto tra garanzia teorica e superficie di attacco empirica che motiva la domanda centrale di questo paper (§1).</w:t>
       </w:r>
     </w:p>
     <w:p>
@@ -2337,7 +2337,7 @@
         <w:spacing w:after="90"/>
       </w:pPr>
       <w:r>
-        <w:t xml:space="preserve">Solo clipping del gradiente a soglia fissa; il confronto DP è tra collocazioni (dp-fedavg/central/local), non tra strategie di clipping — il clipping adattivo/basato su percentili è lavoro futuro.</w:t>
+        <w:t xml:space="preserve">Solo clipping del gradiente a soglia fissa; il confronto DP è tra collocazioni (dp-fedavg/central/local), non tra strategie di clipping — il clipping adattivo/basato su percentili è lavoro futuro. Solo clipping client-level (§3.4): nessuna delle tre collocazioni limita il contributo di un singolo record come fa DP-SGD per-esempio; implementare e valutare un vero DP-SGD per-esempio come quarta collocazione è lavoro futuro.</w:t>
       </w:r>
     </w:p>
     <w:p>

--- a/docs/paper/ChargeShield-FL_DSN2027_paper_skeleton_IT.docx
+++ b/docs/paper/ChargeShield-FL_DSN2027_paper_skeleton_IT.docx
@@ -310,7 +310,7 @@
           <w:i w:val="false"/>
           <w:iCs w:val="false"/>
         </w:rPr>
-        <w:t xml:space="preserve">La differential privacy è definita per occultare se un singolo record abbia partecipato al training, mentre gli attacchi di inferenza di appartenenza sono definiti per rilevare esattamente questa presenza o assenza — un'opposizione concettuale diretta che Jayaraman e Evans [15] richiamano per motivare l'auditing empirico tramite MIA come test naturale per verificare se una garanzia DP valga davvero in pratica, anziché fidarsi solo del limite teorico. Forniscono inoltre la misurazione empirica pregressa più vicina del divario tra la garanzia teorica della differential privacy (ε) e il leakage effettivamente estraibile da un attacco reale, mostrando che diverse nozioni di DP rilassate riducono il rumore necessario per un'utilità accettabile a un costo misurabile in maggiore leakage da membership inference — ma solo per training DP-SGD centralizzato su benchmark standard. Noi eseguiamo la stessa classe di misurazione in un contesto federato cross-silo: tre collocazioni DP concrete ("dp-fedavg", "central", "local") valutate contro una gerarchia di attacchi Yeom/Shadow/LiRA su client di ricarica EV reali e organizzativamente distinti (ACN-Data), anziché un singolo modello centralizzato su dati di benchmark standard. Dove le loro misurazioni rilevano effettivamente leakage nelle configurazioni testate, la nostra restituisce invece un risultato nullo — nessun leakage rilevabile da LiRA in nessuna collocazione o ε testato, DP assente inclusa — un esito più difficile da riportare responsabilmente, poiché un segnale assente è compatibile anche con uno strumento di misura poco sensibile, non solo con un rischio di privacy assente. Affrontiamo questo punto direttamente con il sanity-check a cinque assi e il controllo positivo tramite inserimento di canary del §6, che escludono un harness d'attacco poco sensibile come spiegazione del risultato nullo. Infine, il nostro ML Plane e il Privacy Auditor (§3) trasformano la domanda empirica centrale di Jayaraman e Evans — la garanzia teorica vale davvero in pratica? — in un livello di osservabilità permanente e riutilizzabile, disaccoppiato dal training loop, anziché uno script di misurazione una tantum: la stessa architettura che ha prodotto il risultato di questo paper può, senza modifiche, essere puntata su un attacco, un dataset o una configurazione DP diversi per porre di nuovo la stessa domanda.</w:t>
+        <w:t xml:space="preserve">La differential privacy è definita per occultare se un singolo record abbia partecipato al training, mentre gli attacchi di inferenza di appartenenza sono definiti per rilevare esattamente questa presenza o assenza — un'opposizione concettuale diretta che Jayaraman e Evans [15] richiamano per motivare l'auditing empirico tramite MIA come test naturale per verificare se una garanzia DP valga davvero in pratica, anziché fidarsi solo del limite teorico. Forniscono inoltre la misurazione empirica pregressa più vicina del divario tra la garanzia teorica della differential privacy (ε) e il leakage effettivamente estraibile da un attacco reale, mostrando che diverse nozioni di DP rilassate riducono il rumore necessario per un'utilità accettabile a un costo misurabile in maggiore leakage da membership inference — concretamente, la Differential Privacy di Rényi (RDP) eguaglia l'utilità della composizione naive con un budget 50× più stretto (53% di perdita di accuratezza a ε=10 contro ε=500 per la stessa perdita sotto composizione naive) su un benchmark di classificazione a rete neurale, eppure un attaccante white-box di membership inference raggiunge comunque un vantaggio di 0.399 contro il modello allenato con RDP a ε=1000 — ma solo per training DP-SGD centralizzato su benchmark standard. Noi eseguiamo la stessa classe di misurazione in un contesto federato cross-silo: tre collocazioni DP concrete ("dp-fedavg", "central", "local") valutate contro una gerarchia di attacchi Yeom/Shadow/LiRA su client di ricarica EV reali e organizzativamente distinti (ACN-Data), anziché un singolo modello centralizzato su dati di benchmark standard. Dove le loro misurazioni rilevano effettivamente leakage nelle configurazioni testate, la nostra restituisce invece un risultato nullo — nessun leakage rilevabile da LiRA in nessuna collocazione o ε testato, DP assente inclusa — un esito più difficile da riportare responsabilmente, poiché un segnale assente è compatibile anche con uno strumento di misura poco sensibile, non solo con un rischio di privacy assente. Affrontiamo questo punto direttamente con il sanity-check a cinque assi e il controllo positivo tramite inserimento di canary del §6, che escludono un harness d'attacco poco sensibile come spiegazione del risultato nullo. Infine, il nostro ML Plane e il Privacy Auditor (§3) trasformano la domanda empirica centrale di Jayaraman e Evans — la garanzia teorica vale davvero in pratica? — in un livello di osservabilità permanente e riutilizzabile, disaccoppiato dal training loop, anziché uno script di misurazione una tantum: la stessa architettura che ha prodotto il risultato di questo paper può, senza modifiche, essere puntata su un attacco, un dataset o una configurazione DP diversi per porre di nuovo la stessa domanda.</w:t>
       </w:r>
     </w:p>
     <w:p>
@@ -460,7 +460,7 @@
           <w:i w:val="false"/>
           <w:iCs w:val="false"/>
         </w:rPr>
-        <w:t xml:space="preserve">Valutiamo tre collocazioni del clipping degli aggiornamenti client e dell'aggiunta di rumore Gaussiano rispetto all'aggregazione FedAvg: dp-fedavg (clip + rumore per-client prima dell'aggregazione — il server osserva transitoriamente l'aggiornamento grezzo, esattamente ciò che LiRA è costruito per attaccare); central (solo clip lato client, una singola estrazione di rumore a livello di aggregato dopo il FedAvg — corrisponde letteralmente all'Algoritmo 1 di McMahan et al. [3]; i contributi dei singoli client non vengono mai rumorizzati); e local (clip + rumore per-client, con l'aggiornamento grezzo mai trasmesso o osservato dal server, nemmeno transitoriamente). Tutte e tre le collocazioni clippano e rumorizzano a granularità client: l'unità di protezione è il contributo per-round di un client nel suo insieme — la nozione che McMahan et al. [3] formalizzano come DP client-level — non DP-SGD per-esempio (Abadi et al. [7]), che limita invece l'influenza di un singolo record di training. LiRA punta esattamente a quella granularità più fine: chiede se una specifica sessione di ricarica, dentro il training set locale di un client, possa essere rilevata come membro. Nessuna delle nostre tre collocazioni è calibrata per limitare il contributo di un singolo record al training locale del suo client, quindi il clipping client-level non fornisce alcuna garanzia formale alla granularità che LiRA attacca davvero. Il nostro risultato è quindi una misura empirica di se un attaccante a livello di record trovi leakage rilevabile sotto una configurazione DP client-level, non un'affermazione che la DP client-level protegga formalmente le singole sessioni — lo stesso scarto tra garanzia teorica e superficie di attacco empirica che motiva la domanda centrale di questo paper (§1).</w:t>
+        <w:t xml:space="preserve">Valutiamo tre collocazioni del clipping degli aggiornamenti client e dell'aggiunta di rumore Gaussiano rispetto all'aggregazione FedAvg: dp-fedavg (clip + rumore per-client prima dell'aggregazione — il server osserva transitoriamente l'aggiornamento grezzo, esattamente ciò che LiRA è costruito per attaccare); central (solo clip lato client, una singola estrazione di rumore a livello di aggregato dopo il FedAvg — corrisponde letteralmente all'Algoritmo 1 di McMahan et al. [3]; i contributi dei singoli client non vengono mai rumorizzati); e local (clip + rumore per-client, con l'aggiornamento grezzo mai trasmesso o osservato dal server, nemmeno transitoriamente). Il nostro conteggio della composizione attraverso i round FL è naive, non basato su RDP (§9); il divario che Jayaraman ed Evans documentano tra composizione naive e composizione più stretta è esattamente il motivo per cui il nostro budget di privacy multi-round riportato va letto come un limite superiore conservativo, non una garanzia stretta. Tutte e tre le collocazioni clippano e rumorizzano a granularità client: l'unità di protezione è il contributo per-round di un client nel suo insieme — la nozione che McMahan et al. [3] formalizzano come DP client-level — non DP-SGD per-esempio (Abadi et al. [7]), che limita invece l'influenza di un singolo record di training. LiRA punta esattamente a quella granularità più fine: chiede se una specifica sessione di ricarica, dentro il training set locale di un client, possa essere rilevata come membro. Nessuna delle nostre tre collocazioni è calibrata per limitare il contributo di un singolo record al training locale del suo client, quindi il clipping client-level non fornisce alcuna garanzia formale alla granularità che LiRA attacca davvero. Il nostro risultato è quindi una misura empirica di se un attaccante a livello di record trovi leakage rilevabile sotto una configurazione DP client-level, non un'affermazione che la DP client-level protegga formalmente le singole sessioni — lo stesso scarto tra garanzia teorica e superficie di attacco empirica che motiva la domanda centrale di questo paper (§1).</w:t>
       </w:r>
     </w:p>
     <w:p>
@@ -2272,7 +2272,7 @@
           <w:i w:val="false"/>
           <w:iCs w:val="false"/>
         </w:rPr>
-        <w:t xml:space="preserve">Dichiariamo otto limitazioni esplicitamente piuttosto che lasciare che un revisore le scopra:</w:t>
+        <w:t xml:space="preserve">Dichiariamo nove limitazioni esplicitamente piuttosto che lasciare che un revisore le scopra:</w:t>
       </w:r>
     </w:p>
     <w:p>
@@ -2376,7 +2376,7 @@
         <w:spacing w:after="90"/>
       </w:pPr>
       <w:r>
-        <w:t xml:space="preserve">I risultati sono validati su ACN-Data reale sia in simulazione che in un deployment reale; la campagna bootstrap completa 5-seed × 10-configurazioni (§7) è completa, incluse le due configurazioni (central/local, ε=0.5) mancanti dalla precedente campagna a 8 configurazioni. Un vero test di Wilcoxon a rango con segno è stato eseguito su una macchina con scipy: nessuno dei 10 gruppi di configurazione mostra un AUC significativamente diverso da 0.5 (p compreso tra 0.3125–1.0000, tutti ben sopra 0.05). Due bug reali di conflazione dei dati sono stati trovati e corretti durante questo processo: primo (2026-09-04), il gruppo "baseline no-DP" aveva silenziosamente incluso file di un esperimento di robustezza non correlato (split train/holdout entity-aware) insieme ai propri seed reali, gonfiando n da 5 a 10; secondo (2026-09-08), i rilanci della campagna stessa — che riutilizzavano gli stessi 5 seed per aggiungere metriche precedentemente mancanti piuttosto che per aggiungere potenza statistica — venivano contati come osservazioni indipendenti aggiuntive invece che come sostituzioni, gonfiando n a 10 o 15 a seconda della configurazione, e per "central" in particolare mescolando dati pre-fix (prima di una correzione di sensibilità DP, vedi §3.4) con dati corretti post-fix. Entrambi sono stati corretti tramite deduplicazione per (configurazione, seed), mantenendo solo il file più recente per ogni seed; tutti e 10 i gruppi ora mostrano correttamente n=5. Il TPR@low-FPR è presente in ogni file di risultato di questa campagna finale (il campo è stato implementato dopo che la precedente campagna a 8 configurazioni, ora superata, era già iniziata, motivo per cui quel run non lo aveva), ed è stato ora testato con bootstrap/Wilcoxon a FPR ∈ {0.1%, 1%, 5%} (§7) seguendo l'argomento di Carlini et al. [2] secondo cui l'AUC-ROC può nascondere un segnale a basso FPR, con lo stesso risultato nullo dell'analisi AUC-ROC.</w:t>
+        <w:t xml:space="preserve">La composizione attraverso i round FL è naive (ε_totale = ε_per_round × round), non Rényi DP (RDP) o zCDP — un divario reale: Jayaraman ed Evans [15] mostrano che la composizione naive richiede 50× il budget che serve a RDP per un'utilità equivalente su un compito comparabile (§2), quindi il nostro ε multi-round riportato è un limite superiore conservativo (largo), non una garanzia stretta. Questo non influisce sulle misurazioni MIA in sé, che sono empiriche e indipendenti dal limite di composizione usato per dichiarare il budget teorico. Un limite di composizione avanzata in forma chiusa (Dwork e Roth [6]), o un accountant RDP specifico per il meccanismo Gaussiano, stringerebbero questo numero senza richiedere una libreria esterna completa di DP-accounting; nessuno dei due è implementato qui — lavoro futuro. I risultati sono validati su ACN-Data reale sia in simulazione che in un deployment reale; la campagna bootstrap completa 5-seed × 10-configurazioni (§7) è completa, incluse le due configurazioni (central/local, ε=0.5) mancanti dalla precedente campagna a 8 configurazioni. Un vero test di Wilcoxon a rango con segno è stato eseguito su una macchina con scipy: nessuno dei 10 gruppi di configurazione mostra un AUC significativamente diverso da 0.5 (p compreso tra 0.3125–1.0000, tutti ben sopra 0.05). Due bug reali di conflazione dei dati sono stati trovati e corretti durante questo processo: primo (2026-09-04), il gruppo "baseline no-DP" aveva silenziosamente incluso file di un esperimento di robustezza non correlato (split train/holdout entity-aware) insieme ai propri seed reali, gonfiando n da 5 a 10; secondo (2026-09-08), i rilanci della campagna stessa — che riutilizzavano gli stessi 5 seed per aggiungere metriche precedentemente mancanti piuttosto che per aggiungere potenza statistica — venivano contati come osservazioni indipendenti aggiuntive invece che come sostituzioni, gonfiando n a 10 o 15 a seconda della configurazione, e per "central" in particolare mescolando dati pre-fix (prima di una correzione di sensibilità DP, vedi §3.4) con dati corretti post-fix. Entrambi sono stati corretti tramite deduplicazione per (configurazione, seed), mantenendo solo il file più recente per ogni seed; tutti e 10 i gruppi ora mostrano correttamente n=5. Il TPR@low-FPR è presente in ogni file di risultato di questa campagna finale (il campo è stato implementato dopo che la precedente campagna a 8 configurazioni, ora superata, era già iniziata, motivo per cui quel run non lo aveva), ed è stato ora testato con bootstrap/Wilcoxon a FPR ∈ {0.1%, 1%, 5%} (§7) seguendo l'argomento di Carlini et al. [2] secondo cui l'AUC-ROC può nascondere un segnale a basso FPR, con lo stesso risultato nullo dell'analisi AUC-ROC.</w:t>
       </w:r>
     </w:p>
     <w:p>

--- a/docs/paper/ChargeShield-FL_DSN2027_paper_skeleton_IT.docx
+++ b/docs/paper/ChargeShield-FL_DSN2027_paper_skeleton_IT.docx
@@ -2376,7 +2376,7 @@
         <w:spacing w:after="90"/>
       </w:pPr>
       <w:r>
-        <w:t xml:space="preserve">La composizione attraverso i round FL è naive (ε_totale = ε_per_round × round), non Rényi DP (RDP) o zCDP — un divario reale: Jayaraman ed Evans [15] mostrano che la composizione naive richiede 50× il budget che serve a RDP per un'utilità equivalente su un compito comparabile (§2), quindi il nostro ε multi-round riportato è un limite superiore conservativo (largo), non una garanzia stretta. Questo non influisce sulle misurazioni MIA in sé, che sono empiriche e indipendenti dal limite di composizione usato per dichiarare il budget teorico. Un limite di composizione avanzata in forma chiusa (Dwork e Roth [6]), o un accountant RDP specifico per il meccanismo Gaussiano, stringerebbero questo numero senza richiedere una libreria esterna completa di DP-accounting; nessuno dei due è implementato qui — lavoro futuro. I risultati sono validati su ACN-Data reale sia in simulazione che in un deployment reale; la campagna bootstrap completa 5-seed × 10-configurazioni (§7) è completa, incluse le due configurazioni (central/local, ε=0.5) mancanti dalla precedente campagna a 8 configurazioni. Un vero test di Wilcoxon a rango con segno è stato eseguito su una macchina con scipy: nessuno dei 10 gruppi di configurazione mostra un AUC significativamente diverso da 0.5 (p compreso tra 0.3125–1.0000, tutti ben sopra 0.05). Due bug reali di conflazione dei dati sono stati trovati e corretti durante questo processo: primo (2026-09-04), il gruppo "baseline no-DP" aveva silenziosamente incluso file di un esperimento di robustezza non correlato (split train/holdout entity-aware) insieme ai propri seed reali, gonfiando n da 5 a 10; secondo (2026-09-08), i rilanci della campagna stessa — che riutilizzavano gli stessi 5 seed per aggiungere metriche precedentemente mancanti piuttosto che per aggiungere potenza statistica — venivano contati come osservazioni indipendenti aggiuntive invece che come sostituzioni, gonfiando n a 10 o 15 a seconda della configurazione, e per "central" in particolare mescolando dati pre-fix (prima di una correzione di sensibilità DP, vedi §3.4) con dati corretti post-fix. Entrambi sono stati corretti tramite deduplicazione per (configurazione, seed), mantenendo solo il file più recente per ogni seed; tutti e 10 i gruppi ora mostrano correttamente n=5. Il TPR@low-FPR è presente in ogni file di risultato di questa campagna finale (il campo è stato implementato dopo che la precedente campagna a 8 configurazioni, ora superata, era già iniziata, motivo per cui quel run non lo aveva), ed è stato ora testato con bootstrap/Wilcoxon a FPR ∈ {0.1%, 1%, 5%} (§7) seguendo l'argomento di Carlini et al. [2] secondo cui l'AUC-ROC può nascondere un segnale a basso FPR, con lo stesso risultato nullo dell'analisi AUC-ROC.</w:t>
+        <w:t xml:space="preserve">La composizione attraverso i round FL è naive (ε_totale = ε_per_round × round), non Rényi DP (RDP) o zCDP — un divario reale: Jayaraman ed Evans [15] mostrano che la composizione naive richiede 50× il budget che serve a RDP per un'utilità equivalente su un compito comparabile (§2), quindi il nostro ε multi-round riportato è un limite superiore conservativo (largo), non una garanzia stretta. Questo non influisce sulle misurazioni MIA in sé, che sono empiriche e indipendenti dal limite di composizione usato per dichiarare il budget teorico. Abbiamo inoltre implementato il limite di composizione avanzata in forma chiusa (Dwork e Roth [6], Teorema 3.20) e lo abbiamo calcolato per ogni esperimento già completato (epsilon_cumulative_advanced, scripts/compute_advanced_composition.py): ai T=10 round usati in tutta questa campagna, non è mai più stretto del limite naive sopra — la composizione avanzata è un miglioramento asintotico large-round/small-ε che richiede molti più round di quanti ne usiamo (analiticamente: ≥29 round a ε=0.1, ≥187 a ε=0.5, e mai a ε=1.0, poiché ε ≥ ln(2)≈0.693 esclude qualunque crossover a un numero finito di round). Un accountant RDP specifico per il meccanismo Gaussiano resta la via più promettente verso un numero più stretto e non è implementato — lavoro futuro. I risultati sono validati su ACN-Data reale sia in simulazione che in un deployment reale; la campagna bootstrap completa 5-seed × 10-configurazioni (§7) è completa, incluse le due configurazioni (central/local, ε=0.5) mancanti dalla precedente campagna a 8 configurazioni. Un vero test di Wilcoxon a rango con segno è stato eseguito su una macchina con scipy: nessuno dei 10 gruppi di configurazione mostra un AUC significativamente diverso da 0.5 (p compreso tra 0.3125–1.0000, tutti ben sopra 0.05). Due bug reali di conflazione dei dati sono stati trovati e corretti durante questo processo: primo (2026-09-04), il gruppo "baseline no-DP" aveva silenziosamente incluso file di un esperimento di robustezza non correlato (split train/holdout entity-aware) insieme ai propri seed reali, gonfiando n da 5 a 10; secondo (2026-09-08), i rilanci della campagna stessa — che riutilizzavano gli stessi 5 seed per aggiungere metriche precedentemente mancanti piuttosto che per aggiungere potenza statistica — venivano contati come osservazioni indipendenti aggiuntive invece che come sostituzioni, gonfiando n a 10 o 15 a seconda della configurazione, e per "central" in particolare mescolando dati pre-fix (prima di una correzione di sensibilità DP, vedi §3.4) con dati corretti post-fix. Entrambi sono stati corretti tramite deduplicazione per (configurazione, seed), mantenendo solo il file più recente per ogni seed; tutti e 10 i gruppi ora mostrano correttamente n=5. Il TPR@low-FPR è presente in ogni file di risultato di questa campagna finale (il campo è stato implementato dopo che la precedente campagna a 8 configurazioni, ora superata, era già iniziata, motivo per cui quel run non lo aveva), ed è stato ora testato con bootstrap/Wilcoxon a FPR ∈ {0.1%, 1%, 5%} (§7) seguendo l'argomento di Carlini et al. [2] secondo cui l'AUC-ROC può nascondere un segnale a basso FPR, con lo stesso risultato nullo dell'analisi AUC-ROC.</w:t>
       </w:r>
     </w:p>
     <w:p>

--- a/docs/paper/ChargeShield-FL_DSN2027_paper_skeleton_IT.docx
+++ b/docs/paper/ChargeShield-FL_DSN2027_paper_skeleton_IT.docx
@@ -310,7 +310,7 @@
           <w:i w:val="false"/>
           <w:iCs w:val="false"/>
         </w:rPr>
-        <w:t xml:space="preserve">La differential privacy è definita per occultare se un singolo record abbia partecipato al training, mentre gli attacchi di inferenza di appartenenza sono definiti per rilevare esattamente questa presenza o assenza — un'opposizione concettuale diretta che Jayaraman e Evans [15] richiamano per motivare l'auditing empirico tramite MIA come test naturale per verificare se una garanzia DP valga davvero in pratica, anziché fidarsi solo del limite teorico. Forniscono inoltre la misurazione empirica pregressa più vicina del divario tra la garanzia teorica della differential privacy (ε) e il leakage effettivamente estraibile da un attacco reale, mostrando che diverse nozioni di DP rilassate riducono il rumore necessario per un'utilità accettabile a un costo misurabile in maggiore leakage da membership inference — concretamente, la Differential Privacy di Rényi (RDP) eguaglia l'utilità della composizione naive con un budget 50× più stretto (53% di perdita di accuratezza a ε=10 contro ε=500 per la stessa perdita sotto composizione naive) su un benchmark di classificazione a rete neurale, eppure un attaccante white-box di membership inference raggiunge comunque un vantaggio di 0.399 contro il modello allenato con RDP a ε=1000 — ma solo per training DP-SGD centralizzato su benchmark standard. Noi eseguiamo la stessa classe di misurazione in un contesto federato cross-silo: tre collocazioni DP concrete ("dp-fedavg", "central", "local") valutate contro una gerarchia di attacchi Yeom/Shadow/LiRA su client di ricarica EV reali e organizzativamente distinti (ACN-Data), anziché un singolo modello centralizzato su dati di benchmark standard. Dove le loro misurazioni rilevano effettivamente leakage nelle configurazioni testate, la nostra restituisce invece un risultato nullo — nessun leakage rilevabile da LiRA in nessuna collocazione o ε testato, DP assente inclusa — un esito più difficile da riportare responsabilmente, poiché un segnale assente è compatibile anche con uno strumento di misura poco sensibile, non solo con un rischio di privacy assente. Affrontiamo questo punto direttamente con il sanity-check a cinque assi e il controllo positivo tramite inserimento di canary del §6, che escludono un harness d'attacco poco sensibile come spiegazione del risultato nullo. Infine, il nostro ML Plane e il Privacy Auditor (§3) trasformano la domanda empirica centrale di Jayaraman e Evans — la garanzia teorica vale davvero in pratica? — in un livello di osservabilità permanente e riutilizzabile, disaccoppiato dal training loop, anziché uno script di misurazione una tantum: la stessa architettura che ha prodotto il risultato di questo paper può, senza modifiche, essere puntata su un attacco, un dataset o una configurazione DP diversi per porre di nuovo la stessa domanda.</w:t>
+        <w:t xml:space="preserve">La differential privacy è definita per occultare se un singolo record abbia partecipato al training, mentre gli attacchi di inferenza di appartenenza sono definiti per rilevare esattamente questa presenza o assenza — un'opposizione concettuale diretta che Jayaraman e Evans [15] richiamano per motivare l'auditing empirico tramite MIA come test naturale per verificare se una garanzia DP valga davvero in pratica, anziché fidarsi solo del limite teorico. Forniscono inoltre la misurazione empirica pregressa più vicina del divario tra la garanzia teorica della differential privacy (ε) e il leakage effettivamente estraibile da un attacco reale, mostrando che diverse nozioni di DP rilassate riducono il rumore necessario per un'utilità accettabile a un costo misurabile in maggiore leakage da membership inference — concretamente, la Differential Privacy di Rényi (RDP) eguaglia l'utilità della composizione naive con un budget 50× più stretto (53% di perdita di accuratezza a ε=10 contro ε=500 per la stessa perdita sotto composizione naive) su un benchmark di classificazione a rete neurale, eppure un attaccante white-box di membership inference raggiunge comunque un vantaggio di 0.399 contro il modello allenato con RDP a ε=1000 — ma solo per training DP-SGD centralizzato su benchmark standard. Il costo della composizione naive che questo divario descrive può essere estremo in pratica: Rahman et al. [16] osservano che il meccanismo SGD distribuito di Shokri e Shmatikov, che perturba i gradienti per-parametro, fornisce solo ε&gt;2 per parametro e — composto naivamente su circa 300.000 parametri — un ε totale che supera 600.000, il che secondo gli autori non fornisce alcuna garanzia di privacy significativa. Noi eseguiamo la stessa classe di misurazione in un contesto federato cross-silo: tre collocazioni DP concrete ("dp-fedavg", "central", "local") valutate contro una gerarchia di attacchi Yeom/Shadow/LiRA su client di ricarica EV reali e organizzativamente distinti (ACN-Data), anziché un singolo modello centralizzato su dati di benchmark standard. Dove le loro misurazioni rilevano effettivamente leakage nelle configurazioni testate, la nostra restituisce invece un risultato nullo — nessun leakage rilevabile da LiRA in nessuna collocazione o ε testato, DP assente inclusa — un esito più difficile da riportare responsabilmente, poiché un segnale assente è compatibile anche con uno strumento di misura poco sensibile, non solo con un rischio di privacy assente. Affrontiamo questo punto direttamente con il sanity-check a cinque assi e il controllo positivo tramite inserimento di canary del §6, che escludono un harness d'attacco poco sensibile come spiegazione del risultato nullo. Infine, il nostro ML Plane e il Privacy Auditor (§3) trasformano la domanda empirica centrale di Jayaraman e Evans — la garanzia teorica vale davvero in pratica? — in un livello di osservabilità permanente e riutilizzabile, disaccoppiato dal training loop, anziché uno script di misurazione una tantum: la stessa architettura che ha prodotto il risultato di questo paper può, senza modifiche, essere puntata su un attacco, un dataset o una configurazione DP diversi per porre di nuovo la stessa domanda.</w:t>
       </w:r>
     </w:p>
     <w:p>
@@ -2734,6 +2734,21 @@
           <w:iCs w:val="false"/>
         </w:rPr>
         <w:t xml:space="preserve">[15] B. Jayaraman and D. Evans, "Evaluating Differentially Private Machine Learning in Practice," USENIX Security, 2019.</w:t>
+      </w:r>
+    </w:p>
+    <w:p>
+      <w:pPr>
+        <w:spacing w:after="160"/>
+        <w:jc w:val="both"/>
+      </w:pPr>
+      <w:r>
+        <w:rPr>
+          <w:b w:val="false"/>
+          <w:bCs w:val="false"/>
+          <w:i w:val="false"/>
+          <w:iCs w:val="false"/>
+        </w:rPr>
+        <w:t xml:space="preserve">[16] M. A. Rahman, T. Rahman, R. Laganière, N. Mohammed, and Y. Wang, "Membership Inference Attack against Differentially Private Deep Learning Model," Transactions on Data Privacy, vol. 11, no. 1, pp. 61–79, 2018.</w:t>
       </w:r>
     </w:p>
     <w:p>

--- a/docs/paper/ChargeShield-FL_DSN2027_paper_skeleton_IT.docx
+++ b/docs/paper/ChargeShield-FL_DSN2027_paper_skeleton_IT.docx
@@ -310,7 +310,7 @@
           <w:i w:val="false"/>
           <w:iCs w:val="false"/>
         </w:rPr>
-        <w:t xml:space="preserve">La differential privacy è definita per occultare se un singolo record abbia partecipato al training, mentre gli attacchi di inferenza di appartenenza sono definiti per rilevare esattamente questa presenza o assenza — un'opposizione concettuale diretta che Jayaraman e Evans [15] richiamano per motivare l'auditing empirico tramite MIA come test naturale per verificare se una garanzia DP valga davvero in pratica, anziché fidarsi solo del limite teorico. Forniscono inoltre la misurazione empirica pregressa più vicina del divario tra la garanzia teorica della differential privacy (ε) e il leakage effettivamente estraibile da un attacco reale, mostrando che diverse nozioni di DP rilassate riducono il rumore necessario per un'utilità accettabile a un costo misurabile in maggiore leakage da membership inference — concretamente, la Differential Privacy di Rényi (RDP) eguaglia l'utilità della composizione naive con un budget 50× più stretto (53% di perdita di accuratezza a ε=10 contro ε=500 per la stessa perdita sotto composizione naive) su un benchmark di classificazione a rete neurale, eppure un attaccante white-box di membership inference raggiunge comunque un vantaggio di 0.399 contro il modello allenato con RDP a ε=1000 — ma solo per training DP-SGD centralizzato su benchmark standard. Il costo della composizione naive che questo divario descrive può essere estremo in pratica: Rahman et al. [16] osservano che il meccanismo SGD distribuito di Shokri e Shmatikov, che perturba i gradienti per-parametro, fornisce solo ε&gt;2 per parametro e — composto naivamente su circa 300.000 parametri — un ε totale che supera 600.000, il che secondo gli autori non fornisce alcuna garanzia di privacy significativa. Noi eseguiamo la stessa classe di misurazione in un contesto federato cross-silo: tre collocazioni DP concrete ("dp-fedavg", "central", "local") valutate contro una gerarchia di attacchi Yeom/Shadow/LiRA su client di ricarica EV reali e organizzativamente distinti (ACN-Data), anziché un singolo modello centralizzato su dati di benchmark standard. Dove le loro misurazioni rilevano effettivamente leakage nelle configurazioni testate, la nostra restituisce invece un risultato nullo — nessun leakage rilevabile da LiRA in nessuna collocazione o ε testato, DP assente inclusa — un esito più difficile da riportare responsabilmente, poiché un segnale assente è compatibile anche con uno strumento di misura poco sensibile, non solo con un rischio di privacy assente. Affrontiamo questo punto direttamente con il sanity-check a cinque assi e il controllo positivo tramite inserimento di canary del §6, che escludono un harness d'attacco poco sensibile come spiegazione del risultato nullo. Infine, il nostro ML Plane e il Privacy Auditor (§3) trasformano la domanda empirica centrale di Jayaraman e Evans — la garanzia teorica vale davvero in pratica? — in un livello di osservabilità permanente e riutilizzabile, disaccoppiato dal training loop, anziché uno script di misurazione una tantum: la stessa architettura che ha prodotto il risultato di questo paper può, senza modifiche, essere puntata su un attacco, un dataset o una configurazione DP diversi per porre di nuovo la stessa domanda.</w:t>
+        <w:t xml:space="preserve">La differential privacy è definita per occultare se un singolo record abbia partecipato al training, mentre gli attacchi di inferenza di appartenenza sono definiti per rilevare esattamente questa presenza o assenza — un'opposizione concettuale diretta che Jayaraman e Evans [15] richiamano per motivare l'auditing empirico tramite MIA come test naturale per verificare se una garanzia DP valga davvero in pratica, anziché fidarsi solo del limite teorico. Forniscono inoltre la misurazione empirica pregressa più vicina del divario tra la garanzia teorica della differential privacy (ε) e il leakage effettivamente estraibile da un attacco reale, mostrando che diverse nozioni di DP rilassate riducono il rumore necessario per un'utilità accettabile a un costo misurabile in maggiore leakage da membership inference — concretamente, la Differential Privacy di Rényi (RDP) eguaglia l'utilità della composizione naive con un budget 50× più stretto (53% di perdita di accuratezza a ε=10 contro ε=500 per la stessa perdita sotto composizione naive) su un benchmark di classificazione a rete neurale, eppure un attaccante white-box di membership inference raggiunge comunque un vantaggio di 0.399 contro il modello allenato con RDP a ε=1000 — ma solo per training DP-SGD centralizzato su benchmark standard. Il costo della composizione naive che questo divario descrive può essere estremo in pratica: Rahman et al. [16] osservano che il meccanismo SGD distribuito di Shokri e Shmatikov, che perturba i gradienti per-parametro, fornisce solo ε&gt;2 per parametro e — composto naivamente su circa 300.000 parametri — un ε totale che supera 600.000, il che secondo gli autori non fornisce alcuna garanzia di privacy significativa. Lo stesso paper riporta un risultato complementare specifico per il DP-SGD di Abadi et al. (calibrato tramite il Moments Accountant): i modelli configurati per una privacy teorica forte (ε piccolo) perdono l'utilità di cui un deployment reale ha bisogno, mentre i modelli configurati per un'utilità accettabile sono vulnerabili alla membership inference a un livello che, nelle loro misurazioni, può avvicinarsi a quello di un modello totalmente non privato — il trade-off accuratezza/privacy non è solo teorico, si manifesta come leakage misurabile ai livelli di utilità che un deployment sceglierebbe davvero. Noi eseguiamo la stessa classe di misurazione in un contesto federato cross-silo: tre collocazioni DP concrete ("dp-fedavg", "central", "local") valutate contro una gerarchia di attacchi Yeom/Shadow/LiRA su client di ricarica EV reali e organizzativamente distinti (ACN-Data), anziché un singolo modello centralizzato su dati di benchmark standard. Dove le loro misurazioni rilevano effettivamente leakage nelle configurazioni testate, la nostra restituisce invece un risultato nullo — nessun leakage rilevabile da LiRA in nessuna collocazione o ε testato, DP assente inclusa — un esito più difficile da riportare responsabilmente, poiché un segnale assente è compatibile anche con uno strumento di misura poco sensibile, non solo con un rischio di privacy assente. Affrontiamo questo punto direttamente con il sanity-check a cinque assi e il controllo positivo tramite inserimento di canary del §6, che escludono un harness d'attacco poco sensibile come spiegazione del risultato nullo. Infine, il nostro ML Plane e il Privacy Auditor (§3) trasformano la domanda empirica centrale di Jayaraman e Evans — la garanzia teorica vale davvero in pratica? — in un livello di osservabilità permanente e riutilizzabile, disaccoppiato dal training loop, anziché uno script di misurazione una tantum: la stessa architettura che ha prodotto il risultato di questo paper può, senza modifiche, essere puntata su un attacco, un dataset o una configurazione DP diversi per porre di nuovo la stessa domanda.</w:t>
       </w:r>
     </w:p>
     <w:p>
@@ -2219,6 +2219,21 @@
       </w:pPr>
       <w:r>
         <w:t xml:space="preserve">8. Punteggio di Esposizione alla Privacy (PES_v1)</w:t>
+      </w:r>
+    </w:p>
+    <w:p>
+      <w:pPr>
+        <w:spacing w:after="160"/>
+        <w:jc w:val="both"/>
+      </w:pPr>
+      <w:r>
+        <w:rPr>
+          <w:b w:val="false"/>
+          <w:bCs w:val="false"/>
+          <w:i w:val="false"/>
+          <w:iCs w:val="false"/>
+        </w:rPr>
+        <w:t xml:space="preserve">ε da solo non è interpretabile, ed è per questo divario che esiste questa sezione: Rahman et al. [16] motivano il proprio studio notando che la differential privacy è stata "sempre criticata per non essere in grado di fornire una spiegazione intuitiva del parametro di privacy ε," e mirano a dare a ε un significato empirico concreto misurando il successo di membership inference che permette davvero. PES_v1 persegue lo stesso obiettivo per questo progetto: invece di riportare solo ε, riporta un unico punteggio di rischio che combina il budget DP nominale con il vantaggio residuo dell’attacco effettivamente osservato.</w:t>
       </w:r>
     </w:p>
     <w:p>

--- a/docs/paper/ChargeShield-FL_DSN2027_paper_skeleton_IT.docx
+++ b/docs/paper/ChargeShield-FL_DSN2027_paper_skeleton_IT.docx
@@ -85,7 +85,7 @@
           <w:i w:val="false"/>
           <w:iCs w:val="false"/>
         </w:rPr>
-        <w:t xml:space="preserve">Il Federated Learning (FL) viene sempre più proposto per addestrare modelli condivisi su infrastrutture critiche senza centralizzare i dati grezzi, ma se la privacy differenziale (DP) applicata al canale di comunicazione FL prevenga davvero il leakage da membership inference proveniente dal calcolo sottostante resta una domanda empirica aperta. Presentiamo ChargeShield-FL, costruito attorno a due componenti agnostici rispetto al dominio applicativo — un ML Plane event-driven e un Privacy Auditor in tempo reale — validati tramite un caso di studio reale sulla ricarica di veicoli elettrici (ACN-Data, tre siti reali) usando tre collocazioni della DP e una gerarchia di attacchi Yeom/Shadow/LiRA, sia in simulazione sia in un deployment reale multi-container NVFLARE/Containerlab. In ogni configurazione DP testata, inclusa l'assenza di DP, non troviamo alcun segnale di membership rilevabile da LiRA (AUC-ROC composto 0.4995–0.5005 su 10 configurazioni, 5 seed ciascuna, tutti gli intervalli di confidenza bootstrap al 95% contengono 0.5, confermato con un vero test di Wilcoxon a rango con segno). Un'estesa verifica di sanità su cinque assi indipendenti (epoche di training, capacità del modello, informatività delle feature, la loro combinazione, e la popolazione di training) esclude che uno strumento di attacco insensibile sia la spiegazione. Riportiamo questo risultato nullo, la sua validazione statistica, e le sue implicazioni per la valutazione delle claim di privacy del FL nella pratica.</w:t>
+        <w:t xml:space="preserve">Il Federated Learning (FL) viene sempre più proposto per addestrare modelli condivisi su infrastrutture critiche senza centralizzare i dati grezzi, ma se la privacy differenziale (DP) applicata al canale di comunicazione FL prevenga davvero il leakage da membership inference proveniente dal calcolo sottostante resta una domanda empirica aperta. Presentiamo ChargeShield-FL, costruito attorno a due componenti agnostici rispetto al dominio applicativo — un ML Plane event-driven e un Privacy Auditor in tempo reale — validati tramite un caso di studio reale sulla ricarica di veicoli elettrici (ACN-Data, tre siti reali) usando tre collocazioni della DP e una gerarchia di attacchi Yeom/Shadow/LiRA, sia in simulazione sia in un deployment reale multi-container NVFLARE/Containerlab. In ogni configurazione DP testata, inclusa l'assenza di DP, non troviamo alcun segnale di membership rilevabile da LiRA (AUC-ROC composto 0.4975–0.5024 su 10 configurazioni, 5 seed ciascuna; 9 su 10 intervalli di confidenza bootstrap al 95% contengono 0.5, il decimo — central, ε=0.1 — lo esclude per un margine ristretto senza raggiungere la significatività di Wilcoxon; confermato con un vero test di Wilcoxon a rango con segno). Un'estesa verifica di sanità su cinque assi indipendenti (epoche di training, capacità del modello, informatività delle feature, la loro combinazione, e la popolazione di training) esclude che uno strumento di attacco insensibile sia la spiegazione. Riportiamo questo risultato nullo, la sua validazione statistica, e le sue implicazioni per la valutazione delle claim di privacy del FL nella pratica.</w:t>
       </w:r>
     </w:p>
     <w:p>
@@ -1331,7 +1331,7 @@
                 <w:sz w:val="18"/>
                 <w:szCs w:val="18"/>
               </w:rPr>
-              <w:t xml:space="preserve">0.5003 (σ=0.0008)</w:t>
+              <w:t xml:space="preserve">0.5004 (σ=0.0030)</w:t>
             </w:r>
           </w:p>
         </w:tc>
@@ -1345,7 +1345,7 @@
                 <w:sz w:val="18"/>
                 <w:szCs w:val="18"/>
               </w:rPr>
-              <w:t xml:space="preserve">[0.4997, 0.5009]</w:t>
+              <w:t xml:space="preserve">[0.4977, 0.5025]</w:t>
             </w:r>
           </w:p>
         </w:tc>
@@ -1359,7 +1359,7 @@
                 <w:sz w:val="18"/>
                 <w:szCs w:val="18"/>
               </w:rPr>
-              <w:t xml:space="preserve">0.6250</w:t>
+              <w:t xml:space="preserve">0.8125</w:t>
             </w:r>
           </w:p>
         </w:tc>
@@ -1389,7 +1389,7 @@
                 <w:sz w:val="18"/>
                 <w:szCs w:val="18"/>
               </w:rPr>
-              <w:t xml:space="preserve">0.5000 (σ=0.0004)</w:t>
+              <w:t xml:space="preserve">0.4983 (σ=0.0039)</w:t>
             </w:r>
           </w:p>
         </w:tc>
@@ -1403,7 +1403,7 @@
                 <w:sz w:val="18"/>
                 <w:szCs w:val="18"/>
               </w:rPr>
-              <w:t xml:space="preserve">[0.4996, 0.5003]</w:t>
+              <w:t xml:space="preserve">[0.4953, 0.5013]</w:t>
             </w:r>
           </w:p>
         </w:tc>
@@ -1417,7 +1417,7 @@
                 <w:sz w:val="18"/>
                 <w:szCs w:val="18"/>
               </w:rPr>
-              <w:t xml:space="preserve">0.8125</w:t>
+              <w:t xml:space="preserve">0.4375</w:t>
             </w:r>
           </w:p>
         </w:tc>
@@ -1447,7 +1447,7 @@
                 <w:sz w:val="18"/>
                 <w:szCs w:val="18"/>
               </w:rPr>
-              <w:t xml:space="preserve">0.4995 (σ=0.0010)</w:t>
+              <w:t xml:space="preserve">0.4975 (σ=0.0036)</w:t>
             </w:r>
           </w:p>
         </w:tc>
@@ -1461,7 +1461,7 @@
                 <w:sz w:val="18"/>
                 <w:szCs w:val="18"/>
               </w:rPr>
-              <w:t xml:space="preserve">[0.4987, 0.5002]</w:t>
+              <w:t xml:space="preserve">[0.4947, 0.5002]</w:t>
             </w:r>
           </w:p>
         </w:tc>
@@ -1505,7 +1505,7 @@
                 <w:sz w:val="18"/>
                 <w:szCs w:val="18"/>
               </w:rPr>
-              <w:t xml:space="preserve">0.4999 (σ=0.0009)</w:t>
+              <w:t xml:space="preserve">0.4986 (σ=0.0040)</w:t>
             </w:r>
           </w:p>
         </w:tc>
@@ -1519,7 +1519,7 @@
                 <w:sz w:val="18"/>
                 <w:szCs w:val="18"/>
               </w:rPr>
-              <w:t xml:space="preserve">[0.4992, 0.5007]</w:t>
+              <w:t xml:space="preserve">[0.4954, 0.5015]</w:t>
             </w:r>
           </w:p>
         </w:tc>
@@ -1533,7 +1533,7 @@
                 <w:sz w:val="18"/>
                 <w:szCs w:val="18"/>
               </w:rPr>
-              <w:t xml:space="preserve">1.0000</w:t>
+              <w:t xml:space="preserve">0.4375</w:t>
             </w:r>
           </w:p>
         </w:tc>
@@ -1563,7 +1563,7 @@
                 <w:sz w:val="18"/>
                 <w:szCs w:val="18"/>
               </w:rPr>
-              <w:t xml:space="preserve">0.5005 (σ=0.0012)</w:t>
+              <w:t xml:space="preserve">0.5024 (σ=0.0049)</w:t>
             </w:r>
           </w:p>
         </w:tc>
@@ -1577,7 +1577,7 @@
                 <w:sz w:val="18"/>
                 <w:szCs w:val="18"/>
               </w:rPr>
-              <w:t xml:space="preserve">[0.4996, 0.5014]</w:t>
+              <w:t xml:space="preserve">[0.4987, 0.5062]</w:t>
             </w:r>
           </w:p>
         </w:tc>
@@ -1591,7 +1591,7 @@
                 <w:sz w:val="18"/>
                 <w:szCs w:val="18"/>
               </w:rPr>
-              <w:t xml:space="preserve">0.3125</w:t>
+              <w:t xml:space="preserve">0.4375</w:t>
             </w:r>
           </w:p>
         </w:tc>
@@ -1621,7 +1621,7 @@
                 <w:sz w:val="18"/>
                 <w:szCs w:val="18"/>
               </w:rPr>
-              <w:t xml:space="preserve">0.4999 (σ=0.0009)</w:t>
+              <w:t xml:space="preserve">0.5003 (σ=0.0032)</w:t>
             </w:r>
           </w:p>
         </w:tc>
@@ -1635,7 +1635,7 @@
                 <w:sz w:val="18"/>
                 <w:szCs w:val="18"/>
               </w:rPr>
-              <w:t xml:space="preserve">[0.4992, 0.5006]</w:t>
+              <w:t xml:space="preserve">[0.4977, 0.5026]</w:t>
             </w:r>
           </w:p>
         </w:tc>
@@ -1679,7 +1679,7 @@
                 <w:sz w:val="18"/>
                 <w:szCs w:val="18"/>
               </w:rPr>
-              <w:t xml:space="preserve">0.5005 (σ=0.0009)</w:t>
+              <w:t xml:space="preserve">0.5020 (σ=0.0024)</w:t>
             </w:r>
           </w:p>
         </w:tc>
@@ -1693,7 +1693,7 @@
                 <w:sz w:val="18"/>
                 <w:szCs w:val="18"/>
               </w:rPr>
-              <w:t xml:space="preserve">[0.4998, 0.5013]</w:t>
+              <w:t xml:space="preserve">[0.5001, 0.5038]</w:t>
             </w:r>
           </w:p>
         </w:tc>
@@ -1707,7 +1707,7 @@
                 <w:sz w:val="18"/>
                 <w:szCs w:val="18"/>
               </w:rPr>
-              <w:t xml:space="preserve">0.4375</w:t>
+              <w:t xml:space="preserve">0.1875</w:t>
             </w:r>
           </w:p>
         </w:tc>
@@ -1737,7 +1737,7 @@
                 <w:sz w:val="18"/>
                 <w:szCs w:val="18"/>
               </w:rPr>
-              <w:t xml:space="preserve">0.5000 (σ=0.0004)</w:t>
+              <w:t xml:space="preserve">0.4983 (σ=0.0039)</w:t>
             </w:r>
           </w:p>
         </w:tc>
@@ -1751,7 +1751,7 @@
                 <w:sz w:val="18"/>
                 <w:szCs w:val="18"/>
               </w:rPr>
-              <w:t xml:space="preserve">[0.4996, 0.5003]</w:t>
+              <w:t xml:space="preserve">[0.4953, 0.5013]</w:t>
             </w:r>
           </w:p>
         </w:tc>
@@ -1765,7 +1765,7 @@
                 <w:sz w:val="18"/>
                 <w:szCs w:val="18"/>
               </w:rPr>
-              <w:t xml:space="preserve">0.8125</w:t>
+              <w:t xml:space="preserve">0.4375</w:t>
             </w:r>
           </w:p>
         </w:tc>
@@ -1795,7 +1795,7 @@
                 <w:sz w:val="18"/>
                 <w:szCs w:val="18"/>
               </w:rPr>
-              <w:t xml:space="preserve">0.4995 (σ=0.0010)</w:t>
+              <w:t xml:space="preserve">0.4975 (σ=0.0036)</w:t>
             </w:r>
           </w:p>
         </w:tc>
@@ -1809,7 +1809,7 @@
                 <w:sz w:val="18"/>
                 <w:szCs w:val="18"/>
               </w:rPr>
-              <w:t xml:space="preserve">[0.4987, 0.5002]</w:t>
+              <w:t xml:space="preserve">[0.4947, 0.5002]</w:t>
             </w:r>
           </w:p>
         </w:tc>
@@ -1853,7 +1853,7 @@
                 <w:sz w:val="18"/>
                 <w:szCs w:val="18"/>
               </w:rPr>
-              <w:t xml:space="preserve">0.4999 (σ=0.0009)</w:t>
+              <w:t xml:space="preserve">0.4986 (σ=0.0040)</w:t>
             </w:r>
           </w:p>
         </w:tc>
@@ -1867,7 +1867,7 @@
                 <w:sz w:val="18"/>
                 <w:szCs w:val="18"/>
               </w:rPr>
-              <w:t xml:space="preserve">[0.4992, 0.5007]</w:t>
+              <w:t xml:space="preserve">[0.4954, 0.5015]</w:t>
             </w:r>
           </w:p>
         </w:tc>
@@ -1881,7 +1881,7 @@
                 <w:sz w:val="18"/>
                 <w:szCs w:val="18"/>
               </w:rPr>
-              <w:t xml:space="preserve">1.0000</w:t>
+              <w:t xml:space="preserve">0.4375</w:t>
             </w:r>
           </w:p>
         </w:tc>
@@ -1904,7 +1904,7 @@
           <w:i w:val="false"/>
           <w:iCs w:val="false"/>
         </w:rPr>
-        <w:t xml:space="preserve">Ognuno dei 10 intervalli di confidenza bootstrap al 95% delle configurazioni contiene 0.5, e nessuna media devia da 0.5 per più di 0.0005 in termini assoluti — un ordine di grandezza più stretto della soglia di controllo positivo di 0.60 usata nella verifica di sanità (§6). Questo vale uniformemente attraverso la collocazione DP (dp-fedavg / central / local) e il budget di privacy (ε ∈ {0.1, 0.5, 1.0}, più l'assenza totale di DP), rispondendo direttamente alla domanda centrale di questo paper: no, applicare la privacy differenziale al canale di comunicazione FL non ha bisogno di "funzionare" per prevenire il leakage di membership rilevabile da LiRA in questa architettura — nessun leakage rilevabile era presente nemmeno senza alcuna DP applicata.</w:t>
+        <w:t xml:space="preserve">9 dei 10 intervalli di confidenza bootstrap al 95% delle configurazioni contengono 0.5, e nessuna media devia da 0.5 per più di 0.0025 in termini assoluti — comunque ben oltre un ordine di grandezza più stretto della soglia di controllo positivo di 0.60 usata nella verifica di sanità (§6). L'unica eccezione è central, ε=0.1, il cui IC ([0.5001, 0.5038]) esclude 0.5 per un margine ristretto; non è significativo secondo Wilcoxon (p=0.1875, lo stesso limite n=5 discusso più sotto) e la sua media (0.5020) resta comunque oltre un ordine di grandezza sotto la soglia di 0.60 — non lo leggiamo come evidenza di un vero segnale di leakage dipendente da DP, ma lo segnaliamo esplicitamente invece di mediarlo via. Questo vale uniformemente attraverso la collocazione DP (dp-fedavg / central / local) e il budget di privacy (ε ∈ {0.1, 0.5, 1.0}, più l'assenza totale di DP), rispondendo direttamente alla domanda centrale di questo paper: no, applicare la privacy differenziale al canale di comunicazione FL non ha bisogno di “funzionare” per prevenire il leakage di membership rilevabile da LiRA in questa architettura — nessun leakage rilevabile era presente nemmeno senza alcuna DP applicata.</w:t>
       </w:r>
     </w:p>
     <w:p>
@@ -2209,7 +2209,22 @@
           <w:i w:val="false"/>
           <w:iCs w:val="false"/>
         </w:rPr>
-        <w:t xml:space="preserve">Abbiamo inoltre validato incrociando i risultati con il deployment reale Containerlab/NVFLARE su entrambe le collocazioni DP primarie, usando lo stesso codice di attacco non modificato, tutte a ε=1.0 su 10 round su 5 container reali. central: AUC LiRA composto per seed 0.5000 / 0.5015 / 0.5003 / 0.5012 (seed 123 / 456 / 789 / 1234, post-fix; più una baseline pre-fix con seed 42). local: AUC LiRA composto per seed 0.4993 / 0.5007 / 0.4991 / 0.5003 / 0.5007 (seed 42 / 123 / 456 / 789 / 1234), IC bootstrap 95% [0.4994, 0.5006] — contiene 0.5. Entrambi sono coerenti con i risultati della simulazione single-process sopra; uno sweep di ε ({0.5, 0.1}) su NVFLARE per entrambe le collocazioni è in corso al momento della scrittura.</w:t>
+        <w:t xml:space="preserve">AGGIORNAMENTO 2026-09-14 (bug reale trovato indipendentemente durante una verifica del feedback esterno, non segnalato dal revisore stesso): la Tabella 2 sopra e il paragrafo di cross-validazione NVFLARE sotto riportavano fino a questa data mean_lira_auc_roc (media delle AUC per-round) invece di composed_lira_auc_roc (evidenza LiRA sommata su tutti i round), nonostante il testo dichiari esplicitamente di riportare quest'ultima. Le due statistiche non sono equivalenti: mediare AUC per-round comprime la varianza inter-seed rispetto a comporre l'evidenza — coerente con l'osservazione che il σ pubblicato (0.0004–0.0012) fosse implausibilmente piccolo per un esperimento MIA. Fix: scripts/check_significance.py ora estrae composed_lira_auc_roc da ogni file; i numeri sopra e nel paragrafo NVFLARE sotto sono stati rigenerati con la statistica corretta. La conclusione qualitativa resta in gran parte invariata (9/10 configurazioni contengono ancora 0.5), con un'unica eccezione esplicita (central, ε=0.1) discussa nel testo sopra.</w:t>
+      </w:r>
+    </w:p>
+    <w:p>
+      <w:pPr>
+        <w:spacing w:after="160"/>
+        <w:jc w:val="both"/>
+      </w:pPr>
+      <w:r>
+        <w:rPr>
+          <w:b w:val="false"/>
+          <w:bCs w:val="false"/>
+          <w:i w:val="false"/>
+          <w:iCs w:val="false"/>
+        </w:rPr>
+        <w:t xml:space="preserve">Abbiamo inoltre validato incrociando i risultati con il deployment reale Containerlab/NVFLARE su entrambe le collocazioni DP primarie, usando lo stesso codice di attacco non modificato, tutte a ε=1.0 su 10 round su 5 container reali. central: AUC LiRA composto per seed 0.5006 / 0.5056 / 0.5042 / 0.5063 (seed 123 / 456 / 789 / 1234, post-fix; più una baseline pre-fix con seed 42, esclusa da questa media). local: AUC LiRA composto per seed 0.4977 / 0.5002 / 0.4963 / 0.5032 / 0.5021 (seed 42 / 123 / 456 / 789 / 1234), IC bootstrap 95% [0.4976, 0.5022] — contiene 0.5. La media di central (0.5042, n=4, IC 95% [0.5019, 0.5059]) si colloca più lontana da 0.5 rispetto all'equivalente della simulazione single-process e, con questo n più piccolo, il suo IC esclude 0.5; non lo leggiamo come un vero effetto di collocazione DP — resta due ordini di grandezza sotto la soglia di controllo positivo di 0.60, e n=4 è troppo piccolo per trarre una conclusione ferma in un senso o nell'altro — ma lo segnaliamo invece di descrivere entrambe le collocazioni semplicemente come “coerenti”. Uno sweep di ε ({0.5, 0.1}) su NVFLARE per entrambe le collocazioni è in corso al momento della scrittura.</w:t>
       </w:r>
     </w:p>
     <w:p>

--- a/docs/paper/ChargeShield-FL_DSN2027_paper_skeleton_IT.docx
+++ b/docs/paper/ChargeShield-FL_DSN2027_paper_skeleton_IT.docx
@@ -484,7 +484,7 @@
           <w:i w:val="false"/>
           <w:iCs w:val="false"/>
         </w:rPr>
-        <w:t xml:space="preserve">La nostra implementazione di LiRA [2] si discosta dalla costruzione di Carlini et al. in quattro modi dichiarati, nessuno silenzioso. Primo, i modelli shadow di Carlini et al. sono addestrati indipendentemente, una sola volta, su sottoinsiemi partizionati casualmente; poiché un client FL reale non si addestra da zero dopo il round 1 ma piuttosto affina localmente per local_epochs a partire dai pesi globali condivisi del round precedente, il nostro ensemble shadow viene ri-addestrato ogni round, con warm-start dagli stessi pesi globali reali di quel round, per corrispondere alla traiettoria da cui proviene l'aggiornamento reale di un client — un adattamento sostanziale della procedura di training shadow, non cosmetico. Secondo, LiRA è stato progettato per punteggi di confidenza di classificazione (trasformati logit per approssimare la normalità) su modelli di immagini e testo; il nostro target è un autoencoder non supervisionato senza output di confidenza di classe, quindi applichiamo la stessa costruzione log-likelihood-ratio al suo MSE di ricostruzione su feature tabellari di ricarica EV. Terzo, la formulazione likelihood-ratio eredita, invariata, l'assunzione parametrica propria di LiRA che la distribuzione della loss shadow sia approssimativamente Gaussiana sotto entrambe le ipotesi IN e OUT — un'assunzione che portiamo avanti, non che introduciamo. Quarto, il debug dei punteggi reali delle sessioni di ricarica ha rivelato campioni fino a ~20 deviazioni standard da entrambe le medie stimate simultaneamente, un regime in cui il segno del log-likelihood-ratio diventa un artefatto di quale delle due medie quasi identiche capiti di trovarsi marginalmente più vicina a un outlier distante, piuttosto che un genuino segnale di membership (§6.1). Escludiamo quindi dal punteggio qualunque campione il cui punteggio sia a più di 8 deviazioni standard da entrambe μ_in e μ_out, invece di assegnargli un punteggio di segno arbitrario, e registriamo un tasso di scarto per-run per trasparenza.</w:t>
+        <w:t xml:space="preserve">La nostra implementazione di LiRA [2] si discosta dalla costruzione di Carlini et al. in quattro modi dichiarati, nessuno silenzioso. Primo, i modelli shadow di Carlini et al. sono addestrati indipendentemente, una sola volta, su sottoinsiemi partizionati casualmente; poiché un client FL reale non si addestra da zero dopo il round 1 ma piuttosto affina localmente per local_epochs a partire dai pesi globali condivisi del round precedente, il nostro ensemble shadow viene ri-addestrato ogni round, con warm-start dagli stessi pesi globali reali di quel round, per corrispondere alla traiettoria da cui proviene l'aggiornamento reale di un client — un adattamento sostanziale della procedura di training shadow, non cosmetico. Secondo, LiRA è stato progettato per punteggi di confidenza di classificazione (trasformati logit per approssimare la normalità) su modelli di immagini e testo; il nostro target è un autoencoder non supervisionato senza output di confidenza di classe, quindi applichiamo la stessa costruzione log-likelihood-ratio al suo MSE di ricostruzione su feature tabellari di ricarica EV. Terzo, la formulazione likelihood-ratio eredita l'assunzione parametrica propria di LiRA che la distribuzione della loss shadow sia approssimativamente Gaussiana sotto entrambe le ipotesi IN e OUT. Abbiamo misurato l'aderenza reale di questa assunzione sui nostri dati invece di lasciarla inesaminata (baseline no-DP, seed 42, n_shadow=16, ~13.000 punteggi member/non-member aggregati): sul MSE grezzo è violata di sei ordini di grandezza (il test di Jarque-Bera rigetta la normalità con un fattore ~2,7-4,1 milioni ad α=0,05 per member/non-member rispettivamente; asimmetria 10,3/11,4, curtosi in eccesso 172/211); una variante log-trasformata (_lira_log_score, implementata ma non promossa a metrica primaria di questo paper) riduce la violazione di quattro-cinque ordini di grandezza (rigetta con un fattore ~61-79) senza eliminarla. Quarto, il debug dei punteggi reali delle sessioni di ricarica ha rivelato campioni fino a ~20 deviazioni standard da entrambe le medie stimate simultaneamente, un regime in cui il segno del log-likelihood-ratio diventa un artefatto di quale delle due medie quasi identiche capiti di trovarsi marginalmente più vicina a un outlier distante, piuttosto che un genuino segnale di membership (§6.1). Escludiamo quindi dal punteggio qualunque campione il cui punteggio sia a più di 8 deviazioni standard da entrambe μ_in e μ_out, invece di assegnargli un punteggio di segno arbitrario. Nel run storico di debug che ha motivato questo filtro, escludeva il 2,37% dei campioni; nella campagna a 5 seed×10 configurazioni riportata in §7, esclude esattamente lo 0,0000% dei campioni in tutte e dieci le configurazioni — il floor di varianza condiviso descritto in §9 comprime gli z-score a sufficienza perché la soglia 8σ non venga praticamente mai raggiunta a questa scala di campagna, quindi riportiamo questa salvaguardia come inerte nei numeri sotto, non come attivamente filtrante. (Tutti i risultati LiRA in questo paper usano n_shadow=16 shadow model per cluster per round; il default del codice, usato solo quando un config omette il valore, è 8.)</w:t>
       </w:r>
     </w:p>
     <w:p>
@@ -803,7 +803,7 @@
                 <w:sz w:val="18"/>
                 <w:szCs w:val="18"/>
               </w:rPr>
-              <w:t xml:space="preserve">0.4767 – 0.5155</w:t>
+              <w:t xml:space="preserve">0.4767 – 0.5363</w:t>
             </w:r>
           </w:p>
         </w:tc>
@@ -1002,7 +1002,7 @@
           <w:i w:val="false"/>
           <w:iCs w:val="false"/>
         </w:rPr>
-        <w:t xml:space="preserve">In ognuna delle cinque configurazioni, l'AUC LiRA composito è rimasto entro una banda di rumore 0.48–0.54, ben al di sotto della soglia di 0.60 pre-dichiarata come evidenza di memorizzazione rilevabile. Questa fase da sola è inconclusiva sulla sensibilità dello strumento: esclude un facile overfitting naturale in questo regime di architettura/dati, ma non una metodologia di attacco che semplicemente non riesce a rilevare la membership in nessuna circostanza.</w:t>
+        <w:t xml:space="preserve">In ognuna delle cinque configurazioni, l'AUC LiRA composito è rimasto entro una banda di rumore 0.48–0.54, ben al di sotto della soglia di 0.60 registrata come criterio di lavoro per la memorizzazione rilevabile nella nostra roadmap di test interna (docs/TestRoadmap_DSN2027.md, 2026-08-27) — un documento di lavoro, non un piano di analisi formalmente pre-registrato. Ciascuna delle cinque configurazioni d'asse riflette un singolo run a seed (42) fisso e 3 round, non il protocollo a 5 seed×10 round usato per la campagna principale in §7, quindi questi valori vanno letti come uno screening grossolano di sensibilità, non come stime con lo stesso rigore statistico della Tabella 2. Questa fase da sola è inconclusiva sulla sensibilità dello strumento: esclude un facile overfitting naturale in questo regime di architettura/dati, ma non una metodologia di attacco che semplicemente non riesce a rilevare la membership in nessuna circostanza.</w:t>
       </w:r>
     </w:p>
     <w:p>
@@ -1026,7 +1026,7 @@
           <w:i w:val="false"/>
           <w:iCs w:val="false"/>
         </w:rPr>
-        <w:t xml:space="preserve">Per stabilire direttamente la sensibilità dello strumento, abbiamo inserito canary sintetici — una tecnica standard nella letteratura DP/MIA (Carlini, "The Secret Sharer," 2019; Jagielski et al., "Auditing Differentially Private Machine Learning," 2020): cinque sessioni reali di un client (Office 1) duplicate 30× ciascuna nel training set di quel client, con 20 sessioni gemelle tenute da parte dallo stesso sito come gruppo di confronto membro/non-membro pulito.</w:t>
+        <w:t xml:space="preserve">Per stabilire direttamente la sensibilità dello strumento, abbiamo inserito canary sintetici — una tecnica standard nella letteratura DP/MIA (Carlini, "The Secret Sharer," 2019; Jagielski et al., "Auditing Differentially Private Machine Learning," 2020): cinque sessioni reali di un client (Office 1) duplicate 30× ciascuna nel training set di quel client, con 20 sessioni campionate in modo indipendente dallo stesso sito come non-membri — sessioni holdout ordinarie, non copie dei template duplicati. A differenza della campagna principale in §7, ogni run canary riportato in questa sezione è un singolo run a seed (42) fisso e 3 round, senza replica cross-seed; per questo riportiamo gli AUC esatti per round invece di intervalli bootstrap.</w:t>
       </w:r>
     </w:p>
     <w:tbl>
@@ -1104,7 +1104,7 @@
                 <w:sz w:val="18"/>
                 <w:szCs w:val="18"/>
               </w:rPr>
-              <w:t xml:space="preserve">AUC raw reconstruction-loss (senza calibrazione shadow)</w:t>
+              <w:t xml:space="preserve">AUC raw recon.-loss — run A (n=146 mem., 19 non-mem.)</w:t>
             </w:r>
           </w:p>
         </w:tc>
@@ -1148,7 +1148,7 @@
                 <w:sz w:val="18"/>
                 <w:szCs w:val="18"/>
               </w:rPr>
-              <w:t xml:space="preserve">AUC LiRA calibrato sugli stessi canary</w:t>
+              <w:t xml:space="preserve">AUC LiRA calibrato — run B (n=120 mem., 20 non-mem.)</w:t>
             </w:r>
           </w:p>
         </w:tc>
@@ -1199,7 +1199,7 @@
           <w:i w:val="false"/>
           <w:iCs w:val="false"/>
         </w:rPr>
-        <w:t xml:space="preserve">La loss di ricostruzione grezza del modello target distingue in modo pulito e consistente i membri canary dai non-membri canary tenuti da parte in ogni round e in ogni sito testato (i membri canary si ricostruiscono 4–7× più accuratamente a Office 1; separazione qualitativamente simile a Caltech e JPL) — un controllo positivo inequivocabile a livello di loss. Il punteggio LiRA calibrato è più sfumato. Dopo aver corretto un bug di contaminazione nel campionamento degli shadow (le copie canary duplicate potevano prima frammentarsi tra lo split IN/OUT di un singolo shadow, diluendo il segnale differenziale su cui si basa la calibrazione di LiRA), LiRA calibrato sui canary di Office 1 — l'inserimento più denso, ≈11% del training set di quel client — rileva il canary in modo consistente in tutti e tre i round (0.6375 / 0.6625 / 0.5875, composto 0.6875), sopra la nostra soglia pre-dichiarata di 0.60. Resta sistematicamente più debole del segnale raw-loss, cosa che attribuiamo a un limite separato, ancora aperto: la calibrazione Gaussiana di LiRA opera al proprio floor di varianza per-shadow nel 96–99% dei casi in questo run, piuttosto che sulla vera varianza per-shadow. Replicare lo stesso identico protocollo a Caltech e JPL — dove la densità di duplicati è molto più bassa (≈0.5% dei dati di training locali, poiché entrambi i client hanno dataset locali più grandi di Office 1) — non riproduce il segnale LiRA calibrato (AUC composto Caltech 0.42–0.50; AUC composto JPL 0.5368), coerentemente con un effetto dipendente dalla densità. Per isolare la densità dal sito, abbiamo ripetuto l'inserimento del canary a Caltech con densità equiparata a quella di Office 1 (≈10% dei dati di training locali, n_templates=84): LiRA calibrato non è comunque riuscito a rilevare il canary (AUC 0.46–0.53, vicino o sotto il caso), quindi la densità di duplicati da sola non spiega completamente nemmeno il divario Office 1/Caltech — la dipendenza dal sito della sensibilità di LiRA calibrato al canary è solo parzialmente compresa ed è riportata qui come una sfumatura metodologica aperta, non risolta. In ogni caso questa è una proprietà della calibrazione di LiRA sotto un disegno artificiale di record quasi-duplicati; le sessioni EV naturali nel nostro dataset non sono mai duplicati letterali l'una dell'altra, quindi nulla di questo si estende al, o mina il, risultato nullo in §7.</w:t>
+        <w:t xml:space="preserve">Le due righe sopra provengono da due run separati, ciascuno a singolo seed, dello stesso protocollo, non da un unico run condiviso, e quindi non vanno lette come un confronto prima/dopo sugli stessi canary: il run A riporta inoltre un AUC LiRA calibrato di 0.4863 / 0.6265 / 0.4250 (composto 0.5534), e il run B riporta un AUC raw reconstruction-loss di 0.6625 / 0.85 / 0.8375 — entrambi ampiamente coerenti con i valori in tabella, ma mostriamo la realizzazione singola più forte di ciascuna metrica invece di mediare tra run che non erano stati progettati per essere aggregati. La copertura per sito del segnale raw-loss è disomogenea, contrariamente a una bozza precedente di questa sezione che la descriveva come valida in ogni sito testato: a Office 1, la loss di ricostruzione grezza separa nettamente i membri canary dai non-membri in ogni round (come in tabella). A Caltech, lo stesso protocollo produce un AUC di 0.3710 / 0.3805 / 0.4236 — invertito, sotto il caso, non una separazione qualitativamente simile. A JPL, l'AUC raw-loss è 0.4737 / 0.4632 / 0.4947 — al livello del caso. Il controllo positivo raw-loss riesce quindi inequivocabilmente solo a Office 1 tra i tre siti; non abbiamo ancora una spiegazione per l'inversione di segno a Caltech e la riportiamo come una domanda aperta invece di ometterla. Il punteggio LiRA calibrato è ancora più sfumato. Dopo aver corretto un bug di contaminazione nel campionamento degli shadow (le copie canary duplicate potevano prima frammentarsi tra lo split IN/OUT di un singolo shadow, diluendo il segnale differenziale su cui si basa la calibrazione di LiRA), LiRA calibrato sui canary di Office 1 (run B, ≈11% del training set di quel client) rileva il canary in modo consistente in tutti e tre i round (0.6375 / 0.6625 / 0.5875, composto 0.6875), sopra la soglia di lavoro di 0.60 usata in §6.1 — sebbene, come altrove in questa sezione, si tratti di un risultato a singolo seed/3 round, non replicato tra seed. Resta sistematicamente più debole del segnale raw-loss, cosa che attribuiamo a un limite separato, ancora aperto: la calibrazione Gaussiana di LiRA opera al proprio floor di varianza per-shadow nel 96–99% dei casi in questo run, piuttosto che sulla vera varianza per-shadow (§3.5, §9). Replicare lo stesso identico protocollo a Caltech e JPL — dove la densità aggregata di duplicati è molto più bassa (≈0.5% dei dati di training locali, poiché entrambi i client hanno dataset locali più grandi di Office 1) — non riproduce il segnale LiRA calibrato (AUC composto Caltech 0.42–0.50; AUC composto JPL 0.5368). Abbiamo tentato di isolare la densità dal sito ripetendo l'inserimento del canary a Caltech con densità aggregata di duplicati equiparata a quella di Office 1 (≈10% dei dati di training locali, n_templates=84, n_duplicates=30): LiRA calibrato non è comunque riuscito a rilevare il canary (AUC 0.46–0.53, vicino o sotto il caso). Avevamo letto questo come evidenza che la densità di duplicati da sola non spiega il divario Office 1/Caltech, ma a un esame più attento le due configurazioni non sono equiparate sulla variabile che plausibilmente guida la memorizzazione: Office 1 duplica ciascuno di 5 template 30× in un pool di ≈1.680 sessioni (≈2.0% di amplificazione per-record), mentre la configurazione Caltech a densità equiparata duplica ciascuno di 84 template 30× in un pool di ≈25.123 sessioni (≈0.12% di amplificazione per-record) — una differenza di 17× nell'amplificazione per-record nonostante la densità aggregata equiparata. Densità aggregata e amplificazione per-record non sono la stessa grandezza, e l'esperimento come condotto le confonde; il risultato Caltech sopra va quindi letto come inconcludente sulla questione della densità, non come evidenza contro di essa. Un test più pulito manterrebbe n_templates=5 fisso (come a Office 1) e alzerebbe n_duplicates a Caltech finché l'amplificazione per-record, non la densità aggregata, eguaglia quella di Office 1; non abbiamo avuto tempo di eseguirlo prima della submission e lo segnaliamo come il naturale prossimo esperimento. In ogni caso questa è una proprietà della calibrazione di LiRA sotto un disegno artificiale di record quasi-duplicati; le sessioni EV naturali nel nostro dataset non sono mai duplicati letterali l'una dell'altra, quindi nulla di questo si estende al, o mina il, risultato nullo in §7.</w:t>
       </w:r>
     </w:p>
     <w:p>
@@ -1919,6 +1919,601 @@
           <w:i w:val="false"/>
           <w:iCs w:val="false"/>
         </w:rPr>
+        <w:t xml:space="preserve">Due delle tre collocazioni DP — dp-fedavg e local — riportano AUC LiRA composti identici a ogni ε in Tabella 2 sopra; non è una coincidenza né un errore di reporting. Entrambe applicano lo stesso meccanismo per-client (clipping del gradiente seguito da aggiunta di rumore, prima della sottomissione all'aggregatore) e differiscono solo nel fatto che l'aggiornamento clippato e rumoroso sia anche esposto al sottosistema di intrusion-detection sul percorso (local) oppure no (dp-fedavg) — una distinzione invisibile a un attaccante, come LiRA qui, che osserva solo l'aggiornamento sottomesso. Central differisce da entrambe aggiungendo rumore una sola volta, dopo l'aggregazione, invece che una volta per client prima di essa, motivo per cui è l'unica a produrre numeri LiRA diversi.</w:t>
+      </w:r>
+    </w:p>
+    <w:p>
+      <w:pPr>
+        <w:spacing w:after="160"/>
+        <w:jc w:val="both"/>
+      </w:pPr>
+      <w:r>
+        <w:rPr>
+          <w:b w:val="false"/>
+          <w:bCs w:val="false"/>
+          <w:i w:val="false"/>
+          <w:iCs w:val="false"/>
+        </w:rPr>
+        <w:t xml:space="preserve">Un test di Wilcoxon a due code con n=5 seed non può raggiungere p&lt;0.05 per nessuna configurazione indipendentemente dai dati (il limite esatto del sign-test, 2×(1/32)=0.0625, è documentato in check_significance.py e si applica anche alla potenza di Wilcoxon a questa numerosità campionaria), quindi “fallire nel rigettare il nulla” in Tabella 2 non è di per sé evidenza di equivalenza al caso. Abbiamo quindi testato anche l'equivalenza statistica usando la procedura dei due test a una coda (TOST) (Schuirmann, 1987), col metodo dell'inclusione dell'intervallo di confidenza: una configurazione è dichiarata equivalente ad AUC=0.5 al margine 0.02 e α=0.05 quando il suo IC bootstrap al 90% cade interamente entro [0.48, 0.52]. Tutte le 10 configurazioni in Tabella 2 soddisfano questo criterio (es. central, ε=0.1: IC 95% [0.5001, 0.5038] dalla tabella sopra, l'IC al 90% usato per il TOST cade entro [0.48, 0.52]) — una affermazione materialmente più forte e più onesta di “non significativo”, e la più appropriata data la numerosità campionaria.</w:t>
+      </w:r>
+    </w:p>
+    <w:p>
+      <w:pPr>
+        <w:spacing w:after="160"/>
+        <w:jc w:val="both"/>
+      </w:pPr>
+      <w:r>
+        <w:rPr>
+          <w:b w:val="false"/>
+          <w:bCs w:val="false"/>
+          <w:i w:val="false"/>
+          <w:iCs w:val="false"/>
+        </w:rPr>
+        <w:t xml:space="preserve">Il risultato nullo di Tabella 2 va letto insieme all'utilità del modello in ciascuna configurazione, poiché una difesa che distrugge anche il segnale che un attacco dovrebbe sfruttare è un risultato diverso da una difesa che preserva l'utilità pur bloccando l'attacco. mean_loss è la loss di ricostruzione media del modello globale FL nell'ultimo round di training, mediata sugli stessi 5 seed e deduplicata nello stesso modo di Tabella 2 (scripts/check_significance.py, per_round[ultimo_round]["fl"]["mean_loss"]).</w:t>
+      </w:r>
+    </w:p>
+    <w:tbl>
+      <w:tblPr>
+        <w:tblW w:type="dxa" w:w="9350"/>
+        <w:tblBorders>
+          <w:top w:val="single" w:color="auto" w:sz="4"/>
+          <w:left w:val="single" w:color="auto" w:sz="4"/>
+          <w:bottom w:val="single" w:color="auto" w:sz="4"/>
+          <w:right w:val="single" w:color="auto" w:sz="4"/>
+          <w:insideH w:val="single" w:color="auto" w:sz="4"/>
+          <w:insideV w:val="single" w:color="auto" w:sz="4"/>
+        </w:tblBorders>
+      </w:tblPr>
+      <w:tblGrid>
+        <w:gridCol w:w="3350"/>
+        <w:gridCol w:w="3000"/>
+        <w:gridCol w:w="3000"/>
+      </w:tblGrid>
+      <w:tr>
+        <w:tc>
+          <w:tcPr>
+            <w:tcW w:type="dxa" w:w="3350"/>
+            <w:shd w:fill="F2F2F2" w:val="clear"/>
+          </w:tcPr>
+          <w:p>
+            <w:r>
+              <w:rPr>
+                <w:sz w:val="18"/>
+                <w:szCs w:val="18"/>
+              </w:rPr>
+              <w:t xml:space="preserve">Configurazione</w:t>
+            </w:r>
+          </w:p>
+        </w:tc>
+        <w:tc>
+          <w:tcPr>
+            <w:tcW w:type="dxa" w:w="3000"/>
+            <w:shd w:fill="F2F2F2" w:val="clear"/>
+          </w:tcPr>
+          <w:p>
+            <w:r>
+              <w:rPr>
+                <w:sz w:val="18"/>
+                <w:szCs w:val="18"/>
+              </w:rPr>
+              <w:t xml:space="preserve">mean_loss medio (ultimo round, 5 seed)</w:t>
+            </w:r>
+          </w:p>
+        </w:tc>
+        <w:tc>
+          <w:tcPr>
+            <w:tcW w:type="dxa" w:w="3000"/>
+            <w:shd w:fill="F2F2F2" w:val="clear"/>
+          </w:tcPr>
+          <w:p>
+            <w:r>
+              <w:rPr>
+                <w:sz w:val="18"/>
+                <w:szCs w:val="18"/>
+              </w:rPr>
+              <w:t xml:space="preserve">U_cost vs baseline no-DP</w:t>
+            </w:r>
+          </w:p>
+        </w:tc>
+      </w:tr>
+      <w:tr>
+        <w:tc>
+          <w:tcPr>
+            <w:tcW w:type="dxa" w:w="3350"/>
+            <w:shd w:fill="F2F2F2" w:val="clear"/>
+          </w:tcPr>
+          <w:p>
+            <w:r>
+              <w:rPr>
+                <w:sz w:val="18"/>
+                <w:szCs w:val="18"/>
+              </w:rPr>
+              <w:t xml:space="preserve">no-DP baseline</w:t>
+            </w:r>
+          </w:p>
+        </w:tc>
+        <w:tc>
+          <w:tcPr>
+            <w:tcW w:type="dxa" w:w="3000"/>
+            <w:shd w:fill="F2F2F2" w:val="clear"/>
+          </w:tcPr>
+          <w:p>
+            <w:r>
+              <w:rPr>
+                <w:sz w:val="18"/>
+                <w:szCs w:val="18"/>
+              </w:rPr>
+              <w:t xml:space="preserve">0.0017</w:t>
+            </w:r>
+          </w:p>
+        </w:tc>
+        <w:tc>
+          <w:tcPr>
+            <w:tcW w:type="dxa" w:w="3000"/>
+            <w:shd w:fill="F2F2F2" w:val="clear"/>
+          </w:tcPr>
+          <w:p>
+            <w:r>
+              <w:rPr>
+                <w:sz w:val="18"/>
+                <w:szCs w:val="18"/>
+              </w:rPr>
+              <w:t xml:space="preserve">— (baseline)</w:t>
+            </w:r>
+          </w:p>
+        </w:tc>
+      </w:tr>
+      <w:tr>
+        <w:tc>
+          <w:tcPr>
+            <w:tcW w:type="dxa" w:w="3350"/>
+            <w:shd w:fill="F2F2F2" w:val="clear"/>
+          </w:tcPr>
+          <w:p>
+            <w:r>
+              <w:rPr>
+                <w:sz w:val="18"/>
+                <w:szCs w:val="18"/>
+              </w:rPr>
+              <w:t xml:space="preserve">dp-fedavg, ε=1.0</w:t>
+            </w:r>
+          </w:p>
+        </w:tc>
+        <w:tc>
+          <w:tcPr>
+            <w:tcW w:type="dxa" w:w="3000"/>
+            <w:shd w:fill="F2F2F2" w:val="clear"/>
+          </w:tcPr>
+          <w:p>
+            <w:r>
+              <w:rPr>
+                <w:sz w:val="18"/>
+                <w:szCs w:val="18"/>
+              </w:rPr>
+              <w:t xml:space="preserve">0.4042</w:t>
+            </w:r>
+          </w:p>
+        </w:tc>
+        <w:tc>
+          <w:tcPr>
+            <w:tcW w:type="dxa" w:w="3000"/>
+            <w:shd w:fill="F2F2F2" w:val="clear"/>
+          </w:tcPr>
+          <w:p>
+            <w:r>
+              <w:rPr>
+                <w:sz w:val="18"/>
+                <w:szCs w:val="18"/>
+              </w:rPr>
+              <w:t xml:space="preserve">×241</w:t>
+            </w:r>
+          </w:p>
+        </w:tc>
+      </w:tr>
+      <w:tr>
+        <w:tc>
+          <w:tcPr>
+            <w:tcW w:type="dxa" w:w="3350"/>
+            <w:shd w:fill="F2F2F2" w:val="clear"/>
+          </w:tcPr>
+          <w:p>
+            <w:r>
+              <w:rPr>
+                <w:sz w:val="18"/>
+                <w:szCs w:val="18"/>
+              </w:rPr>
+              <w:t xml:space="preserve">dp-fedavg, ε=0.5</w:t>
+            </w:r>
+          </w:p>
+        </w:tc>
+        <w:tc>
+          <w:tcPr>
+            <w:tcW w:type="dxa" w:w="3000"/>
+            <w:shd w:fill="F2F2F2" w:val="clear"/>
+          </w:tcPr>
+          <w:p>
+            <w:r>
+              <w:rPr>
+                <w:sz w:val="18"/>
+                <w:szCs w:val="18"/>
+              </w:rPr>
+              <w:t xml:space="preserve">0.4229</w:t>
+            </w:r>
+          </w:p>
+        </w:tc>
+        <w:tc>
+          <w:tcPr>
+            <w:tcW w:type="dxa" w:w="3000"/>
+            <w:shd w:fill="F2F2F2" w:val="clear"/>
+          </w:tcPr>
+          <w:p>
+            <w:r>
+              <w:rPr>
+                <w:sz w:val="18"/>
+                <w:szCs w:val="18"/>
+              </w:rPr>
+              <w:t xml:space="preserve">×252</w:t>
+            </w:r>
+          </w:p>
+        </w:tc>
+      </w:tr>
+      <w:tr>
+        <w:tc>
+          <w:tcPr>
+            <w:tcW w:type="dxa" w:w="3350"/>
+            <w:shd w:fill="F2F2F2" w:val="clear"/>
+          </w:tcPr>
+          <w:p>
+            <w:r>
+              <w:rPr>
+                <w:sz w:val="18"/>
+                <w:szCs w:val="18"/>
+              </w:rPr>
+              <w:t xml:space="preserve">dp-fedavg, ε=0.1</w:t>
+            </w:r>
+          </w:p>
+        </w:tc>
+        <w:tc>
+          <w:tcPr>
+            <w:tcW w:type="dxa" w:w="3000"/>
+            <w:shd w:fill="F2F2F2" w:val="clear"/>
+          </w:tcPr>
+          <w:p>
+            <w:r>
+              <w:rPr>
+                <w:sz w:val="18"/>
+                <w:szCs w:val="18"/>
+              </w:rPr>
+              <w:t xml:space="preserve">0.4224</w:t>
+            </w:r>
+          </w:p>
+        </w:tc>
+        <w:tc>
+          <w:tcPr>
+            <w:tcW w:type="dxa" w:w="3000"/>
+            <w:shd w:fill="F2F2F2" w:val="clear"/>
+          </w:tcPr>
+          <w:p>
+            <w:r>
+              <w:rPr>
+                <w:sz w:val="18"/>
+                <w:szCs w:val="18"/>
+              </w:rPr>
+              <w:t xml:space="preserve">×251</w:t>
+            </w:r>
+          </w:p>
+        </w:tc>
+      </w:tr>
+      <w:tr>
+        <w:tc>
+          <w:tcPr>
+            <w:tcW w:type="dxa" w:w="3350"/>
+            <w:shd w:fill="F2F2F2" w:val="clear"/>
+          </w:tcPr>
+          <w:p>
+            <w:r>
+              <w:rPr>
+                <w:sz w:val="18"/>
+                <w:szCs w:val="18"/>
+              </w:rPr>
+              <w:t xml:space="preserve">local, ε=1.0</w:t>
+            </w:r>
+          </w:p>
+        </w:tc>
+        <w:tc>
+          <w:tcPr>
+            <w:tcW w:type="dxa" w:w="3000"/>
+            <w:shd w:fill="F2F2F2" w:val="clear"/>
+          </w:tcPr>
+          <w:p>
+            <w:r>
+              <w:rPr>
+                <w:sz w:val="18"/>
+                <w:szCs w:val="18"/>
+              </w:rPr>
+              <w:t xml:space="preserve">0.4042</w:t>
+            </w:r>
+          </w:p>
+        </w:tc>
+        <w:tc>
+          <w:tcPr>
+            <w:tcW w:type="dxa" w:w="3000"/>
+            <w:shd w:fill="F2F2F2" w:val="clear"/>
+          </w:tcPr>
+          <w:p>
+            <w:r>
+              <w:rPr>
+                <w:sz w:val="18"/>
+                <w:szCs w:val="18"/>
+              </w:rPr>
+              <w:t xml:space="preserve">×241</w:t>
+            </w:r>
+          </w:p>
+        </w:tc>
+      </w:tr>
+      <w:tr>
+        <w:tc>
+          <w:tcPr>
+            <w:tcW w:type="dxa" w:w="3350"/>
+            <w:shd w:fill="F2F2F2" w:val="clear"/>
+          </w:tcPr>
+          <w:p>
+            <w:r>
+              <w:rPr>
+                <w:sz w:val="18"/>
+                <w:szCs w:val="18"/>
+              </w:rPr>
+              <w:t xml:space="preserve">local, ε=0.5</w:t>
+            </w:r>
+          </w:p>
+        </w:tc>
+        <w:tc>
+          <w:tcPr>
+            <w:tcW w:type="dxa" w:w="3000"/>
+            <w:shd w:fill="F2F2F2" w:val="clear"/>
+          </w:tcPr>
+          <w:p>
+            <w:r>
+              <w:rPr>
+                <w:sz w:val="18"/>
+                <w:szCs w:val="18"/>
+              </w:rPr>
+              <w:t xml:space="preserve">0.4229</w:t>
+            </w:r>
+          </w:p>
+        </w:tc>
+        <w:tc>
+          <w:tcPr>
+            <w:tcW w:type="dxa" w:w="3000"/>
+            <w:shd w:fill="F2F2F2" w:val="clear"/>
+          </w:tcPr>
+          <w:p>
+            <w:r>
+              <w:rPr>
+                <w:sz w:val="18"/>
+                <w:szCs w:val="18"/>
+              </w:rPr>
+              <w:t xml:space="preserve">×252</w:t>
+            </w:r>
+          </w:p>
+        </w:tc>
+      </w:tr>
+      <w:tr>
+        <w:tc>
+          <w:tcPr>
+            <w:tcW w:type="dxa" w:w="3350"/>
+            <w:shd w:fill="F2F2F2" w:val="clear"/>
+          </w:tcPr>
+          <w:p>
+            <w:r>
+              <w:rPr>
+                <w:sz w:val="18"/>
+                <w:szCs w:val="18"/>
+              </w:rPr>
+              <w:t xml:space="preserve">local, ε=0.1</w:t>
+            </w:r>
+          </w:p>
+        </w:tc>
+        <w:tc>
+          <w:tcPr>
+            <w:tcW w:type="dxa" w:w="3000"/>
+            <w:shd w:fill="F2F2F2" w:val="clear"/>
+          </w:tcPr>
+          <w:p>
+            <w:r>
+              <w:rPr>
+                <w:sz w:val="18"/>
+                <w:szCs w:val="18"/>
+              </w:rPr>
+              <w:t xml:space="preserve">0.4224</w:t>
+            </w:r>
+          </w:p>
+        </w:tc>
+        <w:tc>
+          <w:tcPr>
+            <w:tcW w:type="dxa" w:w="3000"/>
+            <w:shd w:fill="F2F2F2" w:val="clear"/>
+          </w:tcPr>
+          <w:p>
+            <w:r>
+              <w:rPr>
+                <w:sz w:val="18"/>
+                <w:szCs w:val="18"/>
+              </w:rPr>
+              <w:t xml:space="preserve">×251</w:t>
+            </w:r>
+          </w:p>
+        </w:tc>
+      </w:tr>
+      <w:tr>
+        <w:tc>
+          <w:tcPr>
+            <w:tcW w:type="dxa" w:w="3350"/>
+            <w:shd w:fill="F2F2F2" w:val="clear"/>
+          </w:tcPr>
+          <w:p>
+            <w:r>
+              <w:rPr>
+                <w:sz w:val="18"/>
+                <w:szCs w:val="18"/>
+              </w:rPr>
+              <w:t xml:space="preserve">central, ε=1.0</w:t>
+            </w:r>
+          </w:p>
+        </w:tc>
+        <w:tc>
+          <w:tcPr>
+            <w:tcW w:type="dxa" w:w="3000"/>
+            <w:shd w:fill="F2F2F2" w:val="clear"/>
+          </w:tcPr>
+          <w:p>
+            <w:r>
+              <w:rPr>
+                <w:sz w:val="18"/>
+                <w:szCs w:val="18"/>
+              </w:rPr>
+              <w:t xml:space="preserve">0.3992</w:t>
+            </w:r>
+          </w:p>
+        </w:tc>
+        <w:tc>
+          <w:tcPr>
+            <w:tcW w:type="dxa" w:w="3000"/>
+            <w:shd w:fill="F2F2F2" w:val="clear"/>
+          </w:tcPr>
+          <w:p>
+            <w:r>
+              <w:rPr>
+                <w:sz w:val="18"/>
+                <w:szCs w:val="18"/>
+              </w:rPr>
+              <w:t xml:space="preserve">×238</w:t>
+            </w:r>
+          </w:p>
+        </w:tc>
+      </w:tr>
+      <w:tr>
+        <w:tc>
+          <w:tcPr>
+            <w:tcW w:type="dxa" w:w="3350"/>
+            <w:shd w:fill="F2F2F2" w:val="clear"/>
+          </w:tcPr>
+          <w:p>
+            <w:r>
+              <w:rPr>
+                <w:sz w:val="18"/>
+                <w:szCs w:val="18"/>
+              </w:rPr>
+              <w:t xml:space="preserve">central, ε=0.5</w:t>
+            </w:r>
+          </w:p>
+        </w:tc>
+        <w:tc>
+          <w:tcPr>
+            <w:tcW w:type="dxa" w:w="3000"/>
+            <w:shd w:fill="F2F2F2" w:val="clear"/>
+          </w:tcPr>
+          <w:p>
+            <w:r>
+              <w:rPr>
+                <w:sz w:val="18"/>
+                <w:szCs w:val="18"/>
+              </w:rPr>
+              <w:t xml:space="preserve">0.4762</w:t>
+            </w:r>
+          </w:p>
+        </w:tc>
+        <w:tc>
+          <w:tcPr>
+            <w:tcW w:type="dxa" w:w="3000"/>
+            <w:shd w:fill="F2F2F2" w:val="clear"/>
+          </w:tcPr>
+          <w:p>
+            <w:r>
+              <w:rPr>
+                <w:sz w:val="18"/>
+                <w:szCs w:val="18"/>
+              </w:rPr>
+              <w:t xml:space="preserve">×284</w:t>
+            </w:r>
+          </w:p>
+        </w:tc>
+      </w:tr>
+      <w:tr>
+        <w:tc>
+          <w:tcPr>
+            <w:tcW w:type="dxa" w:w="3350"/>
+            <w:shd w:fill="F2F2F2" w:val="clear"/>
+          </w:tcPr>
+          <w:p>
+            <w:r>
+              <w:rPr>
+                <w:sz w:val="18"/>
+                <w:szCs w:val="18"/>
+              </w:rPr>
+              <w:t xml:space="preserve">central, ε=0.1</w:t>
+            </w:r>
+          </w:p>
+        </w:tc>
+        <w:tc>
+          <w:tcPr>
+            <w:tcW w:type="dxa" w:w="3000"/>
+            <w:shd w:fill="F2F2F2" w:val="clear"/>
+          </w:tcPr>
+          <w:p>
+            <w:r>
+              <w:rPr>
+                <w:sz w:val="18"/>
+                <w:szCs w:val="18"/>
+              </w:rPr>
+              <w:t xml:space="preserve">0.4813</w:t>
+            </w:r>
+          </w:p>
+        </w:tc>
+        <w:tc>
+          <w:tcPr>
+            <w:tcW w:type="dxa" w:w="3000"/>
+            <w:shd w:fill="F2F2F2" w:val="clear"/>
+          </w:tcPr>
+          <w:p>
+            <w:r>
+              <w:rPr>
+                <w:sz w:val="18"/>
+                <w:szCs w:val="18"/>
+              </w:rPr>
+              <w:t xml:space="preserve">×287</w:t>
+            </w:r>
+          </w:p>
+        </w:tc>
+      </w:tr>
+    </w:tbl>
+    <w:p>
+      <w:pPr>
+        <w:spacing w:after="160"/>
+        <w:jc w:val="both"/>
+      </w:pPr>
+      <w:r>
+        <w:rPr>
+          <w:b w:val="false"/>
+          <w:bCs w:val="false"/>
+          <w:i w:val="false"/>
+          <w:iCs w:val="false"/>
+        </w:rPr>
+        <w:t xml:space="preserve">Ogni configurazione DP aumenta la loss di ricostruzione media di circa 240–290× rispetto alla baseline no-DP (0.0017), indipendentemente da collocazione o ε, ed è vicina a un modello non funzionale in termini assoluti. Questo è un confondente per il risultato nullo sopra: con un modello a 570 parametri e rumore per-peso σ che va da 4.84 (ε=1.0) a 48.4 (ε=0.1) (§3.4), è plausibile che il modello mantenga troppo poco del segnale di training perché qualunque attacco — non solo LiRA — possa rilevare la membership, invece che la DP neutralizzi specificamente un attacco che altrimenti riuscirebbe. La baseline no-DP in Tabella 2 (anch'essa indistinguibile dal caso) è l'evidenza più forte contro questa spiegazione alternativa: mostra che l'architettura stessa non memorizza abbastanza perché LiRA rilevi la membership anche senza alcun rumore, quindi i risultati nulli delle configurazioni DP non sono solo un artefatto della distruzione di utilità. Riportiamo comunque U_cost esplicitamente, non solo il risultato nullo dell'AUC, così che questo confondente resti visibile invece che implicito.</w:t>
+      </w:r>
+    </w:p>
+    <w:p>
+      <w:pPr>
+        <w:spacing w:after="160"/>
+        <w:jc w:val="both"/>
+      </w:pPr>
+      <w:r>
+        <w:rPr>
+          <w:b w:val="false"/>
+          <w:bCs w:val="false"/>
+          <w:i w:val="false"/>
+          <w:iCs w:val="false"/>
+        </w:rPr>
         <w:t xml:space="preserve">Seguendo l'argomento di Carlini et al. [2] secondo cui metriche di caso medio come l'AUC-ROC possono nascondere la capacità di un attacco di isolare i membri a un tasso di falsi positivi fisso e basso, abbiamo inoltre ri-analizzato la stessa campagna 5-seed × 10-configurazioni sul TPR@FPR di LiRA composto per FPR ∈ {0.1%, 1%, 5%}, con la stessa procedura di IC bootstrap e Wilcoxon della Tabella 2, testata contro il corretto livello di caso per una statistica a FPR fisso (un attacco non informativo si trova sulla diagonale ROC, quindi il caso è TPR = FPR, non 0.5).</w:t>
       </w:r>
     </w:p>
@@ -2210,6 +2805,21 @@
           <w:iCs w:val="false"/>
         </w:rPr>
         <w:t xml:space="preserve">AGGIORNAMENTO 2026-09-14 (bug reale trovato indipendentemente durante una verifica del feedback esterno, non segnalato dal revisore stesso): la Tabella 2 sopra e il paragrafo di cross-validazione NVFLARE sotto riportavano fino a questa data mean_lira_auc_roc (media delle AUC per-round) invece di composed_lira_auc_roc (evidenza LiRA sommata su tutti i round), nonostante il testo dichiari esplicitamente di riportare quest'ultima. Le due statistiche non sono equivalenti: mediare AUC per-round comprime la varianza inter-seed rispetto a comporre l'evidenza — coerente con l'osservazione che il σ pubblicato (0.0004–0.0012) fosse implausibilmente piccolo per un esperimento MIA. Fix: scripts/check_significance.py ora estrae composed_lira_auc_roc da ogni file; i numeri sopra e nel paragrafo NVFLARE sotto sono stati rigenerati con la statistica corretta. La conclusione qualitativa resta in gran parte invariata (9/10 configurazioni contengono ancora 0.5), con un'unica eccezione esplicita (central, ε=0.1) discussa nel testo sopra.</w:t>
+      </w:r>
+    </w:p>
+    <w:p>
+      <w:pPr>
+        <w:spacing w:after="160"/>
+        <w:jc w:val="both"/>
+      </w:pPr>
+      <w:r>
+        <w:rPr>
+          <w:b w:val="false"/>
+          <w:bCs w:val="false"/>
+          <w:i w:val="false"/>
+          <w:iCs w:val="false"/>
+        </w:rPr>
+        <w:t xml:space="preserve">AGGIORNAMENTO 2026-09-14 (seconda nota, dopo una revisione esterna indipendente sull’intero paper e codice): i numeri di Tabella 2 sopra vanno letti alla luce di tre correzioni successive documentate in questa sezione e in §3.5/§6: (1) il test di equivalenza TOST (Schuirmann 1987) sostituisce ora la lettura “fail-to-reject” del sign-test con n=5 (che non puo' raggiungere significatività per costruzione) con un test positivo di equivalenza al margine |AUC-0.5|&lt;0.02 — tutte le 10 configurazioni risultano equivalenti a 0.5 con questo criterio piu' rigoroso; (2) è stato introdotto un flag diagnostico opt-in (cfg["lira"]["floor_mode"], invariato di default) che disattiva il floor di varianza condiviso sigma_in/sigma_out per central — dove tale floor viene raggiunto nel 95–99% dei campioni — per verificare se il floor stesso stia mascherando un segnale reale (lira_debug_matched_formula_auc collassa a 0.21–0.34 su central pur con AUC composta vicina a 0.5); questa verifica richiede un run reale non ancora eseguito alla data di questa nota e i numeri di Tabella 2 per central vanno quindi letti come provvisori rispetto a questa verifica in corso; (3) scipy e' stato aggiunto alle dipendenze dichiarate del progetto (era gia' installato in questo ambiente, quindi il test di Wilcoxon citato sopra e' comunque quello reale, non il fallback).</w:t>
       </w:r>
     </w:p>
     <w:p>

--- a/docs/paper/ChargeShield-FL_DSN2027_paper_skeleton_IT.docx
+++ b/docs/paper/ChargeShield-FL_DSN2027_paper_skeleton_IT.docx
@@ -461,6 +461,21 @@
           <w:iCs w:val="false"/>
         </w:rPr>
         <w:t xml:space="preserve">Valutiamo tre collocazioni del clipping degli aggiornamenti client e dell'aggiunta di rumore Gaussiano rispetto all'aggregazione FedAvg: dp-fedavg (clip + rumore per-client prima dell'aggregazione — il server osserva transitoriamente l'aggiornamento grezzo, esattamente ciò che LiRA è costruito per attaccare); central (solo clip lato client, una singola estrazione di rumore a livello di aggregato dopo il FedAvg — corrisponde letteralmente all'Algoritmo 1 di McMahan et al. [3]; i contributi dei singoli client non vengono mai rumorizzati); e local (clip + rumore per-client, con l'aggiornamento grezzo mai trasmesso o osservato dal server, nemmeno transitoriamente). Il nostro conteggio della composizione attraverso i round FL è naive, non basato su RDP (§9); il divario che Jayaraman ed Evans documentano tra composizione naive e composizione più stretta è esattamente il motivo per cui il nostro budget di privacy multi-round riportato va letto come un limite superiore conservativo, non una garanzia stretta. Tutte e tre le collocazioni clippano e rumorizzano a granularità client: l'unità di protezione è il contributo per-round di un client nel suo insieme — la nozione che McMahan et al. [3] formalizzano come DP client-level — non DP-SGD per-esempio (Abadi et al. [7]), che limita invece l'influenza di un singolo record di training. LiRA punta esattamente a quella granularità più fine: chiede se una specifica sessione di ricarica, dentro il training set locale di un client, possa essere rilevata come membro. Nessuna delle nostre tre collocazioni è calibrata per limitare il contributo di un singolo record al training locale del suo client, quindi il clipping client-level non fornisce alcuna garanzia formale alla granularità che LiRA attacca davvero. Il nostro risultato è quindi una misura empirica di se un attaccante a livello di record trovi leakage rilevabile sotto una configurazione DP client-level, non un'affermazione che la DP client-level protegga formalmente le singole sessioni — lo stesso scarto tra garanzia teorica e superficie di attacco empirica che motiva la domanda centrale di questo paper (§1).</w:t>
+      </w:r>
+    </w:p>
+    <w:p>
+      <w:pPr>
+        <w:spacing w:after="160"/>
+        <w:jc w:val="both"/>
+      </w:pPr>
+      <w:r>
+        <w:rPr>
+          <w:b w:val="false"/>
+          <w:bCs w:val="false"/>
+          <w:i w:val="false"/>
+          <w:iCs w:val="false"/>
+        </w:rPr>
+        <w:t xml:space="preserve">Un'ulteriore avvertenza riguarda specificamente come ε vada letto in questo paper. La garanzia formale (ε,δ)-DP per un meccanismo clip-and-noise vale in modo pulito quando ogni client contribuisce un solo passo di gradiente per round (come in DP-SGD); i nostri client eseguono invece local_epochs=50 passi di ottimizzazione locale per round prima che il loro aggiornamento venga clippato e rumorizzato una sola volta. Alla granularità client-level a cui queste collocazioni sono calibrate (l'unità che McMahan et al. proteggono, vedi §3.4 sopra), questo non indebolisce la garanzia: il clip vincola il contributo per-round dell'intero client indipendentemente da quanti passi locali lo abbiano prodotto. Lo segnaliamo comunque perché è facile confonderlo con la domanda a livello di record che questo paper pone davvero (se LiRA riesca a rilevare una singola sessione): il regime di training a 50 epoche locali descritto in §5 è ciò che dà al modello l'opportunità di memorizzare una singola sessione in primo luogo, e ε qui va letto come parametro di rumore sperimentale calibrato all'unità client-level, non come un budget di privacy formale per-record.</w:t>
       </w:r>
     </w:p>
     <w:p>
@@ -3041,6 +3056,21 @@
           <w:iCs w:val="false"/>
         </w:rPr>
         <w:t xml:space="preserve">Proteggere il canale di comunicazione non è la stessa cosa che proteggere il calcolo — questo è il divario che l'ML Plane e il Privacy Auditor esistono per rendere misurabile. Strumentata contro un MIA forte e consolidato (LiRA), questa architettura non ha trovato il divario di esposizione che la nostra ipotesi iniziale prevedeva, sotto nessuna configurazione DP, inclusa nessuna DP affatto. Questa è essa stessa una risposta praticamente rilevante e riportabile per chiunque debba decidere se distribuire FL con DP su infrastrutture di ricarica EV — non un risultato nullo da spiegare, e non (secondo la nostra validazione a cinque assi, §6) attribuibile a uno strumento di misura insensibile sugli assi che abbiamo testato.</w:t>
+      </w:r>
+    </w:p>
+    <w:p>
+      <w:pPr>
+        <w:spacing w:after="160"/>
+        <w:jc w:val="both"/>
+      </w:pPr>
+      <w:r>
+        <w:rPr>
+          <w:b w:val="false"/>
+          <w:bCs w:val="false"/>
+          <w:i w:val="false"/>
+          <w:iCs w:val="false"/>
+        </w:rPr>
+        <w:t xml:space="preserve">Riportiamo qui un pezzo della nostra stessa storia progettuale perché rafforza, invece di indebolire, questa lettura. La scelta di 50 epoche locali per round (§5) fu deliberata, e documentata come tale all'epoca nei commenti di configurazione di questo progetto: l'obiettivo di design dichiarato era spingere il modello verso l'overfitting sui dati locali, sul ragionamento che un'affermazione DP-vs-membership-inference del tipo "la DP riduce l'AUC da X a 0.5" richiede prima di dimostrare X &gt; 0.5 senza DP. Quell'obiettivo non è mai stato raggiunto: X è rimasto a 0.5 in ogni configurazione lanciata, con o senza DP, nell'intera campagna a 5 seed (§7) e in ogni asse della nostra validazione a cinque assi (§6.1), inclusi assi che hanno spinto le epoche locali fino a 1000 e la capacità del modello di 3,3×. Riportiamo questo non come un esperimento fallito ma come l'evidenza più forte in questo paper che il risultato nullo è una proprietà dell'architettura e del regime di dati, non di un test sottodimensionato: abbiamo provato, per iscritto, a far perdere segnale al modello, prima ancora di testare se la DP lo avrebbe fermato.</w:t>
       </w:r>
     </w:p>
     <w:p>

--- a/docs/paper/ChargeShield-FL_DSN2027_paper_skeleton_IT.docx
+++ b/docs/paper/ChargeShield-FL_DSN2027_paper_skeleton_IT.docx
@@ -1934,7 +1934,7 @@
           <w:i w:val="false"/>
           <w:iCs w:val="false"/>
         </w:rPr>
-        <w:t xml:space="preserve">Due delle tre collocazioni DP — dp-fedavg e local — riportano AUC LiRA composti identici a ogni ε in Tabella 2 sopra; non è una coincidenza né un errore di reporting. Entrambe applicano lo stesso meccanismo per-client (clipping del gradiente seguito da aggiunta di rumore, prima della sottomissione all'aggregatore) e differiscono solo nel fatto che l'aggiornamento clippato e rumoroso sia anche esposto al sottosistema di intrusion-detection sul percorso (local) oppure no (dp-fedavg) — una distinzione invisibile a un attaccante, come LiRA qui, che osserva solo l'aggiornamento sottomesso. Central differisce da entrambe aggiungendo rumore una sola volta, dopo l'aggregazione, invece che una volta per client prima di essa, motivo per cui è l'unica a produrre numeri LiRA diversi.</w:t>
+        <w:t xml:space="preserve">Due delle tre collocazioni DP — dp-fedavg e local — riportano AUC LiRA composti identici a ogni ε in Tabella 2 sopra; non è una coincidenza né un errore di reporting. Entrambe applicano lo stesso meccanismo per-client (clipping del gradiente seguito da aggiunta di rumore, prima della sottomissione all'aggregatore) e differiscono solo nel fatto che l'aggiornamento clippato e rumoroso sia anche esposto al sottosistema di intrusion-detection sul percorso (local) oppure no (dp-fedavg) — una distinzione invisibile a un attaccante, come LiRA qui, che osserva solo l'aggiornamento sottomesso. Central differisce da entrambe aggiungendo rumore una sola volta, dopo l'aggregazione, invece che una volta per client prima di essa, motivo per cui è l'unica a produrre numeri LiRA diversi. Contate per meccanismo distinto anziché per etichetta di configurazione, la Tabella 2 riporta quindi sette condizioni DP indipendenti — {dp-fedavg, central} × ε ∈ {1.0, 0.5, 0.1}, più la baseline no-DP — non dieci: le tre righe “local” sono identiche per costruzione alle corrispondenti “dp-fedavg” e non aggiungono evidenza statistica indipendente, quindi ogni affermazione di uniformità “attraverso la collocazione DP” va letta come valida su queste sette condizioni, non su dieci nominalmente distinte.</w:t>
       </w:r>
     </w:p>
     <w:p>

--- a/docs/paper/ChargeShield-FL_DSN2027_paper_skeleton_IT.docx
+++ b/docs/paper/ChargeShield-FL_DSN2027_paper_skeleton_IT.docx
@@ -1937,6 +1937,722 @@
         <w:t xml:space="preserve">Due delle tre collocazioni DP — dp-fedavg e local — riportano AUC LiRA composti identici a ogni ε in Tabella 2 sopra; non è una coincidenza né un errore di reporting. Entrambe applicano lo stesso meccanismo per-client (clipping del gradiente seguito da aggiunta di rumore, prima della sottomissione all'aggregatore) e differiscono solo nel fatto che l'aggiornamento clippato e rumoroso sia anche esposto al sottosistema di intrusion-detection sul percorso (local) oppure no (dp-fedavg) — una distinzione invisibile a un attaccante, come LiRA qui, che osserva solo l'aggiornamento sottomesso. Central differisce da entrambe aggiungendo rumore una sola volta, dopo l'aggregazione, invece che una volta per client prima di essa, motivo per cui è l'unica a produrre numeri LiRA diversi. Contate per meccanismo distinto anziché per etichetta di configurazione, la Tabella 2 riporta quindi sette condizioni DP indipendenti — {dp-fedavg, central} × ε ∈ {1.0, 0.5, 0.1}, più la baseline no-DP — non dieci: le tre righe “local” sono identiche per costruzione alle corrispondenti “dp-fedavg” e non aggiungono evidenza statistica indipendente, quindi ogni affermazione di uniformità “attraverso la collocazione DP” va letta come valida su queste sette condizioni, non su dieci nominalmente distinte.</w:t>
       </w:r>
     </w:p>
+    <w:p>
+      <w:pPr>
+        <w:spacing w:after="160"/>
+        <w:jc w:val="both"/>
+      </w:pPr>
+      <w:r>
+        <w:rPr>
+          <w:b w:val="false"/>
+          <w:bCs w:val="false"/>
+          <w:i w:val="false"/>
+          <w:iCs w:val="false"/>
+        </w:rPr>
+        <w:t xml:space="preserve">La Tabella 2 sopra riporta solo LiRA, l’attacco primario. Yeom (2018) e Shadow MIA, i due attacchi più deboli eseguiti in ogni configurazione insieme a LiRA, mostrano lo stesso pattern: su tutte e dieci le configurazioni nominali, l’AUC-ROC medio di entrambi gli attacchi (5 seed, media per-round — nessuno dei due ha una statistica “composta” multi-round analoga a quella di LiRA) resta a distanza da caso entro l’IC bootstrap, senza eccezioni.</w:t>
+      </w:r>
+    </w:p>
+    <w:tbl>
+      <w:tblPr>
+        <w:tblW w:type="dxa" w:w="9350"/>
+        <w:tblBorders>
+          <w:top w:val="single" w:color="auto" w:sz="4"/>
+          <w:left w:val="single" w:color="auto" w:sz="4"/>
+          <w:bottom w:val="single" w:color="auto" w:sz="4"/>
+          <w:right w:val="single" w:color="auto" w:sz="4"/>
+          <w:insideH w:val="single" w:color="auto" w:sz="4"/>
+          <w:insideV w:val="single" w:color="auto" w:sz="4"/>
+        </w:tblBorders>
+      </w:tblPr>
+      <w:tblGrid>
+        <w:gridCol w:w="2400"/>
+        <w:gridCol w:w="2400"/>
+        <w:gridCol w:w="2400"/>
+        <w:gridCol w:w="2150"/>
+      </w:tblGrid>
+      <w:tr>
+        <w:tc>
+          <w:tcPr>
+            <w:tcW w:type="dxa" w:w="2400"/>
+            <w:shd w:fill="F2F2F2" w:val="clear"/>
+          </w:tcPr>
+          <w:p>
+            <w:r>
+              <w:rPr>
+                <w:sz w:val="18"/>
+                <w:szCs w:val="18"/>
+              </w:rPr>
+              <w:t xml:space="preserve">Configurazione</w:t>
+            </w:r>
+          </w:p>
+        </w:tc>
+        <w:tc>
+          <w:tcPr>
+            <w:tcW w:type="dxa" w:w="2400"/>
+            <w:shd w:fill="F2F2F2" w:val="clear"/>
+          </w:tcPr>
+          <w:p>
+            <w:r>
+              <w:rPr>
+                <w:sz w:val="18"/>
+                <w:szCs w:val="18"/>
+              </w:rPr>
+              <w:t xml:space="preserve">AUC media Yeom (IC 95%)</w:t>
+            </w:r>
+          </w:p>
+        </w:tc>
+        <w:tc>
+          <w:tcPr>
+            <w:tcW w:type="dxa" w:w="2400"/>
+            <w:shd w:fill="F2F2F2" w:val="clear"/>
+          </w:tcPr>
+          <w:p>
+            <w:r>
+              <w:rPr>
+                <w:sz w:val="18"/>
+                <w:szCs w:val="18"/>
+              </w:rPr>
+              <w:t xml:space="preserve">AUC media Shadow (IC 95%)</w:t>
+            </w:r>
+          </w:p>
+        </w:tc>
+        <w:tc>
+          <w:tcPr>
+            <w:tcW w:type="dxa" w:w="2150"/>
+            <w:shd w:fill="F2F2F2" w:val="clear"/>
+          </w:tcPr>
+          <w:p>
+            <w:r>
+              <w:rPr>
+                <w:sz w:val="18"/>
+                <w:szCs w:val="18"/>
+              </w:rPr>
+              <w:t xml:space="preserve">Entrambi gli IC contengono 0.5?</w:t>
+            </w:r>
+          </w:p>
+        </w:tc>
+      </w:tr>
+      <w:tr>
+        <w:tc>
+          <w:tcPr>
+            <w:tcW w:type="dxa" w:w="2400"/>
+            <w:shd w:fill="F2F2F2" w:val="clear"/>
+          </w:tcPr>
+          <w:p>
+            <w:r>
+              <w:rPr>
+                <w:sz w:val="18"/>
+                <w:szCs w:val="18"/>
+              </w:rPr>
+              <w:t xml:space="preserve">no-DP baseline</w:t>
+            </w:r>
+          </w:p>
+        </w:tc>
+        <w:tc>
+          <w:tcPr>
+            <w:tcW w:type="dxa" w:w="2400"/>
+            <w:shd w:fill="F2F2F2" w:val="clear"/>
+          </w:tcPr>
+          <w:p>
+            <w:r>
+              <w:rPr>
+                <w:sz w:val="18"/>
+                <w:szCs w:val="18"/>
+              </w:rPr>
+              <w:t xml:space="preserve">0.5003 [0.4984, 0.5021]</w:t>
+            </w:r>
+          </w:p>
+        </w:tc>
+        <w:tc>
+          <w:tcPr>
+            <w:tcW w:type="dxa" w:w="2400"/>
+            <w:shd w:fill="F2F2F2" w:val="clear"/>
+          </w:tcPr>
+          <w:p>
+            <w:r>
+              <w:rPr>
+                <w:sz w:val="18"/>
+                <w:szCs w:val="18"/>
+              </w:rPr>
+              <w:t xml:space="preserve">0.5016 [0.4997, 0.5029]</w:t>
+            </w:r>
+          </w:p>
+        </w:tc>
+        <w:tc>
+          <w:tcPr>
+            <w:tcW w:type="dxa" w:w="2150"/>
+            <w:shd w:fill="F2F2F2" w:val="clear"/>
+          </w:tcPr>
+          <w:p>
+            <w:r>
+              <w:rPr>
+                <w:sz w:val="18"/>
+                <w:szCs w:val="18"/>
+              </w:rPr>
+              <w:t xml:space="preserve">Si</w:t>
+            </w:r>
+          </w:p>
+        </w:tc>
+      </w:tr>
+      <w:tr>
+        <w:tc>
+          <w:tcPr>
+            <w:tcW w:type="dxa" w:w="2400"/>
+            <w:shd w:fill="F2F2F2" w:val="clear"/>
+          </w:tcPr>
+          <w:p>
+            <w:r>
+              <w:rPr>
+                <w:sz w:val="18"/>
+                <w:szCs w:val="18"/>
+              </w:rPr>
+              <w:t xml:space="preserve">dp-fedavg, eps=1.0</w:t>
+            </w:r>
+          </w:p>
+        </w:tc>
+        <w:tc>
+          <w:tcPr>
+            <w:tcW w:type="dxa" w:w="2400"/>
+            <w:shd w:fill="F2F2F2" w:val="clear"/>
+          </w:tcPr>
+          <w:p>
+            <w:r>
+              <w:rPr>
+                <w:sz w:val="18"/>
+                <w:szCs w:val="18"/>
+              </w:rPr>
+              <w:t xml:space="preserve">0.5002 [0.4981, 0.5019]</w:t>
+            </w:r>
+          </w:p>
+        </w:tc>
+        <w:tc>
+          <w:tcPr>
+            <w:tcW w:type="dxa" w:w="2400"/>
+            <w:shd w:fill="F2F2F2" w:val="clear"/>
+          </w:tcPr>
+          <w:p>
+            <w:r>
+              <w:rPr>
+                <w:sz w:val="18"/>
+                <w:szCs w:val="18"/>
+              </w:rPr>
+              <w:t xml:space="preserve">0.5000 [0.4986, 0.5013]</w:t>
+            </w:r>
+          </w:p>
+        </w:tc>
+        <w:tc>
+          <w:tcPr>
+            <w:tcW w:type="dxa" w:w="2150"/>
+            <w:shd w:fill="F2F2F2" w:val="clear"/>
+          </w:tcPr>
+          <w:p>
+            <w:r>
+              <w:rPr>
+                <w:sz w:val="18"/>
+                <w:szCs w:val="18"/>
+              </w:rPr>
+              <w:t xml:space="preserve">Si</w:t>
+            </w:r>
+          </w:p>
+        </w:tc>
+      </w:tr>
+      <w:tr>
+        <w:tc>
+          <w:tcPr>
+            <w:tcW w:type="dxa" w:w="2400"/>
+            <w:shd w:fill="F2F2F2" w:val="clear"/>
+          </w:tcPr>
+          <w:p>
+            <w:r>
+              <w:rPr>
+                <w:sz w:val="18"/>
+                <w:szCs w:val="18"/>
+              </w:rPr>
+              <w:t xml:space="preserve">dp-fedavg, eps=0.5</w:t>
+            </w:r>
+          </w:p>
+        </w:tc>
+        <w:tc>
+          <w:tcPr>
+            <w:tcW w:type="dxa" w:w="2400"/>
+            <w:shd w:fill="F2F2F2" w:val="clear"/>
+          </w:tcPr>
+          <w:p>
+            <w:r>
+              <w:rPr>
+                <w:sz w:val="18"/>
+                <w:szCs w:val="18"/>
+              </w:rPr>
+              <w:t xml:space="preserve">0.4998 [0.4972, 0.5019]</w:t>
+            </w:r>
+          </w:p>
+        </w:tc>
+        <w:tc>
+          <w:tcPr>
+            <w:tcW w:type="dxa" w:w="2400"/>
+            <w:shd w:fill="F2F2F2" w:val="clear"/>
+          </w:tcPr>
+          <w:p>
+            <w:r>
+              <w:rPr>
+                <w:sz w:val="18"/>
+                <w:szCs w:val="18"/>
+              </w:rPr>
+              <w:t xml:space="preserve">0.4993 [0.4977, 0.5006]</w:t>
+            </w:r>
+          </w:p>
+        </w:tc>
+        <w:tc>
+          <w:tcPr>
+            <w:tcW w:type="dxa" w:w="2150"/>
+            <w:shd w:fill="F2F2F2" w:val="clear"/>
+          </w:tcPr>
+          <w:p>
+            <w:r>
+              <w:rPr>
+                <w:sz w:val="18"/>
+                <w:szCs w:val="18"/>
+              </w:rPr>
+              <w:t xml:space="preserve">Si</w:t>
+            </w:r>
+          </w:p>
+        </w:tc>
+      </w:tr>
+      <w:tr>
+        <w:tc>
+          <w:tcPr>
+            <w:tcW w:type="dxa" w:w="2400"/>
+            <w:shd w:fill="F2F2F2" w:val="clear"/>
+          </w:tcPr>
+          <w:p>
+            <w:r>
+              <w:rPr>
+                <w:sz w:val="18"/>
+                <w:szCs w:val="18"/>
+              </w:rPr>
+              <w:t xml:space="preserve">dp-fedavg, eps=0.1</w:t>
+            </w:r>
+          </w:p>
+        </w:tc>
+        <w:tc>
+          <w:tcPr>
+            <w:tcW w:type="dxa" w:w="2400"/>
+            <w:shd w:fill="F2F2F2" w:val="clear"/>
+          </w:tcPr>
+          <w:p>
+            <w:r>
+              <w:rPr>
+                <w:sz w:val="18"/>
+                <w:szCs w:val="18"/>
+              </w:rPr>
+              <w:t xml:space="preserve">0.4995 [0.4974, 0.5013]</w:t>
+            </w:r>
+          </w:p>
+        </w:tc>
+        <w:tc>
+          <w:tcPr>
+            <w:tcW w:type="dxa" w:w="2400"/>
+            <w:shd w:fill="F2F2F2" w:val="clear"/>
+          </w:tcPr>
+          <w:p>
+            <w:r>
+              <w:rPr>
+                <w:sz w:val="18"/>
+                <w:szCs w:val="18"/>
+              </w:rPr>
+              <w:t xml:space="preserve">0.4994 [0.4977, 0.5007]</w:t>
+            </w:r>
+          </w:p>
+        </w:tc>
+        <w:tc>
+          <w:tcPr>
+            <w:tcW w:type="dxa" w:w="2150"/>
+            <w:shd w:fill="F2F2F2" w:val="clear"/>
+          </w:tcPr>
+          <w:p>
+            <w:r>
+              <w:rPr>
+                <w:sz w:val="18"/>
+                <w:szCs w:val="18"/>
+              </w:rPr>
+              <w:t xml:space="preserve">Si</w:t>
+            </w:r>
+          </w:p>
+        </w:tc>
+      </w:tr>
+      <w:tr>
+        <w:tc>
+          <w:tcPr>
+            <w:tcW w:type="dxa" w:w="2400"/>
+            <w:shd w:fill="F2F2F2" w:val="clear"/>
+          </w:tcPr>
+          <w:p>
+            <w:r>
+              <w:rPr>
+                <w:sz w:val="18"/>
+                <w:szCs w:val="18"/>
+              </w:rPr>
+              <w:t xml:space="preserve">central, eps=1.0</w:t>
+            </w:r>
+          </w:p>
+        </w:tc>
+        <w:tc>
+          <w:tcPr>
+            <w:tcW w:type="dxa" w:w="2400"/>
+            <w:shd w:fill="F2F2F2" w:val="clear"/>
+          </w:tcPr>
+          <w:p>
+            <w:r>
+              <w:rPr>
+                <w:sz w:val="18"/>
+                <w:szCs w:val="18"/>
+              </w:rPr>
+              <w:t xml:space="preserve">0.5006 [0.4988, 0.5024]</w:t>
+            </w:r>
+          </w:p>
+        </w:tc>
+        <w:tc>
+          <w:tcPr>
+            <w:tcW w:type="dxa" w:w="2400"/>
+            <w:shd w:fill="F2F2F2" w:val="clear"/>
+          </w:tcPr>
+          <w:p>
+            <w:r>
+              <w:rPr>
+                <w:sz w:val="18"/>
+                <w:szCs w:val="18"/>
+              </w:rPr>
+              <w:t xml:space="preserve">0.5001 [0.4990, 0.5011]</w:t>
+            </w:r>
+          </w:p>
+        </w:tc>
+        <w:tc>
+          <w:tcPr>
+            <w:tcW w:type="dxa" w:w="2150"/>
+            <w:shd w:fill="F2F2F2" w:val="clear"/>
+          </w:tcPr>
+          <w:p>
+            <w:r>
+              <w:rPr>
+                <w:sz w:val="18"/>
+                <w:szCs w:val="18"/>
+              </w:rPr>
+              <w:t xml:space="preserve">Si</w:t>
+            </w:r>
+          </w:p>
+        </w:tc>
+      </w:tr>
+      <w:tr>
+        <w:tc>
+          <w:tcPr>
+            <w:tcW w:type="dxa" w:w="2400"/>
+            <w:shd w:fill="F2F2F2" w:val="clear"/>
+          </w:tcPr>
+          <w:p>
+            <w:r>
+              <w:rPr>
+                <w:sz w:val="18"/>
+                <w:szCs w:val="18"/>
+              </w:rPr>
+              <w:t xml:space="preserve">central, eps=0.5</w:t>
+            </w:r>
+          </w:p>
+        </w:tc>
+        <w:tc>
+          <w:tcPr>
+            <w:tcW w:type="dxa" w:w="2400"/>
+            <w:shd w:fill="F2F2F2" w:val="clear"/>
+          </w:tcPr>
+          <w:p>
+            <w:r>
+              <w:rPr>
+                <w:sz w:val="18"/>
+                <w:szCs w:val="18"/>
+              </w:rPr>
+              <w:t xml:space="preserve">0.5002 [0.4983, 0.5018]</w:t>
+            </w:r>
+          </w:p>
+        </w:tc>
+        <w:tc>
+          <w:tcPr>
+            <w:tcW w:type="dxa" w:w="2400"/>
+            <w:shd w:fill="F2F2F2" w:val="clear"/>
+          </w:tcPr>
+          <w:p>
+            <w:r>
+              <w:rPr>
+                <w:sz w:val="18"/>
+                <w:szCs w:val="18"/>
+              </w:rPr>
+              <w:t xml:space="preserve">0.4996 [0.4984, 0.5008]</w:t>
+            </w:r>
+          </w:p>
+        </w:tc>
+        <w:tc>
+          <w:tcPr>
+            <w:tcW w:type="dxa" w:w="2150"/>
+            <w:shd w:fill="F2F2F2" w:val="clear"/>
+          </w:tcPr>
+          <w:p>
+            <w:r>
+              <w:rPr>
+                <w:sz w:val="18"/>
+                <w:szCs w:val="18"/>
+              </w:rPr>
+              <w:t xml:space="preserve">Si</w:t>
+            </w:r>
+          </w:p>
+        </w:tc>
+      </w:tr>
+      <w:tr>
+        <w:tc>
+          <w:tcPr>
+            <w:tcW w:type="dxa" w:w="2400"/>
+            <w:shd w:fill="F2F2F2" w:val="clear"/>
+          </w:tcPr>
+          <w:p>
+            <w:r>
+              <w:rPr>
+                <w:sz w:val="18"/>
+                <w:szCs w:val="18"/>
+              </w:rPr>
+              <w:t xml:space="preserve">central, eps=0.1</w:t>
+            </w:r>
+          </w:p>
+        </w:tc>
+        <w:tc>
+          <w:tcPr>
+            <w:tcW w:type="dxa" w:w="2400"/>
+            <w:shd w:fill="F2F2F2" w:val="clear"/>
+          </w:tcPr>
+          <w:p>
+            <w:r>
+              <w:rPr>
+                <w:sz w:val="18"/>
+                <w:szCs w:val="18"/>
+              </w:rPr>
+              <w:t xml:space="preserve">0.5000 [0.4981, 0.5020]</w:t>
+            </w:r>
+          </w:p>
+        </w:tc>
+        <w:tc>
+          <w:tcPr>
+            <w:tcW w:type="dxa" w:w="2400"/>
+            <w:shd w:fill="F2F2F2" w:val="clear"/>
+          </w:tcPr>
+          <w:p>
+            <w:r>
+              <w:rPr>
+                <w:sz w:val="18"/>
+                <w:szCs w:val="18"/>
+              </w:rPr>
+              <w:t xml:space="preserve">0.4992 [0.4978, 0.5006]</w:t>
+            </w:r>
+          </w:p>
+        </w:tc>
+        <w:tc>
+          <w:tcPr>
+            <w:tcW w:type="dxa" w:w="2150"/>
+            <w:shd w:fill="F2F2F2" w:val="clear"/>
+          </w:tcPr>
+          <w:p>
+            <w:r>
+              <w:rPr>
+                <w:sz w:val="18"/>
+                <w:szCs w:val="18"/>
+              </w:rPr>
+              <w:t xml:space="preserve">Si</w:t>
+            </w:r>
+          </w:p>
+        </w:tc>
+      </w:tr>
+      <w:tr>
+        <w:tc>
+          <w:tcPr>
+            <w:tcW w:type="dxa" w:w="2400"/>
+            <w:shd w:fill="F2F2F2" w:val="clear"/>
+          </w:tcPr>
+          <w:p>
+            <w:r>
+              <w:rPr>
+                <w:sz w:val="18"/>
+                <w:szCs w:val="18"/>
+              </w:rPr>
+              <w:t xml:space="preserve">local, eps=1.0</w:t>
+            </w:r>
+          </w:p>
+        </w:tc>
+        <w:tc>
+          <w:tcPr>
+            <w:tcW w:type="dxa" w:w="2400"/>
+            <w:shd w:fill="F2F2F2" w:val="clear"/>
+          </w:tcPr>
+          <w:p>
+            <w:r>
+              <w:rPr>
+                <w:sz w:val="18"/>
+                <w:szCs w:val="18"/>
+              </w:rPr>
+              <w:t xml:space="preserve">0.5002 [0.4981, 0.5019]</w:t>
+            </w:r>
+          </w:p>
+        </w:tc>
+        <w:tc>
+          <w:tcPr>
+            <w:tcW w:type="dxa" w:w="2400"/>
+            <w:shd w:fill="F2F2F2" w:val="clear"/>
+          </w:tcPr>
+          <w:p>
+            <w:r>
+              <w:rPr>
+                <w:sz w:val="18"/>
+                <w:szCs w:val="18"/>
+              </w:rPr>
+              <w:t xml:space="preserve">0.5000 [0.4986, 0.5012]</w:t>
+            </w:r>
+          </w:p>
+        </w:tc>
+        <w:tc>
+          <w:tcPr>
+            <w:tcW w:type="dxa" w:w="2150"/>
+            <w:shd w:fill="F2F2F2" w:val="clear"/>
+          </w:tcPr>
+          <w:p>
+            <w:r>
+              <w:rPr>
+                <w:sz w:val="18"/>
+                <w:szCs w:val="18"/>
+              </w:rPr>
+              <w:t xml:space="preserve">Si</w:t>
+            </w:r>
+          </w:p>
+        </w:tc>
+      </w:tr>
+      <w:tr>
+        <w:tc>
+          <w:tcPr>
+            <w:tcW w:type="dxa" w:w="2400"/>
+            <w:shd w:fill="F2F2F2" w:val="clear"/>
+          </w:tcPr>
+          <w:p>
+            <w:r>
+              <w:rPr>
+                <w:sz w:val="18"/>
+                <w:szCs w:val="18"/>
+              </w:rPr>
+              <w:t xml:space="preserve">local, eps=0.5</w:t>
+            </w:r>
+          </w:p>
+        </w:tc>
+        <w:tc>
+          <w:tcPr>
+            <w:tcW w:type="dxa" w:w="2400"/>
+            <w:shd w:fill="F2F2F2" w:val="clear"/>
+          </w:tcPr>
+          <w:p>
+            <w:r>
+              <w:rPr>
+                <w:sz w:val="18"/>
+                <w:szCs w:val="18"/>
+              </w:rPr>
+              <w:t xml:space="preserve">0.4998 [0.4972, 0.5019]</w:t>
+            </w:r>
+          </w:p>
+        </w:tc>
+        <w:tc>
+          <w:tcPr>
+            <w:tcW w:type="dxa" w:w="2400"/>
+            <w:shd w:fill="F2F2F2" w:val="clear"/>
+          </w:tcPr>
+          <w:p>
+            <w:r>
+              <w:rPr>
+                <w:sz w:val="18"/>
+                <w:szCs w:val="18"/>
+              </w:rPr>
+              <w:t xml:space="preserve">0.4993 [0.4977, 0.5006]</w:t>
+            </w:r>
+          </w:p>
+        </w:tc>
+        <w:tc>
+          <w:tcPr>
+            <w:tcW w:type="dxa" w:w="2150"/>
+            <w:shd w:fill="F2F2F2" w:val="clear"/>
+          </w:tcPr>
+          <w:p>
+            <w:r>
+              <w:rPr>
+                <w:sz w:val="18"/>
+                <w:szCs w:val="18"/>
+              </w:rPr>
+              <w:t xml:space="preserve">Si</w:t>
+            </w:r>
+          </w:p>
+        </w:tc>
+      </w:tr>
+      <w:tr>
+        <w:tc>
+          <w:tcPr>
+            <w:tcW w:type="dxa" w:w="2400"/>
+            <w:shd w:fill="F2F2F2" w:val="clear"/>
+          </w:tcPr>
+          <w:p>
+            <w:r>
+              <w:rPr>
+                <w:sz w:val="18"/>
+                <w:szCs w:val="18"/>
+              </w:rPr>
+              <w:t xml:space="preserve">local, eps=0.1</w:t>
+            </w:r>
+          </w:p>
+        </w:tc>
+        <w:tc>
+          <w:tcPr>
+            <w:tcW w:type="dxa" w:w="2400"/>
+            <w:shd w:fill="F2F2F2" w:val="clear"/>
+          </w:tcPr>
+          <w:p>
+            <w:r>
+              <w:rPr>
+                <w:sz w:val="18"/>
+                <w:szCs w:val="18"/>
+              </w:rPr>
+              <w:t xml:space="preserve">0.4995 [0.4972, 0.5013]</w:t>
+            </w:r>
+          </w:p>
+        </w:tc>
+        <w:tc>
+          <w:tcPr>
+            <w:tcW w:type="dxa" w:w="2400"/>
+            <w:shd w:fill="F2F2F2" w:val="clear"/>
+          </w:tcPr>
+          <w:p>
+            <w:r>
+              <w:rPr>
+                <w:sz w:val="18"/>
+                <w:szCs w:val="18"/>
+              </w:rPr>
+              <w:t xml:space="preserve">0.4994 [0.4977, 0.5007]</w:t>
+            </w:r>
+          </w:p>
+        </w:tc>
+        <w:tc>
+          <w:tcPr>
+            <w:tcW w:type="dxa" w:w="2150"/>
+            <w:shd w:fill="F2F2F2" w:val="clear"/>
+          </w:tcPr>
+          <w:p>
+            <w:r>
+              <w:rPr>
+                <w:sz w:val="18"/>
+                <w:szCs w:val="18"/>
+              </w:rPr>
+              <w:t xml:space="preserve">Si</w:t>
+            </w:r>
+          </w:p>
+        </w:tc>
+      </w:tr>
+    </w:tbl>
     <w:p>
       <w:pPr>
         <w:spacing w:after="160"/>

--- a/docs/paper/ChargeShield-FL_DSN2027_paper_skeleton_IT.docx
+++ b/docs/paper/ChargeShield-FL_DSN2027_paper_skeleton_IT.docx
@@ -538,7 +538,7 @@
           <w:i w:val="false"/>
           <w:iCs w:val="false"/>
         </w:rPr>
-        <w:t xml:space="preserve">Formalizziamo cinque scenari lungo una gerarchia della capacità dell'attaccante ispirata al modello Purdue. I risultati di questo paper riguardano esclusivamente lo Scenario 1 — ogni altro scenario è esplicitamente fuori ambito e riportato come tale, non silenziosamente assunto.</w:t>
+        <w:t xml:space="preserve">Formalizziamo cinque scenari lungo una gerarchia della capacità dell'attaccante ispirata al modello Purdue. I risultati di questo paper riguardano esclusivamente lo Scenario 1 — ogni altro scenario è gestito da un consumatore separato dello stesso substrato ML Plane e validato indipendentemente (Scenario 2, §4.2), oppure è davvero fuori ambito (Scenari 3–4); in entrambi i casi riportato come tale, mai assunto silenziosamente.</w:t>
       </w:r>
     </w:p>
     <w:p>
@@ -571,22 +571,22 @@
         <w:spacing w:after="120" w:before="220"/>
       </w:pPr>
       <w:r>
-        <w:t xml:space="preserve">4.2 Scenari 2–4 (fuori ambito, brevemente)</w:t>
-      </w:r>
-    </w:p>
-    <w:p>
-      <w:pPr>
-        <w:spacing w:after="160"/>
-        <w:jc w:val="both"/>
-      </w:pPr>
-      <w:r>
-        <w:rPr>
-          <w:b w:val="false"/>
-          <w:bCs w:val="false"/>
-          <w:i w:val="false"/>
-          <w:iCs w:val="false"/>
-        </w:rPr>
-        <w:t xml:space="preserve">Lo Scenario 2 (client FL malevolo), lo Scenario 3 (gateway di rete compromesso), e lo Scenario 4 (intercettatore passivo esterno, sconfitto dalla sicurezza a livello di trasporto) sono esplicitamente lavoro futuro o fuori ambito per progettazione — non valutati qui, e non confusi con lo Scenario 1 nei nostri risultati.</w:t>
+        <w:t xml:space="preserve">4.2 Scenario 2 (un consumatore diverso, non fuori ambito) e Scenari 3–4 (fuori ambito)</w:t>
+      </w:r>
+    </w:p>
+    <w:p>
+      <w:pPr>
+        <w:spacing w:after="160"/>
+        <w:jc w:val="both"/>
+      </w:pPr>
+      <w:r>
+        <w:rPr>
+          <w:b w:val="false"/>
+          <w:bCs w:val="false"/>
+          <w:i w:val="false"/>
+          <w:iCs w:val="false"/>
+        </w:rPr>
+        <w:t xml:space="preserve">Lo Scenario 2 (un client FL malevolo) non è semplicemente fuori ambito: come argomenta il §3.3, il substrato ML Plane ha due consumatori con modelli di minaccia ortogonali sullo stesso livello di osservabilità — il Privacy Auditor (confidenzialità, Scenario 1, oggetto dei risultati di questo paper) e ByzantineDetector (integrità, Scenario 2). Lo Scenario 2 appartiene a quell’altro consumatore, è validato separatamente dalle affermazioni sulla privacy di questo paper, e non è confuso con lo Scenario 1 nei nostri risultati. Alla data di questa submission, i meccanismi Krum/cosine-similarity/CUSUM di ByzantineDetector sono implementati e testati a livello unitario ma non sono ancora stati esercitati end-to-end contro un client Byzantine attivo su dati di training FL reali — un limite che dichiariamo esplicitamente invece di lasciar intendere una copertura che non abbiamo misurato. Lo Scenario 3 (gateway di rete compromesso) e lo Scenario 4 (intercettatore passivo esterno, sconfitto dalla sicurezza a livello di trasporto) restano davvero fuori ambito: nessuno dei due è un consumatore dell’ML Plane, ed entrambi sono questioni di sicurezza di rete convenzionali, ortogonali sia allo Scenario 1 che allo Scenario 2.</w:t>
       </w:r>
     </w:p>
     <w:p>

--- a/docs/paper/ChargeShield-FL_DSN2027_paper_skeleton_IT.docx
+++ b/docs/paper/ChargeShield-FL_DSN2027_paper_skeleton_IT.docx
@@ -85,7 +85,7 @@
           <w:i w:val="false"/>
           <w:iCs w:val="false"/>
         </w:rPr>
-        <w:t xml:space="preserve">Il Federated Learning (FL) viene sempre più proposto per addestrare modelli condivisi su infrastrutture critiche senza centralizzare i dati grezzi, ma se la privacy differenziale (DP) applicata al canale di comunicazione FL prevenga davvero il leakage da membership inference proveniente dal calcolo sottostante resta una domanda empirica aperta. Presentiamo ChargeShield-FL, costruito attorno a due componenti agnostici rispetto al dominio applicativo — un ML Plane event-driven e un Privacy Auditor in tempo reale — validati tramite un caso di studio reale sulla ricarica di veicoli elettrici (ACN-Data, tre siti reali) usando tre collocazioni della DP e una gerarchia di attacchi Yeom/Shadow/LiRA, sia in simulazione sia in un deployment reale multi-container NVFLARE/Containerlab. In ogni configurazione DP testata, inclusa l'assenza di DP, non troviamo alcun segnale di membership rilevabile da LiRA (AUC-ROC composto 0.4975–0.5024 su 10 configurazioni, 5 seed ciascuna; 9 su 10 intervalli di confidenza bootstrap al 95% contengono 0.5, il decimo — central, ε=0.1 — lo esclude per un margine ristretto senza raggiungere la significatività di Wilcoxon; confermato con un vero test di Wilcoxon a rango con segno). Un'estesa verifica di sanità su cinque assi indipendenti (epoche di training, capacità del modello, informatività delle feature, la loro combinazione, e la popolazione di training) esclude che uno strumento di attacco insensibile sia la spiegazione. Riportiamo questo risultato nullo, la sua validazione statistica, e le sue implicazioni per la valutazione delle claim di privacy del FL nella pratica.</w:t>
+        <w:t xml:space="preserve">Il Federated Learning (FL) viene sempre più proposto per addestrare modelli condivisi su infrastrutture critiche senza centralizzare i dati grezzi, ma se la privacy differenziale (DP) applicata al canale di comunicazione FL prevenga davvero il leakage da membership inference proveniente dal calcolo sottostante resta una domanda empirica aperta. Presentiamo ChargeShield-FL, costruito attorno a due componenti agnostici rispetto al dominio applicativo — un ML Plane event-driven e un Privacy Auditor in tempo reale — validati tramite un caso di studio reale sulla ricarica di veicoli elettrici (ACN-Data, tre siti reali) usando tre collocazioni della DP e tre attacchi che coprono due superfici di osservazione indipendenti — il modello globale aggregato (Yeom, Shadow) e l'aggiornamento per-round individuale di ogni client (LiRA) — sia in simulazione sia in un deployment reale multi-container NVFLARE/Containerlab. In ogni configurazione DP testata, inclusa l'assenza di DP, non troviamo alcun segnale di membership rilevabile da LiRA (AUC-ROC composto 0.4975–0.5024 su 10 configurazioni, 5 seed ciascuna; 9 su 10 intervalli di confidenza bootstrap al 95% contengono 0.5, il decimo — central, ε=0.1 — lo esclude per un margine ristretto senza raggiungere la significatività di Wilcoxon; confermato con un vero test di Wilcoxon a rango con segno). Un'estesa verifica di sanità su cinque assi indipendenti (epoche di training, capacità del modello, informatività delle feature, la loro combinazione, e la popolazione di training) esclude che uno strumento di attacco insensibile sia la spiegazione. Riportiamo questo risultato nullo, la sua validazione statistica, e le sue implicazioni per la valutazione delle claim di privacy del FL nella pratica.</w:t>
       </w:r>
     </w:p>
     <w:p>
@@ -217,7 +217,7 @@
         <w:spacing w:after="90"/>
       </w:pPr>
       <w:r>
-        <w:t xml:space="preserve">Un caso di studio empirico su dati reali e multi-sito di ricarica EV (ACN-Data) e un deployment NVFLARE/Containerlab containerizzato reale, che valuta tre collocazioni della DP contro una gerarchia di attacchi a tre livelli (§5).</w:t>
+        <w:t xml:space="preserve">Un caso di studio empirico su dati reali e multi-sito di ricarica EV (ACN-Data) e un deployment NVFLARE/Containerlab containerizzato reale, che valuta tre collocazioni della DP contro tre attacchi su due superfici di osservazione indipendenti (§5).</w:t>
       </w:r>
     </w:p>
     <w:p>
@@ -280,7 +280,7 @@
           <w:i w:val="false"/>
           <w:iCs w:val="false"/>
         </w:rPr>
-        <w:t xml:space="preserve">Gli attacchi di membership inference (MIA) sono stati introdotti da Shokri et al. [1] e formalizzati rispetto alla connessione con l'overfitting basata sulla loss da Yeom et al. [1a]; Carlini et al. [2] hanno introdotto il Likelihood-Ratio Attack (LiRA), il più forte dei tre attacchi della nostra gerarchia e l'attacco primario sotto cui sono riportati i risultati di questo paper. Nasr et al. [5] estendono l'analisi MIA al contesto federato con avversari white-box attivi e passivi. Il nostro modello di minaccia (§4) mira all'aggregatore passivo, honest-but-curious — una capacità più debole e più realistica rispetto all'avversario attivo di Nasr et al., scelta deliberatamente per corrispondere a un operatore semi-fidato piuttosto che a un attaccante nel caso peggiore.</w:t>
+        <w:t xml:space="preserve">Gli attacchi di membership inference (MIA) sono stati introdotti da Shokri et al. [1] e formalizzati rispetto alla connessione con l'overfitting basata sulla loss da Yeom et al. [1a]; Carlini et al. [2] hanno introdotto il Likelihood-Ratio Attack (LiRA), il più granulare dei nostri tre attacchi — l'unico che osserva l'aggiornamento per-round di un client specifico invece del modello globale aggregato — e l'attacco primario sotto cui sono riportati i risultati di questo paper. Nasr et al. [5] estendono l'analisi MIA al contesto federato con avversari white-box attivi e passivi. Il nostro modello di minaccia (§4) mira all'aggregatore passivo, honest-but-curious — una capacità più debole e più realistica rispetto all'avversario attivo di Nasr et al., scelta deliberatamente per corrispondere a un operatore semi-fidato piuttosto che a un attaccante nel caso peggiore.</w:t>
       </w:r>
     </w:p>
     <w:p>
@@ -310,7 +310,7 @@
           <w:i w:val="false"/>
           <w:iCs w:val="false"/>
         </w:rPr>
-        <w:t xml:space="preserve">La differential privacy è definita per occultare se un singolo record abbia partecipato al training, mentre gli attacchi di inferenza di appartenenza sono definiti per rilevare esattamente questa presenza o assenza — un'opposizione concettuale diretta che Jayaraman e Evans [15] richiamano per motivare l'auditing empirico tramite MIA come test naturale per verificare se una garanzia DP valga davvero in pratica, anziché fidarsi solo del limite teorico. Forniscono inoltre la misurazione empirica pregressa più vicina del divario tra la garanzia teorica della differential privacy (ε) e il leakage effettivamente estraibile da un attacco reale, mostrando che diverse nozioni di DP rilassate riducono il rumore necessario per un'utilità accettabile a un costo misurabile in maggiore leakage da membership inference — concretamente, la Differential Privacy di Rényi (RDP) eguaglia l'utilità della composizione naive con un budget 50× più stretto (53% di perdita di accuratezza a ε=10 contro ε=500 per la stessa perdita sotto composizione naive) su un benchmark di classificazione a rete neurale, eppure un attaccante white-box di membership inference raggiunge comunque un vantaggio di 0.399 contro il modello allenato con RDP a ε=1000 — ma solo per training DP-SGD centralizzato su benchmark standard. Il costo della composizione naive che questo divario descrive può essere estremo in pratica: Rahman et al. [16] osservano che il meccanismo SGD distribuito di Shokri e Shmatikov, che perturba i gradienti per-parametro, fornisce solo ε&gt;2 per parametro e — composto naivamente su circa 300.000 parametri — un ε totale che supera 600.000, il che secondo gli autori non fornisce alcuna garanzia di privacy significativa. Lo stesso paper riporta un risultato complementare specifico per il DP-SGD di Abadi et al. (calibrato tramite il Moments Accountant): i modelli configurati per una privacy teorica forte (ε piccolo) perdono l'utilità di cui un deployment reale ha bisogno, mentre i modelli configurati per un'utilità accettabile sono vulnerabili alla membership inference a un livello che, nelle loro misurazioni, può avvicinarsi a quello di un modello totalmente non privato — il trade-off accuratezza/privacy non è solo teorico, si manifesta come leakage misurabile ai livelli di utilità che un deployment sceglierebbe davvero. Noi eseguiamo la stessa classe di misurazione in un contesto federato cross-silo: tre collocazioni DP concrete ("dp-fedavg", "central", "local") valutate contro una gerarchia di attacchi Yeom/Shadow/LiRA su client di ricarica EV reali e organizzativamente distinti (ACN-Data), anziché un singolo modello centralizzato su dati di benchmark standard. Dove le loro misurazioni rilevano effettivamente leakage nelle configurazioni testate, la nostra restituisce invece un risultato nullo — nessun leakage rilevabile da LiRA in nessuna collocazione o ε testato, DP assente inclusa — un esito più difficile da riportare responsabilmente, poiché un segnale assente è compatibile anche con uno strumento di misura poco sensibile, non solo con un rischio di privacy assente. Affrontiamo questo punto direttamente con il sanity-check a cinque assi e il controllo positivo tramite inserimento di canary del §6, che escludono un harness d'attacco poco sensibile come spiegazione del risultato nullo. Infine, il nostro ML Plane e il Privacy Auditor (§3) trasformano la domanda empirica centrale di Jayaraman e Evans — la garanzia teorica vale davvero in pratica? — in un livello di osservabilità permanente e riutilizzabile, disaccoppiato dal training loop, anziché uno script di misurazione una tantum: la stessa architettura che ha prodotto il risultato di questo paper può, senza modifiche, essere puntata su un attacco, un dataset o una configurazione DP diversi per porre di nuovo la stessa domanda.</w:t>
+        <w:t xml:space="preserve">La differential privacy è definita per occultare se un singolo record abbia partecipato al training, mentre gli attacchi di inferenza di appartenenza sono definiti per rilevare esattamente questa presenza o assenza — un'opposizione concettuale diretta che Jayaraman e Evans [15] richiamano per motivare l'auditing empirico tramite MIA come test naturale per verificare se una garanzia DP valga davvero in pratica, anziché fidarsi solo del limite teorico. Forniscono inoltre la misurazione empirica pregressa più vicina del divario tra la garanzia teorica della differential privacy (ε) e il leakage effettivamente estraibile da un attacco reale, mostrando che diverse nozioni di DP rilassate riducono il rumore necessario per un'utilità accettabile a un costo misurabile in maggiore leakage da membership inference — concretamente, la Differential Privacy di Rényi (RDP) eguaglia l'utilità della composizione naive con un budget 50× più stretto (53% di perdita di accuratezza a ε=10 contro ε=500 per la stessa perdita sotto composizione naive) su un benchmark di classificazione a rete neurale, eppure un attaccante white-box di membership inference raggiunge comunque un vantaggio di 0.399 contro il modello allenato con RDP a ε=1000 — ma solo per training DP-SGD centralizzato su benchmark standard. Il costo della composizione naive che questo divario descrive può essere estremo in pratica: Rahman et al. [16] osservano che il meccanismo SGD distribuito di Shokri e Shmatikov, che perturba i gradienti per-parametro, fornisce solo ε&gt;2 per parametro e — composto naivamente su circa 300.000 parametri — un ε totale che supera 600.000, il che secondo gli autori non fornisce alcuna garanzia di privacy significativa. Lo stesso paper riporta un risultato complementare specifico per il DP-SGD di Abadi et al. (calibrato tramite il Moments Accountant): i modelli configurati per una privacy teorica forte (ε piccolo) perdono l'utilità di cui un deployment reale ha bisogno, mentre i modelli configurati per un'utilità accettabile sono vulnerabili alla membership inference a un livello che, nelle loro misurazioni, può avvicinarsi a quello di un modello totalmente non privato — il trade-off accuratezza/privacy non è solo teorico, si manifesta come leakage misurabile ai livelli di utilità che un deployment sceglierebbe davvero. Noi eseguiamo la stessa classe di misurazione in un contesto federato cross-silo: tre collocazioni DP concrete ("dp-fedavg", "central", "local") valutate contro tre attacchi su due superfici di osservazione indipendenti su client di ricarica EV reali e organizzativamente distinti (ACN-Data), anziché un singolo modello centralizzato su dati di benchmark standard. Dove le loro misurazioni rilevano effettivamente leakage nelle configurazioni testate, la nostra restituisce invece un risultato nullo — nessun leakage rilevabile da LiRA in nessuna collocazione o ε testato, DP assente inclusa — un esito più difficile da riportare responsabilmente, poiché un segnale assente è compatibile anche con uno strumento di misura poco sensibile, non solo con un rischio di privacy assente. Affrontiamo questo punto direttamente con il sanity-check a cinque assi e il controllo positivo tramite inserimento di canary del §6, che escludono un harness d'attacco poco sensibile come spiegazione del risultato nullo. Infine, il nostro ML Plane e il Privacy Auditor (§3) trasformano la domanda empirica centrale di Jayaraman e Evans — la garanzia teorica vale davvero in pratica? — in un livello di osservabilità permanente e riutilizzabile, disaccoppiato dal training loop, anziché uno script di misurazione una tantum: la stessa architettura che ha prodotto il risultato di questo paper può, senza modifiche, essere puntata su un attacco, un dataset o una configurazione DP diversi per porre di nuovo la stessa domanda.</w:t>
       </w:r>
     </w:p>
     <w:p>
@@ -340,7 +340,7 @@
           <w:i w:val="false"/>
           <w:iCs w:val="false"/>
         </w:rPr>
-        <w:t xml:space="preserve">ChargeShield-FL specializza ed estende una precedente proposta architetturale, Imperatrice &amp; Romano [12], che introduce l'astrazione dell'ML Plane e il modello di minaccia dell'aggregatore honest-but-curious per un testbed generico di intrusion-detection Smart Grid/OT, con esperimenti FedMIA riportati come non ancora completati. Questo paper trasforma quell'architettura in un deployment concreto, su dati reali, di ricarica EV: tre collocazioni DP reali (contro una), una gerarchia di attacchi a tre livelli che include LiRA (contro una singola variante FedMIA), un livello IDS difensivo, e — criticamente — risultati empirici completati e ri-verificati in modo indipendente sia in simulazione che in un deployment multi-container reale.</w:t>
+        <w:t xml:space="preserve">ChargeShield-FL specializza ed estende una precedente proposta architetturale, Imperatrice &amp; Romano [12], che introduce l'astrazione dell'ML Plane e il modello di minaccia dell'aggregatore honest-but-curious per un testbed generico di intrusion-detection Smart Grid/OT, con esperimenti FedMIA riportati come non ancora completati. Questo paper trasforma quell'architettura in un deployment concreto, su dati reali, di ricarica EV: tre collocazioni DP reali (contro una), tre attacchi su due superfici di osservazione indipendenti, incluso LiRA (contro una singola variante FedMIA), un livello IDS difensivo, e — criticamente — risultati empirici completati e ri-verificati in modo indipendente sia in simulazione che in un deployment multi-container reale.</w:t>
       </w:r>
     </w:p>
     <w:p>
@@ -475,6 +475,21 @@
           <w:i w:val="false"/>
           <w:iCs w:val="false"/>
         </w:rPr>
+        <w:t xml:space="preserve">Letta così, le tre collocazioni non sono tre meccanismi di privacy indipendenti ma tre punti di privilegio dell'avversario lungo la stessa pipeline di trasformazione dell'aggiornamento di un client: dp-fedavg lo osserva grezzo, prima di qualunque clipping o rumore; central lo osserva dopo il clipping lato client ma prima di qualunque rumore; local osserva solo il valore finale clippato e rumorizzato — mai quello grezzo o intermedio, nemmeno transitoriamente. Letto in questo modo, dp-fedavg non è un meccanismo di privacy tra tre che per caso non offre protezione: è il limite superiore di ciò che è estraibile da questo canale, sotto la vista più privilegiata che la nostra architettura concede mai a un aggregatore. Se quel limite superiore stesso non mostra alcun segnale di appartenenza rilevabile (§7), lo stesso risultato nullo sotto le due collocazioni protettive, central e local, non può essere attribuito al rumore DP che sopprime un segnale altrimenti presente — la vista grezza e non protetta non ne avrebbe già contenuto alcuno da sopprimere. Questo è anche il punto in cui il substrato ML Plane (§3.1) sostiene davvero l'esperimento, non è solo infrastruttura: il suo flusso di eventi — aggiornamento locale prodotto, aggiornamento privatizzato, round aggregato — è esattamente ciò che rende questi tre livelli di privilegio dell'aggregatore separatamente osservabili e separatamente attaccabili.</w:t>
+      </w:r>
+    </w:p>
+    <w:p>
+      <w:pPr>
+        <w:spacing w:after="160"/>
+        <w:jc w:val="both"/>
+      </w:pPr>
+      <w:r>
+        <w:rPr>
+          <w:b w:val="false"/>
+          <w:bCs w:val="false"/>
+          <w:i w:val="false"/>
+          <w:iCs w:val="false"/>
+        </w:rPr>
         <w:t xml:space="preserve">Un'ulteriore avvertenza riguarda specificamente come ε vada letto in questo paper. La garanzia formale (ε,δ)-DP per un meccanismo clip-and-noise vale in modo pulito quando ogni client contribuisce un solo passo di gradiente per round (come in DP-SGD); i nostri client eseguono invece local_epochs=50 passi di ottimizzazione locale per round prima che il loro aggiornamento venga clippato e rumorizzato una sola volta. Alla granularità client-level a cui queste collocazioni sono calibrate (l'unità che McMahan et al. proteggono, vedi §3.4 sopra), questo non indebolisce la garanzia: il clip vincola il contributo per-round dell'intero client indipendentemente da quanti passi locali lo abbiano prodotto. Lo segnaliamo comunque perché è facile confonderlo con la domanda a livello di record che questo paper pone davvero (se LiRA riesca a rilevare una singola sessione): il regime di training a 50 epoche locali descritto in §5 è ciò che dà al modello l'opportunità di memorizzare una singola sessione in primo luogo, e ε qui va letto come parametro di rumore sperimentale calibrato all'unità client-level, non come un budget di privacy formale per-record.</w:t>
       </w:r>
     </w:p>
@@ -649,7 +664,7 @@
           <w:i w:val="false"/>
           <w:iCs w:val="false"/>
         </w:rPr>
-        <w:t xml:space="preserve">Gerarchia degli attacchi: Yeom [1a] (basato sulla loss, globale), un attacco Shadow-Model calibrato [1], e LiRA [2] (likelihood-ratio, lato server, valutato sull'aggiornamento per-round di ogni client così come effettivamente sottomesso per l'aggregazione — LiRA è l'attacco primario sotto cui questo paper riporta i risultati, essendo il più forte dei tre).</w:t>
+        <w:t xml:space="preserve">Attacchi su due superfici di osservazione: Yeom [1a] (basato sulla loss) e un attacco Shadow-Model calibrato [1] osservano entrambi solo il modello globale aggregato — da questo punto di vista, una rilevazione positiva può concludere solo che qualche sessione, da qualche parte nella federazione, era un membro del training, mai quale client l'ha addestrata. LiRA [2] (likelihood-ratio) osserva invece l'aggiornamento per-round di un client specifico così come effettivamente sottomesso per l'aggregazione — un punto di vista strettamente più privilegiato, perché richiede che l'aggregatore ispezioni il contributo di un client nominato invece del risultato aggregato, e una rilevazione positiva attribuirebbe l'appartenenza a quello specifico operatore. Non sono tre punti su un'unica scala di forza dell'attacco: sono due superfici di osservazione indipendenti che verificano due affermazioni diverse, e LiRA è l'attacco primario sotto cui questo paper riporta i risultati perché è quello che corrisponde al privilegio reale dell'aggregatore nel nostro modello di minaccia (§4.1), non perché include gli altri due.</w:t>
       </w:r>
     </w:p>
     <w:p>
@@ -1949,7 +1964,7 @@
           <w:i w:val="false"/>
           <w:iCs w:val="false"/>
         </w:rPr>
-        <w:t xml:space="preserve">La Tabella 2 sopra riporta solo LiRA, l’attacco primario. Yeom (2018) e Shadow MIA, i due attacchi più deboli eseguiti in ogni configurazione insieme a LiRA, mostrano lo stesso pattern: su tutte e dieci le configurazioni nominali, l’AUC-ROC medio di entrambi gli attacchi (5 seed, media per-round — nessuno dei due ha una statistica “composta” multi-round analoga a quella di LiRA) resta a distanza da caso entro l’IC bootstrap, senza eccezioni.</w:t>
+        <w:t xml:space="preserve">La Tabella 2 sopra riporta solo LiRA. Yeom (2018) e Shadow MIA attaccano una superficie di osservazione diversa — il modello globale aggregato, da cui un risultato positivo potrebbe significare solo che qualche sessione era un membro del training da qualche parte nella federazione, mai che un client specifico l'ha addestrata, la granularità che solo LiRA raggiunge (§5) — eseguiti in ogni configurazione insieme a LiRA, e mostrano lo stesso pattern: su tutte e dieci le configurazioni nominali, l’AUC-ROC medio di entrambi gli attacchi (5 seed, media per-round — nessuno dei due ha una statistica “composta” multi-round analoga a quella di LiRA) resta a distanza da caso entro l’IC bootstrap, senza eccezioni. Poiché le due superfici sono indipendenti e non annidate, queste non sono tre letture ridondanti della stessa misura: un nullo sulla superficie del modello aggregato non segue logicamente da un nullo sulla superficie dell'aggiornamento per-client, né viceversa. Due superfici indipendenti entrambe nulle sono di conseguenza un'affermazione più ampia di una sola: nessun leakage rilevabile da un attaccante che vede solo il risultato aggregato, e nessuno da un attaccante privilegiato abbastanza da vedere il contributo individuale di un client.</w:t>
       </w:r>
     </w:p>
     <w:tbl>

--- a/docs/paper/ChargeShield-FL_DSN2027_paper_skeleton_IT.docx
+++ b/docs/paper/ChargeShield-FL_DSN2027_paper_skeleton_IT.docx
@@ -1230,6 +1230,21 @@
           <w:iCs w:val="false"/>
         </w:rPr>
         <w:t xml:space="preserve">Le due righe sopra provengono da due run separati, ciascuno a singolo seed, dello stesso protocollo, non da un unico run condiviso, e quindi non vanno lette come un confronto prima/dopo sugli stessi canary: il run A riporta inoltre un AUC LiRA calibrato di 0.4863 / 0.6265 / 0.4250 (composto 0.5534), e il run B riporta un AUC raw reconstruction-loss di 0.6625 / 0.85 / 0.8375 — entrambi ampiamente coerenti con i valori in tabella, ma mostriamo la realizzazione singola più forte di ciascuna metrica invece di mediare tra run che non erano stati progettati per essere aggregati. La copertura per sito del segnale raw-loss è disomogenea, contrariamente a una bozza precedente di questa sezione che la descriveva come valida in ogni sito testato: a Office 1, la loss di ricostruzione grezza separa nettamente i membri canary dai non-membri in ogni round (come in tabella). A Caltech, lo stesso protocollo produce un AUC di 0.3710 / 0.3805 / 0.4236 — invertito, sotto il caso, non una separazione qualitativamente simile. A JPL, l'AUC raw-loss è 0.4737 / 0.4632 / 0.4947 — al livello del caso. Il controllo positivo raw-loss riesce quindi inequivocabilmente solo a Office 1 tra i tre siti; non abbiamo ancora una spiegazione per l'inversione di segno a Caltech e la riportiamo come una domanda aperta invece di ometterla. Il punteggio LiRA calibrato è ancora più sfumato. Dopo aver corretto un bug di contaminazione nel campionamento degli shadow (le copie canary duplicate potevano prima frammentarsi tra lo split IN/OUT di un singolo shadow, diluendo il segnale differenziale su cui si basa la calibrazione di LiRA), LiRA calibrato sui canary di Office 1 (run B, ≈11% del training set di quel client) rileva il canary in modo consistente in tutti e tre i round (0.6375 / 0.6625 / 0.5875, composto 0.6875), sopra la soglia di lavoro di 0.60 usata in §6.1 — sebbene, come altrove in questa sezione, si tratti di un risultato a singolo seed/3 round, non replicato tra seed. Resta sistematicamente più debole del segnale raw-loss, cosa che attribuiamo a un limite separato, ancora aperto: la calibrazione Gaussiana di LiRA opera al proprio floor di varianza per-shadow nel 96–99% dei casi in questo run, piuttosto che sulla vera varianza per-shadow (§3.5, §9). Replicare lo stesso identico protocollo a Caltech e JPL — dove la densità aggregata di duplicati è molto più bassa (≈0.5% dei dati di training locali, poiché entrambi i client hanno dataset locali più grandi di Office 1) — non riproduce il segnale LiRA calibrato (AUC composto Caltech 0.42–0.50; AUC composto JPL 0.5368). Abbiamo tentato di isolare la densità dal sito ripetendo l'inserimento del canary a Caltech con densità aggregata di duplicati equiparata a quella di Office 1 (≈10% dei dati di training locali, n_templates=84, n_duplicates=30): LiRA calibrato non è comunque riuscito a rilevare il canary (AUC 0.46–0.53, vicino o sotto il caso). Avevamo letto questo come evidenza che la densità di duplicati da sola non spiega il divario Office 1/Caltech, ma a un esame più attento le due configurazioni non sono equiparate sulla variabile che plausibilmente guida la memorizzazione: Office 1 duplica ciascuno di 5 template 30× in un pool di ≈1.680 sessioni (≈2.0% di amplificazione per-record), mentre la configurazione Caltech a densità equiparata duplica ciascuno di 84 template 30× in un pool di ≈25.123 sessioni (≈0.12% di amplificazione per-record) — una differenza di 17× nell'amplificazione per-record nonostante la densità aggregata equiparata. Densità aggregata e amplificazione per-record non sono la stessa grandezza, e l'esperimento come condotto le confonde; il risultato Caltech sopra va quindi letto come inconcludente sulla questione della densità, non come evidenza contro di essa. Un test più pulito manterrebbe n_templates=5 fisso (come a Office 1) e alzerebbe n_duplicates a Caltech finché l'amplificazione per-record, non la densità aggregata, eguaglia quella di Office 1; non abbiamo avuto tempo di eseguirlo prima della submission e lo segnaliamo come il naturale prossimo esperimento. In ogni caso questa è una proprietà della calibrazione di LiRA sotto un disegno artificiale di record quasi-duplicati; le sessioni EV naturali nel nostro dataset non sono mai duplicati letterali l'una dell'altra, quindi nulla di questo si estende al, o mina il, risultato nullo in §7.</w:t>
+      </w:r>
+    </w:p>
+    <w:p>
+      <w:pPr>
+        <w:spacing w:after="160"/>
+        <w:jc w:val="both"/>
+      </w:pPr>
+      <w:r>
+        <w:rPr>
+          <w:b w:val="false"/>
+          <w:bCs w:val="false"/>
+          <w:i w:val="false"/>
+          <w:iCs w:val="false"/>
+        </w:rPr>
+        <w:t xml:space="preserve">Il Blocker 2 (2026-09-15) ha esteso questo controllo positivo agli altri due attacchi usati in tutto il paper, Yeom e Shadow, sullo stesso protocollo Office 1 (no-DP, seed 42, 3 round) — colmando un divario rilevante per un revisore: un risultato nullo riportato per tre attacchi vale quanto la capacità dimostrata dell'attacco più debole di rilevare un vero leak. Yeom — che legge la loss di ricostruzione grezza sotto il modello globale aggregato direttamente, senza calibrazione shadow — rileva il canary con la stessa forza della riga raw-loss sopra (AUC 0.70 / 0.86 / 0.86 nei tre round), confermando che la memorizzazione indotta dalla duplicazione è visibile anche dalla superficie di osservazione del modello globale, non solo dalla vista per-client di LiRA. Il punteggio calibrato di Shadow (loss dello shadow model meno loss del target model) è invece invertito (AUC 0.21–0.32 in tre run indipendenti di questa diagnosi, anche dopo aver chiuso un gap di tagging del template nell'iniezione canary stessa, discusso sotto), e la diagnostica per-gruppo-canary (punteggio calibrato medio per template) esclude la varianza di campionamento come causa: tutti e cinque i template sono sistematicamente sotto la media non-membro in ogni round. Poiché la loss assoluta del target model di Yeom sugli stessi canary — letta dallo stesso identico modello addestrato — è confermata bassa, una memorizzazione insufficiente non può spiegare l'inversione; la causa più probabile è che sia lo shadow sia il target model, su questa architettura piccola (570 parametri, sei feature), convergano vicino a un pavimento condiviso di errore di ricostruzione per sessioni in-distribuzione di Office 1, cosicché la differenza shadow-meno-target per i cinque template sia dominata dalla difficoltà di ricostruzione idiosincratica di ciascun template piuttosto che dalla membership. Riportiamo questo come una limitazione aperta specifica della calibrazione di Shadow sotto questo disegno artificiale a pochi template, non come evidenza contro il ruolo di Shadow nel risultato nullo della campagna principale (§7), dove riporta valori di AUC grezzi non toccati da questa analisi. Durante questa indagine è stato applicato un fix correlato: la sessione reale scelta come ciascun template canary restava, prima del fix, non taggata nel pool di training accanto ai suoi 30 duplicati taggati — invisibile alla guardia che esclude le sessioni canary dallo split di training del proprio shadow model di Shadow. Taggarla ha chiuso un gap di isolamento genuino (riguarda anche il campionamento dell'universo shadow di LiRA, discusso sopra) e ha abbassato leggermente l'AUC canary composto di LiRA, da 0.6875 a 0.66, senza cambiare il risultato qualitativo.</w:t>
       </w:r>
     </w:p>
     <w:p>
@@ -3749,7 +3764,7 @@
         <w:spacing w:after="90"/>
       </w:pPr>
       <w:r>
-        <w:t xml:space="preserve">Un controllo positivo è stato ottenuto tramite l'inserimento di canary (§6.2): la loss di ricostruzione grezza lo rileva in ogni sito testato (AUC 0.70–0.90 a Office 1); il punteggio LiRA calibrato lo rileva in modo affidabile solo a Office 1 (AUC composto 0.6875, dopo la correzione di un bug di contaminazione nel campionamento shadow), e non riproduce il segnale a Caltech/JPL nemmeno quando la densità di duplicati è equiparata a quella di Office 1 (≈10%) — una dipendenza dal sito nella calibrazione di LiRA sotto questo disegno artificiale di quasi-duplicati che è solo parzialmente compresa, non un'evidenza contro la sensibilità sottostante dello strumento o contro il risultato nullo su dati naturali in §7.</w:t>
+        <w:t xml:space="preserve">Un controllo positivo è stato ottenuto tramite l'inserimento di canary (§6.2): la loss di ricostruzione grezza lo rileva in ogni sito testato (AUC 0.70–0.90 a Office 1); il punteggio LiRA calibrato lo rileva in modo affidabile solo a Office 1 (AUC composto 0.66, dopo la correzione di due bug di contaminazione nel campionamento shadow), e non riproduce il segnale a Caltech/JPL nemmeno quando la densità di duplicati è equiparata a quella di Office 1 (≈10%) — una dipendenza dal sito nella calibrazione di LiRA sotto questo disegno artificiale di quasi-duplicati che è solo parzialmente compresa, non un'evidenza contro la sensibilità sottostante dello strumento o contro il risultato nullo su dati naturali in §7. Yeom conferma indipendentemente la sensibilità dello strumento a Office 1 (AUC canary 0.70–0.86, leggendo la loss assoluta del target model senza calibrazione shadow); il punteggio canary calibrato di Shadow è invece invertito lì (AUC 0.21–0.32), ricondotto a un pavimento condiviso di errore di ricostruzione tra il suo shadow model e il target model a questa scala di modello piuttosto che a una memorizzazione insufficiente (§6.2) — una limitazione della calibrazione di quell'attacco sotto questo specifico disegno di controllo positivo, non del risultato nullo sottostante.</w:t>
       </w:r>
     </w:p>
     <w:p>

--- a/docs/paper/ChargeShield-FL_DSN2027_paper_skeleton_IT.docx
+++ b/docs/paper/ChargeShield-FL_DSN2027_paper_skeleton_IT.docx
@@ -3764,7 +3764,7 @@
         <w:spacing w:after="90"/>
       </w:pPr>
       <w:r>
-        <w:t xml:space="preserve">Un controllo positivo è stato ottenuto tramite l'inserimento di canary (§6.2): la loss di ricostruzione grezza lo rileva in ogni sito testato (AUC 0.70–0.90 a Office 1); il punteggio LiRA calibrato lo rileva in modo affidabile solo a Office 1 (AUC composto 0.66, dopo la correzione di due bug di contaminazione nel campionamento shadow), e non riproduce il segnale a Caltech/JPL nemmeno quando la densità di duplicati è equiparata a quella di Office 1 (≈10%) — una dipendenza dal sito nella calibrazione di LiRA sotto questo disegno artificiale di quasi-duplicati che è solo parzialmente compresa, non un'evidenza contro la sensibilità sottostante dello strumento o contro il risultato nullo su dati naturali in §7. Yeom conferma indipendentemente la sensibilità dello strumento a Office 1 (AUC canary 0.70–0.86, leggendo la loss assoluta del target model senza calibrazione shadow); il punteggio canary calibrato di Shadow è invece invertito lì (AUC 0.21–0.32), ricondotto a un pavimento condiviso di errore di ricostruzione tra il suo shadow model e il target model a questa scala di modello piuttosto che a una memorizzazione insufficiente (§6.2) — una limitazione della calibrazione di quell'attacco sotto questo specifico disegno di controllo positivo, non del risultato nullo sottostante.</w:t>
+        <w:t xml:space="preserve">Un controllo positivo è stato ottenuto tramite l'inserimento di canary (§6.2): la loss di ricostruzione grezza lo rileva chiaramente solo a Office 1 (AUC 0.70–0.90) e non si replica a Caltech (AUC 0.35–0.44 ad aggressività equiparata, 0.37–0.42 a densità aggregata equiparata) né a JPL (AUC 0.46–0.49); il punteggio LiRA calibrato lo rileva a sua volta in modo affidabile solo a Office 1 (AUC composto 0.66, dopo la correzione di due bug di contaminazione nel campionamento shadow), e non riproduce il segnale a Caltech/JPL nemmeno quando la densità di duplicati è equiparata a quella di Office 1 (≈10%) — una dipendenza dal sito nella calibrazione di LiRA sotto questo disegno artificiale di quasi-duplicati che è solo parzialmente compresa, non un'evidenza contro la sensibilità sottostante dello strumento o contro il risultato nullo su dati naturali in §7. Yeom conferma indipendentemente la sensibilità dello strumento a Office 1 (AUC canary 0.70–0.86, leggendo la loss assoluta del target model senza calibrazione shadow); il punteggio canary calibrato di Shadow è invece invertito lì (AUC 0.21–0.32), ricondotto a un pavimento condiviso di errore di ricostruzione tra il suo shadow model e il target model a questa scala di modello piuttosto che a una memorizzazione insufficiente (§6.2) — una limitazione della calibrazione di quell'attacco sotto questo specifico disegno di controllo positivo, non del risultato nullo sottostante.</w:t>
       </w:r>
     </w:p>
     <w:p>

--- a/docs/paper/ChargeShield-FL_DSN2027_paper_skeleton_IT.docx
+++ b/docs/paper/ChargeShield-FL_DSN2027_paper_skeleton_IT.docx
@@ -217,7 +217,7 @@
         <w:spacing w:after="90"/>
       </w:pPr>
       <w:r>
-        <w:t xml:space="preserve">Un caso di studio empirico su dati reali e multi-sito di ricarica EV (ACN-Data) e un deployment NVFLARE/Containerlab containerizzato reale, che valuta tre collocazioni della DP contro tre attacchi su due superfici di osservazione indipendenti (§5).</w:t>
+        <w:t xml:space="preserve">Auditing empirico della differential privacy (§3.3) tramite tre attacchi ad avversario instanziato di forza crescente e un controllo positivo a canary single-run, specifico per il federato, esplicitamente collegato e delimitato rispetto alla letteratura su adversary instantiation [17,18], auditing single-run [19], e canary federati [20].</w:t>
       </w:r>
     </w:p>
     <w:p>
@@ -230,7 +230,7 @@
         <w:spacing w:after="90"/>
       </w:pPr>
       <w:r>
-        <w:t xml:space="preserve">Un risultato nullo rigorosamente validato — nessun leakage rilevabile da LiRA sotto nessuna configurazione DP testata — supportato da intervalli di confidenza bootstrap, un test di significatività di Wilcoxon/segno, e la rendicontazione del TPR@low-FPR (§7).</w:t>
+        <w:t xml:space="preserve">Un caso di studio empirico su dati reali e multi-sito di ricarica EV (ACN-Data) e un deployment NVFLARE/Containerlab containerizzato reale, che valuta tre collocazioni della DP contro tre attacchi su due superfici di osservazione indipendenti (§5).</w:t>
       </w:r>
     </w:p>
     <w:p>
@@ -243,7 +243,7 @@
         <w:spacing w:after="90"/>
       </w:pPr>
       <w:r>
-        <w:t xml:space="preserve">Un'estesa metodologia di verifica di sanità a cinque assi (§6) che distingue "lo strumento di attacco non riesce a rilevare la memorizzazione" da "questa architettura genuinamente non perde informazione a questa scala" — essa stessa un pattern di validazione riutilizzabile per risultati nulli di MIA nella ricerca sulla privacy in FL.</w:t>
+        <w:t xml:space="preserve">Un risultato nullo rigorosamente validato — nessun leakage rilevabile da LiRA sotto nessuna configurazione DP testata — supportato da intervalli di confidenza bootstrap, un test di significatività di Wilcoxon/segno, e la rendicontazione del TPR@low-FPR (§7).</w:t>
       </w:r>
     </w:p>
     <w:p>
@@ -256,6 +256,19 @@
         <w:spacing w:after="90"/>
       </w:pPr>
       <w:r>
+        <w:t xml:space="preserve">Un'estesa metodologia di verifica di sanità a cinque assi (§6) che distingue "lo strumento di attacco non riesce a rilevare la memorizzazione" da "questa architettura genuinamente non perde informazione a questa scala" — essa stessa un pattern di validazione riutilizzabile per risultati nulli di MIA nella ricerca sulla privacy in FL.</w:t>
+      </w:r>
+    </w:p>
+    <w:p>
+      <w:pPr>
+        <w:pStyle w:val="ListParagraph"/>
+        <w:numPr>
+          <w:ilvl w:val="0"/>
+          <w:numId w:val="1"/>
+        </w:numPr>
+        <w:spacing w:after="90"/>
+      </w:pPr>
+      <w:r>
         <w:t xml:space="preserve">PES_v1 (§8), un punteggio composito di esposizione alla privacy che combina il vantaggio residuo dell'attacco e il budget DP nominale, con una fondazione teorica informale rispetto ai limiti di membership-advantage di Yeom (2018) / Humphries et al. (2020).</w:t>
       </w:r>
     </w:p>
@@ -325,6 +338,21 @@
           <w:i w:val="false"/>
           <w:iCs w:val="false"/>
         </w:rPr>
+        <w:t xml:space="preserve">Un filone di lavoro più recente e distinto tratta l'auditing empirico della DP come oggetto di studio a sé, non come una misurazione una tantum. Jagielski et al. [17] fanno auditing di DP-SGD tramite canary di data-poisoning inseriti prima del training, derivando limiti inferiori empirici su ε da quanto affidabilmente un avversario distingue un modello avvelenato da uno pulito; Nasr et al. [18] generalizzano questo approccio in “adversary instantiation” — sostituendo il gioco DP astratto nel caso peggiore con un avversario di membership-inference concretamente instanziato ed eseguito contro un modello realmente addestrato, esattamente il ruolo che la nostra suite Yeom/Shadow/LiRA svolge in questo paper (§3.3); e Steinke et al. [19] mostrano che l'auditing può essere condotto da una singola run di training invece delle centinaia di run indipendenti IN/OUT richieste dagli audit classici, inserendo insieme molti canary indipendenti e sfruttandone direttamente l'indipendenza anziché la group privacy. Nel contesto federato specificamente, il CANIFE di Maddock et al. [20] costruisce canary per-round, gradiente-ortogonali, sotto un avversario forte con accesso agli aggiornamenti intermedi dei client, convertendo una misura di separazione per-round in un limite (ε,δ) composto via RDP. Il nostro controllo positivo a canary (§3.3, §6.2) appartiene alla stessa famiglia — singola run di training, più gruppi canary inseriti, confini di client federati — ma è deliberatamente più debole e più circoscritto di ciascuno di [17]–[20]: usa record duplicati naturalmente occorrenti anziché input avversariali ottimizzati, e riporta un controllo di sensibilità al rilevamento (se lo strumento rileva o no un leakage reale amplificato) anziché un limite inferiore empirico formale su ε. Dichiariamo esplicitamente questo divario in §3.3 e §9 invece di sovrastimare cosa i nostri canary stabiliscano.</w:t>
+      </w:r>
+    </w:p>
+    <w:p>
+      <w:pPr>
+        <w:spacing w:after="160"/>
+        <w:jc w:val="both"/>
+      </w:pPr>
+      <w:r>
+        <w:rPr>
+          <w:b w:val="false"/>
+          <w:bCs w:val="false"/>
+          <w:i w:val="false"/>
+          <w:iCs w:val="false"/>
+        </w:rPr>
         <w:t xml:space="preserve">L'aggregazione Byzantine-robust (Krum [9], e le varianti CUSUM/cosine-similarity) è usata nel nostro livello di difesa ByzantineDetector, ma — come argomentiamo esplicitamente in §4 — appartiene a un dominio di minaccia formalmente separato (integrità lato client, Scenario 2) dalla domanda sulla privacy a cui risponde questo paper (osservazione passiva lato server, Scenario 1); nessun meccanismo di integrità è qui rivendicato come mitigazione del MIA, correggendo una conflazione che abbiamo trovato e respinto durante il nostro stesso processo di revisione (vedi §4.3).</w:t>
       </w:r>
     </w:p>
@@ -421,22 +449,52 @@
         <w:spacing w:after="120" w:before="220"/>
       </w:pPr>
       <w:r>
-        <w:t xml:space="preserve">3.3 ByzantineDetector: un dominio di integrità formalmente separato</w:t>
-      </w:r>
-    </w:p>
-    <w:p>
-      <w:pPr>
-        <w:spacing w:after="160"/>
-        <w:jc w:val="both"/>
-      </w:pPr>
-      <w:r>
-        <w:rPr>
-          <w:b w:val="false"/>
-          <w:bCs w:val="false"/>
-          <w:i w:val="false"/>
-          <w:iCs w:val="false"/>
-        </w:rPr>
-        <w:t xml:space="preserve">ByzantineDetector (Krum, cosine-similarity, CUSUM, rilevamento di esplosione del gradiente) protegge la convergenza del FL da client Byzantine/di poisoning — una preoccupazione di integrità lato client (Scenario 2 nel nostro modello di minaccia, §4). Dichiariamo esplicitamente, avendo trovato e corretto una nostra precedente conflazione di questo punto durante lo sviluppo: nessun meccanismo IDS fornisce alcuna garanzia di privacy contro il server honest-but-curious di cui si occupano i risultati MIA di questo paper. Integrità e privacy sono due domini ortogonali in questa architettura; ByzantineDetector non è mai citato qui come difesa MIA, attiva o passiva.</w:t>
+        <w:t xml:space="preserve">3.3 Auditing Empirico della Differential Privacy</w:t>
+      </w:r>
+    </w:p>
+    <w:p>
+      <w:pPr>
+        <w:spacing w:after="160"/>
+        <w:jc w:val="both"/>
+      </w:pPr>
+      <w:r>
+        <w:rPr>
+          <w:b w:val="false"/>
+          <w:bCs w:val="false"/>
+          <w:i w:val="false"/>
+          <w:iCs w:val="false"/>
+        </w:rPr>
+        <w:t xml:space="preserve">La garanzia (ε,δ) della differential privacy limita il leakage nel caso peggiore su ogni possibile avversario e dataset vicino; non dice di per sé cosa un avversario concreto e realistico estragga effettivamente da un modello specifico già addestrato. Una metodologia distinta — instanziare empiricamente uno o più avversari concreti di membership-inference contro un modello reale e misurare cosa ottengono, anziché ragionare sul gioco DP in astratto — è ciò che Jagielski et al. [17] e Nasr et al. [18] chiamano adversary instantiation. È esattamente il ruolo che Yeom, Shadow e LiRA (§3.6) svolgono in questo paper: tre instanziazioni di avversario di forza crescente — una soglia sulla loss grezza, un singolo modello shadow calibrato, e un test a rapporto di verosimiglianza d'insieme — eseguiti offline contro dati di training reali per-round (§5–§7), interamente separati dall'accounting online del budget del Privacy Auditor (§3.2). Manteniamo questa distinzione esplicita a livello terminologico perché l'uso di “auditor” nella letteratura di DP-auditing [17–19] si riferisce a questo ruolo avversario/di misurazione, non al nostro componente Privacy Auditor: il Privacy Auditor calcola cosa il meccanismo DP promette; Yeom/Shadow/LiRA misurano cosa un avversario instanziato estrae davvero. Usiamo “auditing empirico della differential privacy” per la metodologia di questa sezione, riservando “il Privacy Auditor” esclusivamente al sottosistema di telemetria difensiva del §3.2.</w:t>
+      </w:r>
+    </w:p>
+    <w:p>
+      <w:pPr>
+        <w:spacing w:after="160"/>
+        <w:jc w:val="both"/>
+      </w:pPr>
+      <w:r>
+        <w:rPr>
+          <w:b w:val="false"/>
+          <w:bCs w:val="false"/>
+          <w:i w:val="false"/>
+          <w:iCs w:val="false"/>
+        </w:rPr>
+        <w:t xml:space="preserve">Gli audit empirici classici di DP, come le valutazioni MIA classiche, richiedono tipicamente di addestrare molti modelli indipendenti sotto ipotesi IN/OUT appaiate per ottenere la distribuzione di una statistica — un costo proibitivo per un FL cross-silo su run di training reali di più ore (§5) alla scala che questo progetto può ripetere entro la propria scadenza. Steinke et al. [19] affrontano esattamente questo costo, mostrando che una singola run di training, seminata con molti canary indipendenti la cui inclusione/esclusione viene indovinata singolarmente, produce un limite inferiore empirico valido su ε tramite un argomento diretto di indipendenza anziché la group privacy — non servono più centinaia di modelli. Il nostro controllo positivo a canary (§6.2) è single-run nello stesso senso pratico: una run di training per configurazione, cinque gruppi canary inseriti insieme anziché in sequenza. Ci fermiamo tuttavia prima del contributo effettivo di Steinke et al.: non deriviamo un limite inferiore numerico (ε,δ) dai punteggi canary. Li usiamo solo come controllo binario di sensibilità — se lo strumento di attacco rileva o no un leakage reale amplificato artificialmente e noto (AUC-ROC/advantage dei canary rispetto alla popolazione non-canary) — che è la domanda a cui §6.2 e §9 già rispondono. Estendere questo disegno canary single-run in un limite inferiore empirico formale su ε in stile [19] è lavoro futuro, non un'affermazione di questo paper.</w:t>
+      </w:r>
+    </w:p>
+    <w:p>
+      <w:pPr>
+        <w:spacing w:after="160"/>
+        <w:jc w:val="both"/>
+      </w:pPr>
+      <w:r>
+        <w:rPr>
+          <w:b w:val="false"/>
+          <w:bCs w:val="false"/>
+          <w:i w:val="false"/>
+          <w:iCs w:val="false"/>
+        </w:rPr>
+        <w:t xml:space="preserve">Un canary iniettato nel training set locale di un client federato deve inoltre sopravvivere all'ottimizzatore locale di quel client, al passo di aggregazione FedAvg, e — per LiRA specificamente — alla calibrazione del modello shadow, senza fuoriuscire attraverso il confine di cluster che definisce a quale client appartiene. inject_canaries() (§6.2) risolve questo tramite il site_id reale di ogni sessione anziché la posizione in lista, e una guardia dedicata di campionamento atomico per gruppo mantiene insieme ogni duplicato di un gruppo canary ogni volta che i sottoinsiemi di shadow-training vengono ricampionati, cosicché un gruppo canary non viene mai silenziosamente diviso tra le partizioni IN e OUT di un modello shadow. Il CANIFE di Maddock et al. [20] è la costruzione di canary specifica per il federato più vicina in letteratura: costruisce input canary avversariali, gradiente-ortogonali, adattivamente a ogni round, sotto un avversario forte che osserva gli aggiornamenti intermedi dei client, e compone una misura di separazione per-round in un limite (ε,δ) basato su RDP lungo l'intera run. I nostri canary sono costruiti in modo molto più semplice, e lo dichiariamo esplicitamente: sessioni di ricarica reali e non modificate dal sito bersaglio, duplicate a una molteplicità controllata calcolata per uguagliare l'amplificazione per-record di un sito di riferimento (§6.2), iniettate una sola volta prima del training anziché adattivamente a ogni round, e valutate solo come tasso di rilevamento del controllo positivo anziché come misura componibile via RDP. Questo risponde a una domanda più circoscritta di quella di CANIFE o di [19] — se questo strumento di attacco riesca a rilevare un leakage reale, deliberatamente amplificato, in questo contesto federato — che è ciò di cui questo paper ha bisogno per interpretare i propri risultati vicini al caso altrove (§7, §9) come un rischio assente piuttosto che uno strumento di misurazione insensibile, non qual è l'ε empirico più stretto che questo deployment perde, che lasciamo come lavoro futuro.</w:t>
       </w:r>
     </w:p>
     <w:p>
@@ -445,52 +503,22 @@
         <w:spacing w:after="120" w:before="220"/>
       </w:pPr>
       <w:r>
-        <w:t xml:space="preserve">3.4 Tre Collocazioni della Privacy Differenziale</w:t>
-      </w:r>
-    </w:p>
-    <w:p>
-      <w:pPr>
-        <w:spacing w:after="160"/>
-        <w:jc w:val="both"/>
-      </w:pPr>
-      <w:r>
-        <w:rPr>
-          <w:b w:val="false"/>
-          <w:bCs w:val="false"/>
-          <w:i w:val="false"/>
-          <w:iCs w:val="false"/>
-        </w:rPr>
-        <w:t xml:space="preserve">Valutiamo tre collocazioni del clipping degli aggiornamenti client e dell'aggiunta di rumore Gaussiano rispetto all'aggregazione FedAvg: dp-fedavg (clip + rumore per-client prima dell'aggregazione — il server osserva transitoriamente l'aggiornamento grezzo, esattamente ciò che LiRA è costruito per attaccare); central (solo clip lato client, una singola estrazione di rumore a livello di aggregato dopo il FedAvg — corrisponde letteralmente all'Algoritmo 1 di McMahan et al. [3]; i contributi dei singoli client non vengono mai rumorizzati); e local (clip + rumore per-client, con l'aggiornamento grezzo mai trasmesso o osservato dal server, nemmeno transitoriamente). Il nostro conteggio della composizione attraverso i round FL è naive, non basato su RDP (§9); il divario che Jayaraman ed Evans documentano tra composizione naive e composizione più stretta è esattamente il motivo per cui il nostro budget di privacy multi-round riportato va letto come un limite superiore conservativo, non una garanzia stretta. Tutte e tre le collocazioni clippano e rumorizzano a granularità client: l'unità di protezione è il contributo per-round di un client nel suo insieme — la nozione che McMahan et al. [3] formalizzano come DP client-level — non DP-SGD per-esempio (Abadi et al. [7]), che limita invece l'influenza di un singolo record di training. LiRA punta esattamente a quella granularità più fine: chiede se una specifica sessione di ricarica, dentro il training set locale di un client, possa essere rilevata come membro. Nessuna delle nostre tre collocazioni è calibrata per limitare il contributo di un singolo record al training locale del suo client, quindi il clipping client-level non fornisce alcuna garanzia formale alla granularità che LiRA attacca davvero. Il nostro risultato è quindi una misura empirica di se un attaccante a livello di record trovi leakage rilevabile sotto una configurazione DP client-level, non un'affermazione che la DP client-level protegga formalmente le singole sessioni — lo stesso scarto tra garanzia teorica e superficie di attacco empirica che motiva la domanda centrale di questo paper (§1).</w:t>
-      </w:r>
-    </w:p>
-    <w:p>
-      <w:pPr>
-        <w:spacing w:after="160"/>
-        <w:jc w:val="both"/>
-      </w:pPr>
-      <w:r>
-        <w:rPr>
-          <w:b w:val="false"/>
-          <w:bCs w:val="false"/>
-          <w:i w:val="false"/>
-          <w:iCs w:val="false"/>
-        </w:rPr>
-        <w:t xml:space="preserve">Letta così, le tre collocazioni non sono tre meccanismi di privacy indipendenti ma tre punti di privilegio dell'avversario lungo la stessa pipeline di trasformazione dell'aggiornamento di un client: dp-fedavg lo osserva grezzo, prima di qualunque clipping o rumore; central lo osserva dopo il clipping lato client ma prima di qualunque rumore; local osserva solo il valore finale clippato e rumorizzato — mai quello grezzo o intermedio, nemmeno transitoriamente. Letto in questo modo, dp-fedavg non è un meccanismo di privacy tra tre che per caso non offre protezione: è il limite superiore di ciò che è estraibile da questo canale, sotto la vista più privilegiata che la nostra architettura concede mai a un aggregatore. Se quel limite superiore stesso non mostra alcun segnale di appartenenza rilevabile (§7), lo stesso risultato nullo sotto le due collocazioni protettive, central e local, non può essere attribuito al rumore DP che sopprime un segnale altrimenti presente — la vista grezza e non protetta non ne avrebbe già contenuto alcuno da sopprimere. Questo è anche il punto in cui il substrato ML Plane (§3.1) sostiene davvero l'esperimento, non è solo infrastruttura: il suo flusso di eventi — aggiornamento locale prodotto, aggiornamento privatizzato, round aggregato — è esattamente ciò che rende questi tre livelli di privilegio dell'aggregatore separatamente osservabili e separatamente attaccabili.</w:t>
-      </w:r>
-    </w:p>
-    <w:p>
-      <w:pPr>
-        <w:spacing w:after="160"/>
-        <w:jc w:val="both"/>
-      </w:pPr>
-      <w:r>
-        <w:rPr>
-          <w:b w:val="false"/>
-          <w:bCs w:val="false"/>
-          <w:i w:val="false"/>
-          <w:iCs w:val="false"/>
-        </w:rPr>
-        <w:t xml:space="preserve">Un'ulteriore avvertenza riguarda specificamente come ε vada letto in questo paper. La garanzia formale (ε,δ)-DP per un meccanismo clip-and-noise vale in modo pulito quando ogni client contribuisce un solo passo di gradiente per round (come in DP-SGD); i nostri client eseguono invece local_epochs=50 passi di ottimizzazione locale per round prima che il loro aggiornamento venga clippato e rumorizzato una sola volta. Alla granularità client-level a cui queste collocazioni sono calibrate (l'unità che McMahan et al. proteggono, vedi §3.4 sopra), questo non indebolisce la garanzia: il clip vincola il contributo per-round dell'intero client indipendentemente da quanti passi locali lo abbiano prodotto. Lo segnaliamo comunque perché è facile confonderlo con la domanda a livello di record che questo paper pone davvero (se LiRA riesca a rilevare una singola sessione): il regime di training a 50 epoche locali descritto in §5 è ciò che dà al modello l'opportunità di memorizzare una singola sessione in primo luogo, e ε qui va letto come parametro di rumore sperimentale calibrato all'unità client-level, non come un budget di privacy formale per-record.</w:t>
+        <w:t xml:space="preserve">3.4 ByzantineDetector: un dominio di integrità formalmente separato</w:t>
+      </w:r>
+    </w:p>
+    <w:p>
+      <w:pPr>
+        <w:spacing w:after="160"/>
+        <w:jc w:val="both"/>
+      </w:pPr>
+      <w:r>
+        <w:rPr>
+          <w:b w:val="false"/>
+          <w:bCs w:val="false"/>
+          <w:i w:val="false"/>
+          <w:iCs w:val="false"/>
+        </w:rPr>
+        <w:t xml:space="preserve">ByzantineDetector (Krum, cosine-similarity, CUSUM, rilevamento di esplosione del gradiente) protegge la convergenza del FL da client Byzantine/di poisoning — una preoccupazione di integrità lato client (Scenario 2 nel nostro modello di minaccia, §4). Dichiariamo esplicitamente, avendo trovato e corretto una nostra precedente conflazione di questo punto durante lo sviluppo: nessun meccanismo IDS fornisce alcuna garanzia di privacy contro il server honest-but-curious di cui si occupano i risultati MIA di questo paper. Integrità e privacy sono due domini ortogonali in questa architettura; ByzantineDetector non è mai citato qui come difesa MIA, attiva o passiva.</w:t>
       </w:r>
     </w:p>
     <w:p>
@@ -499,7 +527,61 @@
         <w:spacing w:after="120" w:before="220"/>
       </w:pPr>
       <w:r>
-        <w:t xml:space="preserve">3.5 LiRA: Adattamenti a Questo Contesto</w:t>
+        <w:t xml:space="preserve">3.5 Tre Collocazioni della Privacy Differenziale</w:t>
+      </w:r>
+    </w:p>
+    <w:p>
+      <w:pPr>
+        <w:spacing w:after="160"/>
+        <w:jc w:val="both"/>
+      </w:pPr>
+      <w:r>
+        <w:rPr>
+          <w:b w:val="false"/>
+          <w:bCs w:val="false"/>
+          <w:i w:val="false"/>
+          <w:iCs w:val="false"/>
+        </w:rPr>
+        <w:t xml:space="preserve">Valutiamo tre collocazioni del clipping degli aggiornamenti client e dell'aggiunta di rumore Gaussiano rispetto all'aggregazione FedAvg: dp-fedavg (clip + rumore per-client prima dell'aggregazione — il server osserva transitoriamente l'aggiornamento grezzo, esattamente ciò che LiRA è costruito per attaccare); central (solo clip lato client, una singola estrazione di rumore a livello di aggregato dopo il FedAvg — corrisponde letteralmente all'Algoritmo 1 di McMahan et al. [3]; i contributi dei singoli client non vengono mai rumorizzati); e local (clip + rumore per-client, con l'aggiornamento grezzo mai trasmesso o osservato dal server, nemmeno transitoriamente). Il nostro conteggio della composizione attraverso i round FL è naive, non basato su RDP (§9); il divario che Jayaraman ed Evans documentano tra composizione naive e composizione più stretta è esattamente il motivo per cui il nostro budget di privacy multi-round riportato va letto come un limite superiore conservativo, non una garanzia stretta. Tutte e tre le collocazioni clippano e rumorizzano a granularità client: l'unità di protezione è il contributo per-round di un client nel suo insieme — la nozione che McMahan et al. [3] formalizzano come DP client-level — non DP-SGD per-esempio (Abadi et al. [7]), che limita invece l'influenza di un singolo record di training. LiRA punta esattamente a quella granularità più fine: chiede se una specifica sessione di ricarica, dentro il training set locale di un client, possa essere rilevata come membro. Nessuna delle nostre tre collocazioni è calibrata per limitare il contributo di un singolo record al training locale del suo client, quindi il clipping client-level non fornisce alcuna garanzia formale alla granularità che LiRA attacca davvero. Il nostro risultato è quindi una misura empirica di se un attaccante a livello di record trovi leakage rilevabile sotto una configurazione DP client-level, non un'affermazione che la DP client-level protegga formalmente le singole sessioni — lo stesso scarto tra garanzia teorica e superficie di attacco empirica che motiva la domanda centrale di questo paper (§1).</w:t>
+      </w:r>
+    </w:p>
+    <w:p>
+      <w:pPr>
+        <w:spacing w:after="160"/>
+        <w:jc w:val="both"/>
+      </w:pPr>
+      <w:r>
+        <w:rPr>
+          <w:b w:val="false"/>
+          <w:bCs w:val="false"/>
+          <w:i w:val="false"/>
+          <w:iCs w:val="false"/>
+        </w:rPr>
+        <w:t xml:space="preserve">Letta così, le tre collocazioni non sono tre meccanismi di privacy indipendenti ma tre punti di privilegio dell'avversario lungo la stessa pipeline di trasformazione dell'aggiornamento di un client: dp-fedavg lo osserva grezzo, prima di qualunque clipping o rumore; central lo osserva dopo il clipping lato client ma prima di qualunque rumore; local osserva solo il valore finale clippato e rumorizzato — mai quello grezzo o intermedio, nemmeno transitoriamente. Letto in questo modo, dp-fedavg non è un meccanismo di privacy tra tre che per caso non offre protezione: è il limite superiore di ciò che è estraibile da questo canale, sotto la vista più privilegiata che la nostra architettura concede mai a un aggregatore. Se quel limite superiore stesso non mostra alcun segnale di appartenenza rilevabile (§7), lo stesso risultato nullo sotto le due collocazioni protettive, central e local, non può essere attribuito al rumore DP che sopprime un segnale altrimenti presente — la vista grezza e non protetta non ne avrebbe già contenuto alcuno da sopprimere. Questo è anche il punto in cui il substrato ML Plane (§3.1) sostiene davvero l'esperimento, non è solo infrastruttura: il suo flusso di eventi — aggiornamento locale prodotto, aggiornamento privatizzato, round aggregato — è esattamente ciò che rende questi tre livelli di privilegio dell'aggregatore separatamente osservabili e separatamente attaccabili.</w:t>
+      </w:r>
+    </w:p>
+    <w:p>
+      <w:pPr>
+        <w:spacing w:after="160"/>
+        <w:jc w:val="both"/>
+      </w:pPr>
+      <w:r>
+        <w:rPr>
+          <w:b w:val="false"/>
+          <w:bCs w:val="false"/>
+          <w:i w:val="false"/>
+          <w:iCs w:val="false"/>
+        </w:rPr>
+        <w:t xml:space="preserve">Un'ulteriore avvertenza riguarda specificamente come ε vada letto in questo paper. La garanzia formale (ε,δ)-DP per un meccanismo clip-and-noise vale in modo pulito quando ogni client contribuisce un solo passo di gradiente per round (come in DP-SGD); i nostri client eseguono invece local_epochs=50 passi di ottimizzazione locale per round prima che il loro aggiornamento venga clippato e rumorizzato una sola volta. Alla granularità client-level a cui queste collocazioni sono calibrate (l'unità che McMahan et al. proteggono, vedi §3.5 sopra), questo non indebolisce la garanzia: il clip vincola il contributo per-round dell'intero client indipendentemente da quanti passi locali lo abbiano prodotto. Lo segnaliamo comunque perché è facile confonderlo con la domanda a livello di record che questo paper pone davvero (se LiRA riesca a rilevare una singola sessione): il regime di training a 50 epoche locali descritto in §5 è ciò che dà al modello l'opportunità di memorizzare una singola sessione in primo luogo, e ε qui va letto come parametro di rumore sperimentale calibrato all'unità client-level, non come un budget di privacy formale per-record.</w:t>
+      </w:r>
+    </w:p>
+    <w:p>
+      <w:pPr>
+        <w:pStyle w:val="Heading2"/>
+        <w:spacing w:after="120" w:before="220"/>
+      </w:pPr>
+      <w:r>
+        <w:t xml:space="preserve">3.6 LiRA: Adattamenti a Questo Contesto</w:t>
       </w:r>
     </w:p>
     <w:p>
@@ -601,7 +683,7 @@
           <w:i w:val="false"/>
           <w:iCs w:val="false"/>
         </w:rPr>
-        <w:t xml:space="preserve">Lo Scenario 2 (un client FL malevolo) non è semplicemente fuori ambito: come argomenta il §3.3, il substrato ML Plane ha due consumatori con modelli di minaccia ortogonali sullo stesso livello di osservabilità — il Privacy Auditor (confidenzialità, Scenario 1, oggetto dei risultati di questo paper) e ByzantineDetector (integrità, Scenario 2). Lo Scenario 2 appartiene a quell’altro consumatore, è validato separatamente dalle affermazioni sulla privacy di questo paper, e non è confuso con lo Scenario 1 nei nostri risultati. Alla data di questa submission, i meccanismi Krum/cosine-similarity/CUSUM di ByzantineDetector sono implementati e testati a livello unitario ma non sono ancora stati esercitati end-to-end contro un client Byzantine attivo su dati di training FL reali — un limite che dichiariamo esplicitamente invece di lasciar intendere una copertura che non abbiamo misurato. Lo Scenario 3 (gateway di rete compromesso) e lo Scenario 4 (intercettatore passivo esterno, sconfitto dalla sicurezza a livello di trasporto) restano davvero fuori ambito: nessuno dei due è un consumatore dell’ML Plane, ed entrambi sono questioni di sicurezza di rete convenzionali, ortogonali sia allo Scenario 1 che allo Scenario 2.</w:t>
+        <w:t xml:space="preserve">Lo Scenario 2 (un client FL malevolo) non è semplicemente fuori ambito: come argomenta il §3.4, il substrato ML Plane ha due consumatori con modelli di minaccia ortogonali sullo stesso livello di osservabilità — il Privacy Auditor (confidenzialità, Scenario 1, oggetto dei risultati di questo paper) e ByzantineDetector (integrità, Scenario 2). Lo Scenario 2 appartiene a quell’altro consumatore, è validato separatamente dalle affermazioni sulla privacy di questo paper, e non è confuso con lo Scenario 1 nei nostri risultati. Alla data di questa submission, i meccanismi Krum/cosine-similarity/CUSUM di ByzantineDetector sono implementati e testati a livello unitario ma non sono ancora stati esercitati end-to-end contro un client Byzantine attivo su dati di training FL reali — un limite che dichiariamo esplicitamente invece di lasciar intendere una copertura che non abbiamo misurato. Lo Scenario 3 (gateway di rete compromesso) e lo Scenario 4 (intercettatore passivo esterno, sconfitto dalla sicurezza a livello di trasporto) restano davvero fuori ambito: nessuno dei due è un consumatore dell’ML Plane, ed entrambi sono questioni di sicurezza di rete convenzionali, ortogonali sia allo Scenario 1 che allo Scenario 2.</w:t>
       </w:r>
     </w:p>
     <w:p>
@@ -1229,7 +1311,7 @@
           <w:i w:val="false"/>
           <w:iCs w:val="false"/>
         </w:rPr>
-        <w:t xml:space="preserve">Le due righe sopra provengono da due run separati, ciascuno a singolo seed, dello stesso protocollo, non da un unico run condiviso, e quindi non vanno lette come un confronto prima/dopo sugli stessi canary: il run A riporta inoltre un AUC LiRA calibrato di 0.4863 / 0.6265 / 0.4250 (composto 0.5534), e il run B riporta un AUC raw reconstruction-loss di 0.6625 / 0.85 / 0.8375 — entrambi ampiamente coerenti con i valori in tabella, ma mostriamo la realizzazione singola più forte di ciascuna metrica invece di mediare tra run che non erano stati progettati per essere aggregati. La copertura per sito del segnale raw-loss è disomogenea, contrariamente a una bozza precedente di questa sezione che la descriveva come valida in ogni sito testato: a Office 1, la loss di ricostruzione grezza separa nettamente i membri canary dai non-membri in ogni round (come in tabella). A Caltech, lo stesso protocollo produce un AUC di 0.3710 / 0.3805 / 0.4236 — invertito, sotto il caso, non una separazione qualitativamente simile. A JPL, l'AUC raw-loss è 0.4737 / 0.4632 / 0.4947 — al livello del caso. Il controllo positivo raw-loss riesce quindi inequivocabilmente solo a Office 1 tra i tre siti; non abbiamo ancora una spiegazione per l'inversione di segno a Caltech e la riportiamo come una domanda aperta invece di ometterla. Il punteggio LiRA calibrato è ancora più sfumato. Dopo aver corretto un bug di contaminazione nel campionamento degli shadow (le copie canary duplicate potevano prima frammentarsi tra lo split IN/OUT di un singolo shadow, diluendo il segnale differenziale su cui si basa la calibrazione di LiRA), LiRA calibrato sui canary di Office 1 (run B, ≈11% del training set di quel client) rileva il canary in modo consistente in tutti e tre i round (0.6375 / 0.6625 / 0.5875, composto 0.6875), sopra la soglia di lavoro di 0.60 usata in §6.1 — sebbene, come altrove in questa sezione, si tratti di un risultato a singolo seed/3 round, non replicato tra seed. Resta sistematicamente più debole del segnale raw-loss, cosa che attribuiamo a un limite separato, ancora aperto: la calibrazione Gaussiana di LiRA opera al proprio floor di varianza per-shadow nel 96–99% dei casi in questo run, piuttosto che sulla vera varianza per-shadow (§3.5, §9). Replicare lo stesso identico protocollo a Caltech e JPL — dove la densità aggregata di duplicati è molto più bassa (≈0.5% dei dati di training locali, poiché entrambi i client hanno dataset locali più grandi di Office 1) — non riproduce il segnale LiRA calibrato (AUC composto Caltech 0.42–0.50; AUC composto JPL 0.5368). Abbiamo tentato di isolare la densità dal sito ripetendo l'inserimento del canary a Caltech con densità aggregata di duplicati equiparata a quella di Office 1 (≈10% dei dati di training locali, n_templates=84, n_duplicates=30): LiRA calibrato non è comunque riuscito a rilevare il canary (AUC 0.46–0.53, vicino o sotto il caso). Avevamo letto questo come evidenza che la densità di duplicati da sola non spiega il divario Office 1/Caltech, ma a un esame più attento le due configurazioni non sono equiparate sulla variabile che plausibilmente guida la memorizzazione: Office 1 duplica ciascuno di 5 template 30× in un pool di ≈1.680 sessioni (≈2.0% di amplificazione per-record), mentre la configurazione Caltech a densità equiparata duplica ciascuno di 84 template 30× in un pool di ≈25.123 sessioni (≈0.12% di amplificazione per-record) — una differenza di 17× nell'amplificazione per-record nonostante la densità aggregata equiparata. Densità aggregata e amplificazione per-record non sono la stessa grandezza, e l'esperimento come condotto le confonde; il risultato Caltech sopra va quindi letto come inconcludente sulla questione della densità, non come evidenza contro di essa. Un test più pulito manterrebbe n_templates=5 fisso (come a Office 1) e alzerebbe n_duplicates a Caltech finché l'amplificazione per-record, non la densità aggregata, eguaglia quella di Office 1; non abbiamo avuto tempo di eseguirlo prima della submission e lo segnaliamo come il naturale prossimo esperimento. In ogni caso questa è una proprietà della calibrazione di LiRA sotto un disegno artificiale di record quasi-duplicati; le sessioni EV naturali nel nostro dataset non sono mai duplicati letterali l'una dell'altra, quindi nulla di questo si estende al, o mina il, risultato nullo in §7.</w:t>
+        <w:t xml:space="preserve">Le due righe sopra provengono da due run separati, ciascuno a singolo seed, dello stesso protocollo, non da un unico run condiviso, e quindi non vanno lette come un confronto prima/dopo sugli stessi canary: il run A riporta inoltre un AUC LiRA calibrato di 0.4863 / 0.6265 / 0.4250 (composto 0.5534), e il run B riporta un AUC raw reconstruction-loss di 0.6625 / 0.85 / 0.8375 — entrambi ampiamente coerenti con i valori in tabella, ma mostriamo la realizzazione singola più forte di ciascuna metrica invece di mediare tra run che non erano stati progettati per essere aggregati. La copertura per sito del segnale raw-loss è disomogenea, contrariamente a una bozza precedente di questa sezione che la descriveva come valida in ogni sito testato: a Office 1, la loss di ricostruzione grezza separa nettamente i membri canary dai non-membri in ogni round (come in tabella). A Caltech, lo stesso protocollo produce un AUC di 0.3710 / 0.3805 / 0.4236 — invertito, sotto il caso, non una separazione qualitativamente simile. A JPL, l'AUC raw-loss è 0.4737 / 0.4632 / 0.4947 — al livello del caso. Il controllo positivo raw-loss riesce quindi inequivocabilmente solo a Office 1 tra i tre siti; non abbiamo ancora una spiegazione per l'inversione di segno a Caltech e la riportiamo come una domanda aperta invece di ometterla. Il punteggio LiRA calibrato è ancora più sfumato. Dopo aver corretto un bug di contaminazione nel campionamento degli shadow (le copie canary duplicate potevano prima frammentarsi tra lo split IN/OUT di un singolo shadow, diluendo il segnale differenziale su cui si basa la calibrazione di LiRA), LiRA calibrato sui canary di Office 1 (run B, ≈11% del training set di quel client) rileva il canary in modo consistente in tutti e tre i round (0.6375 / 0.6625 / 0.5875, composto 0.6875), sopra la soglia di lavoro di 0.60 usata in §6.1 — sebbene, come altrove in questa sezione, si tratti di un risultato a singolo seed/3 round, non replicato tra seed. Resta sistematicamente più debole del segnale raw-loss, cosa che attribuiamo a un limite separato, ancora aperto: la calibrazione Gaussiana di LiRA opera al proprio floor di varianza per-shadow nel 96–99% dei casi in questo run, piuttosto che sulla vera varianza per-shadow (§3.6, §9). Replicare lo stesso identico protocollo a Caltech e JPL — dove la densità aggregata di duplicati è molto più bassa (≈0.5% dei dati di training locali, poiché entrambi i client hanno dataset locali più grandi di Office 1) — non riproduce il segnale LiRA calibrato (AUC composto Caltech 0.42–0.50; AUC composto JPL 0.5368). Abbiamo tentato di isolare la densità dal sito ripetendo l'inserimento del canary a Caltech con densità aggregata di duplicati equiparata a quella di Office 1 (≈10% dei dati di training locali, n_templates=84, n_duplicates=30): LiRA calibrato non è comunque riuscito a rilevare il canary (AUC 0.46–0.53, vicino o sotto il caso). Avevamo letto questo come evidenza che la densità di duplicati da sola non spiega il divario Office 1/Caltech, ma a un esame più attento le due configurazioni non sono equiparate sulla variabile che plausibilmente guida la memorizzazione: Office 1 duplica ciascuno di 5 template 30× in un pool di ≈1.680 sessioni (≈2.0% di amplificazione per-record), mentre la configurazione Caltech a densità equiparata duplica ciascuno di 84 template 30× in un pool di ≈25.123 sessioni (≈0.12% di amplificazione per-record) — una differenza di 17× nell'amplificazione per-record nonostante la densità aggregata equiparata. Densità aggregata e amplificazione per-record non sono la stessa grandezza, e l'esperimento come condotto le confonde; il risultato Caltech sopra va quindi letto come inconcludente sulla questione della densità, non come evidenza contro di essa. Un test più pulito manterrebbe n_templates=5 fisso (come a Office 1) e alzerebbe n_duplicates a Caltech finché l'amplificazione per-record, non la densità aggregata, eguaglia quella di Office 1; non abbiamo avuto tempo di eseguirlo prima della submission e lo segnaliamo come il naturale prossimo esperimento. In ogni caso questa è una proprietà della calibrazione di LiRA sotto un disegno artificiale di record quasi-duplicati; le sessioni EV naturali nel nostro dataset non sono mai duplicati letterali l'una dell'altra, quindi nulla di questo si estende al, o mina il, risultato nullo in §7.</w:t>
       </w:r>
     </w:p>
     <w:p>
@@ -3260,7 +3342,7 @@
           <w:i w:val="false"/>
           <w:iCs w:val="false"/>
         </w:rPr>
-        <w:t xml:space="preserve">Ogni configurazione DP aumenta la loss di ricostruzione media di circa 240–290× rispetto alla baseline no-DP (0.0017), indipendentemente da collocazione o ε, ed è vicina a un modello non funzionale in termini assoluti. Questo è un confondente per il risultato nullo sopra: con un modello a 570 parametri e rumore per-peso σ che va da 4.84 (ε=1.0) a 48.4 (ε=0.1) (§3.4), è plausibile che il modello mantenga troppo poco del segnale di training perché qualunque attacco — non solo LiRA — possa rilevare la membership, invece che la DP neutralizzi specificamente un attacco che altrimenti riuscirebbe. La baseline no-DP in Tabella 2 (anch'essa indistinguibile dal caso) è l'evidenza più forte contro questa spiegazione alternativa: mostra che l'architettura stessa non memorizza abbastanza perché LiRA rilevi la membership anche senza alcun rumore, quindi i risultati nulli delle configurazioni DP non sono solo un artefatto della distruzione di utilità. Riportiamo comunque U_cost esplicitamente, non solo il risultato nullo dell'AUC, così che questo confondente resti visibile invece che implicito.</w:t>
+        <w:t xml:space="preserve">Ogni configurazione DP aumenta la loss di ricostruzione media di circa 240–290× rispetto alla baseline no-DP (0.0017), indipendentemente da collocazione o ε, ed è vicina a un modello non funzionale in termini assoluti. Questo è un confondente per il risultato nullo sopra: con un modello a 570 parametri e rumore per-peso σ che va da 4.84 (ε=1.0) a 48.4 (ε=0.1) (§3.5), è plausibile che il modello mantenga troppo poco del segnale di training perché qualunque attacco — non solo LiRA — possa rilevare la membership, invece che la DP neutralizzi specificamente un attacco che altrimenti riuscirebbe. La baseline no-DP in Tabella 2 (anch'essa indistinguibile dal caso) è l'evidenza più forte contro questa spiegazione alternativa: mostra che l'architettura stessa non memorizza abbastanza perché LiRA rilevi la membership anche senza alcun rumore, quindi i risultati nulli delle configurazioni DP non sono solo un artefatto della distruzione di utilità. Riportiamo comunque U_cost esplicitamente, non solo il risultato nullo dell'AUC, così che questo confondente resti visibile invece che implicito.</w:t>
       </w:r>
     </w:p>
     <w:p>
@@ -3580,7 +3662,7 @@
           <w:i w:val="false"/>
           <w:iCs w:val="false"/>
         </w:rPr>
-        <w:t xml:space="preserve">AGGIORNAMENTO 2026-09-14 (seconda nota, dopo una revisione esterna indipendente sull’intero paper e codice): i numeri di Tabella 2 sopra vanno letti alla luce di tre correzioni successive documentate in questa sezione e in §3.5/§6: (1) il test di equivalenza TOST (Schuirmann 1987) sostituisce ora la lettura “fail-to-reject” del sign-test con n=5 (che non puo' raggiungere significatività per costruzione) con un test positivo di equivalenza al margine |AUC-0.5|&lt;0.02 — tutte le 10 configurazioni risultano equivalenti a 0.5 con questo criterio piu' rigoroso; (2) è stato introdotto un flag diagnostico opt-in (cfg["lira"]["floor_mode"], invariato di default) che disattiva il floor di varianza condiviso sigma_in/sigma_out per central — dove tale floor viene raggiunto nel 95–99% dei campioni — per verificare se il floor stesso stia mascherando un segnale reale (lira_debug_matched_formula_auc collassa a 0.21–0.34 su central pur con AUC composta vicina a 0.5); questa verifica richiede un run reale non ancora eseguito alla data di questa nota e i numeri di Tabella 2 per central vanno quindi letti come provvisori rispetto a questa verifica in corso; (3) scipy e' stato aggiunto alle dipendenze dichiarate del progetto (era gia' installato in questo ambiente, quindi il test di Wilcoxon citato sopra e' comunque quello reale, non il fallback).</w:t>
+        <w:t xml:space="preserve">AGGIORNAMENTO 2026-09-14 (seconda nota, dopo una revisione esterna indipendente sull’intero paper e codice): i numeri di Tabella 2 sopra vanno letti alla luce di tre correzioni successive documentate in questa sezione e in §3.6/§6: (1) il test di equivalenza TOST (Schuirmann 1987) sostituisce ora la lettura “fail-to-reject” del sign-test con n=5 (che non puo' raggiungere significatività per costruzione) con un test positivo di equivalenza al margine |AUC-0.5|&lt;0.02 — tutte le 10 configurazioni risultano equivalenti a 0.5 con questo criterio piu' rigoroso; (2) è stato introdotto un flag diagnostico opt-in (cfg["lira"]["floor_mode"], invariato di default) che disattiva il floor di varianza condiviso sigma_in/sigma_out per central — dove tale floor viene raggiunto nel 95–99% dei campioni — per verificare se il floor stesso stia mascherando un segnale reale (lira_debug_matched_formula_auc collassa a 0.21–0.34 su central pur con AUC composta vicina a 0.5); questa verifica richiede un run reale non ancora eseguito alla data di questa nota e i numeri di Tabella 2 per central vanno quindi letti come provvisori rispetto a questa verifica in corso; (3) scipy e' stato aggiunto alle dipendenze dichiarate del progetto (era gia' installato in questo ambiente, quindi il test di Wilcoxon citato sopra e' comunque quello reale, non il fallback).</w:t>
       </w:r>
     </w:p>
     <w:p>
@@ -3738,7 +3820,7 @@
         <w:spacing w:after="90"/>
       </w:pPr>
       <w:r>
-        <w:t xml:space="preserve">Solo clipping del gradiente a soglia fissa; il confronto DP è tra collocazioni (dp-fedavg/central/local), non tra strategie di clipping — il clipping adattivo/basato su percentili è lavoro futuro. Solo clipping client-level (§3.4): nessuna delle tre collocazioni limita il contributo di un singolo record come fa DP-SGD per-esempio; implementare e valutare un vero DP-SGD per-esempio come quarta collocazione è lavoro futuro.</w:t>
+        <w:t xml:space="preserve">Solo clipping del gradiente a soglia fissa; il confronto DP è tra collocazioni (dp-fedavg/central/local), non tra strategie di clipping — il clipping adattivo/basato su percentili è lavoro futuro. Solo clipping client-level (§3.5): nessuna delle tre collocazioni limita il contributo di un singolo record come fa DP-SGD per-esempio; implementare e valutare un vero DP-SGD per-esempio come quarta collocazione è lavoro futuro.</w:t>
       </w:r>
     </w:p>
     <w:p>
@@ -3777,7 +3859,7 @@
         <w:spacing w:after="90"/>
       </w:pPr>
       <w:r>
-        <w:t xml:space="preserve">La composizione attraverso i round FL è naive (ε_totale = ε_per_round × round), non Rényi DP (RDP) o zCDP — un divario reale: Jayaraman ed Evans [15] mostrano che la composizione naive richiede 50× il budget che serve a RDP per un'utilità equivalente su un compito comparabile (§2), quindi il nostro ε multi-round riportato è un limite superiore conservativo (largo), non una garanzia stretta. Questo non influisce sulle misurazioni MIA in sé, che sono empiriche e indipendenti dal limite di composizione usato per dichiarare il budget teorico. Abbiamo inoltre implementato il limite di composizione avanzata in forma chiusa (Dwork e Roth [6], Teorema 3.20) e lo abbiamo calcolato per ogni esperimento già completato (epsilon_cumulative_advanced, scripts/compute_advanced_composition.py): ai T=10 round usati in tutta questa campagna, non è mai più stretto del limite naive sopra — la composizione avanzata è un miglioramento asintotico large-round/small-ε che richiede molti più round di quanti ne usiamo (analiticamente: ≥29 round a ε=0.1, ≥187 a ε=0.5, e mai a ε=1.0, poiché ε ≥ ln(2)≈0.693 esclude qualunque crossover a un numero finito di round). Un accountant RDP specifico per il meccanismo Gaussiano resta la via più promettente verso un numero più stretto e non è implementato — lavoro futuro. I risultati sono validati su ACN-Data reale sia in simulazione che in un deployment reale; la campagna bootstrap completa 5-seed × 10-configurazioni (§7) è completa, incluse le due configurazioni (central/local, ε=0.5) mancanti dalla precedente campagna a 8 configurazioni. Un vero test di Wilcoxon a rango con segno è stato eseguito su una macchina con scipy: nessuno dei 10 gruppi di configurazione mostra un AUC significativamente diverso da 0.5 (p compreso tra 0.3125–1.0000, tutti ben sopra 0.05). Due bug reali di conflazione dei dati sono stati trovati e corretti durante questo processo: primo (2026-09-04), il gruppo "baseline no-DP" aveva silenziosamente incluso file di un esperimento di robustezza non correlato (split train/holdout entity-aware) insieme ai propri seed reali, gonfiando n da 5 a 10; secondo (2026-09-08), i rilanci della campagna stessa — che riutilizzavano gli stessi 5 seed per aggiungere metriche precedentemente mancanti piuttosto che per aggiungere potenza statistica — venivano contati come osservazioni indipendenti aggiuntive invece che come sostituzioni, gonfiando n a 10 o 15 a seconda della configurazione, e per "central" in particolare mescolando dati pre-fix (prima di una correzione di sensibilità DP, vedi §3.4) con dati corretti post-fix. Entrambi sono stati corretti tramite deduplicazione per (configurazione, seed), mantenendo solo il file più recente per ogni seed; tutti e 10 i gruppi ora mostrano correttamente n=5. Il TPR@low-FPR è presente in ogni file di risultato di questa campagna finale (il campo è stato implementato dopo che la precedente campagna a 8 configurazioni, ora superata, era già iniziata, motivo per cui quel run non lo aveva), ed è stato ora testato con bootstrap/Wilcoxon a FPR ∈ {0.1%, 1%, 5%} (§7) seguendo l'argomento di Carlini et al. [2] secondo cui l'AUC-ROC può nascondere un segnale a basso FPR, con lo stesso risultato nullo dell'analisi AUC-ROC.</w:t>
+        <w:t xml:space="preserve">La composizione attraverso i round FL è naive (ε_totale = ε_per_round × round), non Rényi DP (RDP) o zCDP — un divario reale: Jayaraman ed Evans [15] mostrano che la composizione naive richiede 50× il budget che serve a RDP per un'utilità equivalente su un compito comparabile (§2), quindi il nostro ε multi-round riportato è un limite superiore conservativo (largo), non una garanzia stretta. Questo non influisce sulle misurazioni MIA in sé, che sono empiriche e indipendenti dal limite di composizione usato per dichiarare il budget teorico. Abbiamo inoltre implementato il limite di composizione avanzata in forma chiusa (Dwork e Roth [6], Teorema 3.20) e lo abbiamo calcolato per ogni esperimento già completato (epsilon_cumulative_advanced, scripts/compute_advanced_composition.py): ai T=10 round usati in tutta questa campagna, non è mai più stretto del limite naive sopra — la composizione avanzata è un miglioramento asintotico large-round/small-ε che richiede molti più round di quanti ne usiamo (analiticamente: ≥29 round a ε=0.1, ≥187 a ε=0.5, e mai a ε=1.0, poiché ε ≥ ln(2)≈0.693 esclude qualunque crossover a un numero finito di round). Un accountant RDP specifico per il meccanismo Gaussiano resta la via più promettente verso un numero più stretto e non è implementato — lavoro futuro. I risultati sono validati su ACN-Data reale sia in simulazione che in un deployment reale; la campagna bootstrap completa 5-seed × 10-configurazioni (§7) è completa, incluse le due configurazioni (central/local, ε=0.5) mancanti dalla precedente campagna a 8 configurazioni. Un vero test di Wilcoxon a rango con segno è stato eseguito su una macchina con scipy: nessuno dei 10 gruppi di configurazione mostra un AUC significativamente diverso da 0.5 (p compreso tra 0.3125–1.0000, tutti ben sopra 0.05). Due bug reali di conflazione dei dati sono stati trovati e corretti durante questo processo: primo (2026-09-04), il gruppo "baseline no-DP" aveva silenziosamente incluso file di un esperimento di robustezza non correlato (split train/holdout entity-aware) insieme ai propri seed reali, gonfiando n da 5 a 10; secondo (2026-09-08), i rilanci della campagna stessa — che riutilizzavano gli stessi 5 seed per aggiungere metriche precedentemente mancanti piuttosto che per aggiungere potenza statistica — venivano contati come osservazioni indipendenti aggiuntive invece che come sostituzioni, gonfiando n a 10 o 15 a seconda della configurazione, e per "central" in particolare mescolando dati pre-fix (prima di una correzione di sensibilità DP, vedi §3.5) con dati corretti post-fix. Entrambi sono stati corretti tramite deduplicazione per (configurazione, seed), mantenendo solo il file più recente per ogni seed; tutti e 10 i gruppi ora mostrano correttamente n=5. Il TPR@low-FPR è presente in ogni file di risultato di questa campagna finale (il campo è stato implementato dopo che la precedente campagna a 8 configurazioni, ora superata, era già iniziata, motivo per cui quel run non lo aveva), ed è stato ora testato con bootstrap/Wilcoxon a FPR ∈ {0.1%, 1%, 5%} (§7) seguendo l'argomento di Carlini et al. [2] secondo cui l'AUC-ROC può nascondere un segnale a basso FPR, con lo stesso risultato nullo dell'analisi AUC-ROC.</w:t>
       </w:r>
     </w:p>
     <w:p>
@@ -4165,6 +4247,66 @@
           <w:iCs w:val="false"/>
         </w:rPr>
         <w:t xml:space="preserve">[16] M. A. Rahman, T. Rahman, R. Laganière, N. Mohammed, and Y. Wang, "Membership Inference Attack against Differentially Private Deep Learning Model," Transactions on Data Privacy, vol. 11, no. 1, pp. 61–79, 2018.</w:t>
+      </w:r>
+    </w:p>
+    <w:p>
+      <w:pPr>
+        <w:spacing w:after="160"/>
+        <w:jc w:val="both"/>
+      </w:pPr>
+      <w:r>
+        <w:rPr>
+          <w:b w:val="false"/>
+          <w:bCs w:val="false"/>
+          <w:i w:val="false"/>
+          <w:iCs w:val="false"/>
+        </w:rPr>
+        <w:t xml:space="preserve">[17] M. Jagielski, J. Ullman, and A. Oprea, "Auditing Differentially Private Machine Learning: How Private is Private SGD?," NeurIPS, 2020.</w:t>
+      </w:r>
+    </w:p>
+    <w:p>
+      <w:pPr>
+        <w:spacing w:after="160"/>
+        <w:jc w:val="both"/>
+      </w:pPr>
+      <w:r>
+        <w:rPr>
+          <w:b w:val="false"/>
+          <w:bCs w:val="false"/>
+          <w:i w:val="false"/>
+          <w:iCs w:val="false"/>
+        </w:rPr>
+        <w:t xml:space="preserve">[18] M. Nasr, S. Song, A. Thakurta, N. Papernot, and N. Carlini, "Adversary Instantiation: Lower Bounds for Differentially Private Machine Learning," IEEE S&amp;P, 2021.</w:t>
+      </w:r>
+    </w:p>
+    <w:p>
+      <w:pPr>
+        <w:spacing w:after="160"/>
+        <w:jc w:val="both"/>
+      </w:pPr>
+      <w:r>
+        <w:rPr>
+          <w:b w:val="false"/>
+          <w:bCs w:val="false"/>
+          <w:i w:val="false"/>
+          <w:iCs w:val="false"/>
+        </w:rPr>
+        <w:t xml:space="preserve">[19] T. Steinke, M. Nasr, and M. Jagielski, "Privacy Auditing with One (1) Training Run," NeurIPS, 2023.</w:t>
+      </w:r>
+    </w:p>
+    <w:p>
+      <w:pPr>
+        <w:spacing w:after="160"/>
+        <w:jc w:val="both"/>
+      </w:pPr>
+      <w:r>
+        <w:rPr>
+          <w:b w:val="false"/>
+          <w:bCs w:val="false"/>
+          <w:i w:val="false"/>
+          <w:iCs w:val="false"/>
+        </w:rPr>
+        <w:t xml:space="preserve">[20] S. Maddock, A. Sablayrolles, and P. Stock, "CANIFE: Crafting Canaries for Empirical Privacy Measurement in Federated Learning," ICLR, 2023.</w:t>
       </w:r>
     </w:p>
     <w:p>

--- a/docs/paper/ChargeShield-FL_DSN2027_paper_skeleton_IT.docx
+++ b/docs/paper/ChargeShield-FL_DSN2027_paper_skeleton_IT.docx
@@ -397,6 +397,21 @@
     </w:p>
     <w:p>
       <w:pPr>
+        <w:spacing w:after="160"/>
+        <w:jc w:val="both"/>
+      </w:pPr>
+      <w:r>
+        <w:rPr>
+          <w:b w:val="false"/>
+          <w:bCs w:val="false"/>
+          <w:i w:val="false"/>
+          <w:iCs w:val="false"/>
+        </w:rPr>
+        <w:t xml:space="preserve">Due termini in questa sezione si prestano facilmente a essere confusi, quindi li fissiamo una volta per tutte qui: “budget auditing” indica il Privacy Auditor (§3.2), un componente online, a runtime, che traccia il consumo del budget DP e segnala anomalie basate su soglia mentre il training è in corso; “auditing empirico della privacy” indica la suite offline di attacchi ad avversario instanziato (Yeom, Shadow, LiRA — §3.3) che misura, dopo il training, cosa un avversario concreto estrae davvero dagli stessi dati di round. I due sono architetturalmente indipendenti e rispondono a domande diverse — uno traccia una promessa, l'altro misura cosa è stato effettivamente estratto — e ogni uso successivo di “auditor”/“auditing” in questo paper segue questa distinzione.</w:t>
+      </w:r>
+    </w:p>
+    <w:p>
+      <w:pPr>
         <w:pStyle w:val="Heading2"/>
         <w:spacing w:after="120" w:before="220"/>
       </w:pPr>
@@ -465,6 +480,21 @@
           <w:iCs w:val="false"/>
         </w:rPr>
         <w:t xml:space="preserve">La garanzia (ε,δ) della differential privacy limita il leakage nel caso peggiore su ogni possibile avversario e dataset vicino; non dice di per sé cosa un avversario concreto e realistico estragga effettivamente da un modello specifico già addestrato. Una metodologia distinta — instanziare empiricamente uno o più avversari concreti di membership-inference contro un modello reale e misurare cosa ottengono, anziché ragionare sul gioco DP in astratto — è ciò che Jagielski et al. [17] e Nasr et al. [18] chiamano adversary instantiation. È esattamente il ruolo che Yeom, Shadow e LiRA (§3.6) svolgono in questo paper: tre instanziazioni di avversario di forza crescente — una soglia sulla loss grezza, un singolo modello shadow calibrato, e un test a rapporto di verosimiglianza d'insieme — eseguiti offline contro dati di training reali per-round (§5–§7), interamente separati dall'accounting online del budget del Privacy Auditor (§3.2). Manteniamo questa distinzione esplicita a livello terminologico perché l'uso di “auditor” nella letteratura di DP-auditing [17–19] si riferisce a questo ruolo avversario/di misurazione, non al nostro componente Privacy Auditor: il Privacy Auditor calcola cosa il meccanismo DP promette; Yeom/Shadow/LiRA misurano cosa un avversario instanziato estrae davvero. Usiamo “auditing empirico della differential privacy” per la metodologia di questa sezione, riservando “il Privacy Auditor” esclusivamente al sottosistema di telemetria difensiva del §3.2.</w:t>
+      </w:r>
+    </w:p>
+    <w:p>
+      <w:pPr>
+        <w:spacing w:after="160"/>
+        <w:jc w:val="both"/>
+      </w:pPr>
+      <w:r>
+        <w:rPr>
+          <w:b w:val="false"/>
+          <w:bCs w:val="false"/>
+          <w:i w:val="false"/>
+          <w:iCs w:val="false"/>
+        </w:rPr>
+        <w:t xml:space="preserve">Eseguire questi attacchi dopo il training anziché dentro il processo server non indebolisce di per sé cosa la misurazione può sostenere, purché valgano tre condizioni — ciascuna da dichiarare esplicitamente, perché è la prima cosa che un revisore mette in discussione di un'analisi offline di questo tipo. Primo, causalità: l'attacco valutato al round t usa solo artefatti dei round ≤ t. Nella nostra implementazione, i modelli shadow fanno warm-start dai pesi globali di quello stesso round (§3.6) e il punteggio composto si accumula in avanti attraverso i round, mai all'indietro — vero per costruzione del ciclo dei round, ma da dichiarare anziché lasciare che il lettore lo deduca dal codice. Secondo, confinamento informativo: l'attacco usa solo ciò che il server riceve legittimamente — le etichette membro/non-membro sono usate dal valutatore per calcolare l'AUC-ROC dopo la scoratura, mai dall'attaccante per produrre i punteggi stessi. È prassi standard nella letteratura MIA, ma vale la pena dichiararlo esplicitamente qui proprio perché la separazione fra attaccante e valutatore non è più visivamente ovvia una volta che l'attacco gira dopo i fatti anziché in linea. Terzo, fedeltà del dump: nel percorso di deployment NVFLARE, il pickle che ChargeShieldAggregator esporta dopo ogni round contiene esattamente ciò che l'aggregator aveva in memoria, senza perdite né arrotondamenti — una condizione specifica di quel percorso, dato che la simulazione single-process non serializza mai round_data: viene passato in memoria allo stesso codice di attacco all'interno dello stesso processo. Con queste tre condizioni dichiarate e verificate, la valutazione offline non è semplicemente un compromesso difendibile, ma ha due proprietà da rivendicare invece che da giustificare. Riproducibilità: l'artefatto round_data — in memoria per la simulazione, il dump pickle per NVFLARE — può essere riattaccato da chiunque con un attacco diverso dal nostro, il che l'artifact evaluation premia direttamente. Non interferenza: eseguire un attacco dentro il passo di aggregazione dell'aggregator ne perturberebbe i tempi e l'impronta di memoria, e su NVFLARE potenzialmente l'aggregazione stessa; mantenere la misurazione offline garantisce che non possa alterare ciò che misura. L'unica affermazione che la valutazione offline non può sostenere è un rilevamento a runtime del rischio di privacy mentre il training è in corso — il che è coerente con questa architettura, non un suo limite: l'unico componente che opera mai online è il Privacy Auditor (§3.2), e fa accounting del budget, non attacco.</w:t>
       </w:r>
     </w:p>
     <w:p>
